--- a/guides/02-performance-measurement-fundamentals.docx
+++ b/guides/02-performance-measurement-fundamentals.docx
@@ -1412,30 +1412,6 @@
               <w:t xml:space="preserve"> before you sit this chapter — §2.4 borrows their vocabulary wholesale.</w:t>
             </w:r>
           </w:p>
-          <w:p>
-            <w:pPr>
-              <w:spacing w:after="40" w:line="258"/>
-              <w:jc w:val="both"/>
-            </w:pPr>
-            <w:r>
-              <w:rPr>
-                <w:b/>
-                <w:bCs/>
-                <w:sz w:val="18"/>
-                <w:szCs w:val="18"/>
-                <w:rFonts w:ascii="Calibri" w:cs="Calibri" w:eastAsia="Calibri" w:hAnsi="Calibri"/>
-              </w:rPr>
-              <w:t xml:space="preserve">Suggested schedule:</w:t>
-            </w:r>
-            <w:r>
-              <w:rPr>
-                <w:sz w:val="18"/>
-                <w:szCs w:val="18"/>
-                <w:rFonts w:ascii="Calibri" w:cs="Calibri" w:eastAsia="Calibri" w:hAnsi="Calibri"/>
-              </w:rPr>
-              <w:t xml:space="preserve"> Day 1 — Section 1 in full, then Section 3 tables 3.1 and 3.2. Day 2 — Section 2, plus rebuilding the metric classification table from blank paper. Day 3 — Section 4 Part A (all four official questions) and Part B for PTFL-2.1. Day 4 — Section 4 Part B for the remaining objectives, plus Section 5. Day 5 onwards — Section 6 flashcards daily, Section 7 the night before.</w:t>
-            </w:r>
-          </w:p>
         </w:tc>
       </w:tr>
     </w:tbl>
@@ -17918,7 +17894,7 @@
           <w:szCs w:val="19"/>
           <w:rFonts w:ascii="Calibri" w:cs="Calibri" w:eastAsia="Calibri" w:hAnsi="Calibri"/>
         </w:rPr>
-        <w:t xml:space="preserve"> — questions #7 to #10, one per learning objective — reproduced with their official correct answers and rationale. Questions 5–30 are additional items derived strictly from the syllabus text, in the same style and difficulty. Correct options are marked ✔ — cover the green box and self-test first.</w:t>
+        <w:t xml:space="preserve"> — questions #7 to #10, one per learning objective — reproduced with their official correct answers and rationale. Questions 5–13 are additional items derived strictly from the syllabus text, in the same style and difficulty. Correct options are marked ✔ — cover the green box and self-test first.</w:t>
       </w:r>
     </w:p>
     <w:p>
@@ -19121,7 +19097,7 @@
           <w:szCs w:val="25"/>
           <w:rFonts w:ascii="Calibri" w:cs="Calibri" w:eastAsia="Calibri" w:hAnsi="Calibri"/>
         </w:rPr>
-        <w:t xml:space="preserve">Part B — 26 additional syllabus-derived questions</w:t>
+        <w:t xml:space="preserve">Part B — 9 additional syllabus-derived questions</w:t>
       </w:r>
     </w:p>
     <w:p>
@@ -19138,7 +19114,24 @@
           <w:szCs w:val="19"/>
           <w:rFonts w:ascii="Calibri" w:cs="Calibri" w:eastAsia="Calibri" w:hAnsi="Calibri"/>
         </w:rPr>
-        <w:t xml:space="preserve">Q5. Recall · list</w:t>
+        <w:t xml:space="preserve">Q5. Classification</w:t>
+      </w:r>
+    </w:p>
+    <w:p>
+      <w:pPr>
+        <w:keepNext/>
+        <w:spacing w:after="70" w:line="264"/>
+        <w:jc w:val="both"/>
+      </w:pPr>
+      <w:r>
+        <w:rPr>
+          <w:i/>
+          <w:iCs/>
+          <w:sz w:val="18"/>
+          <w:szCs w:val="18"/>
+          <w:rFonts w:ascii="Calibri" w:cs="Calibri" w:eastAsia="Calibri" w:hAnsi="Calibri"/>
+        </w:rPr>
+        <w:t xml:space="preserve">The team is measuring how long the environment takes to start up, how long a nightly backup takes, and how quickly the system issues a warning when a threshold is crossed.</w:t>
       </w:r>
     </w:p>
     <w:p>
@@ -19152,7 +19145,7 @@
           <w:szCs w:val="19"/>
           <w:rFonts w:ascii="Calibri" w:cs="Calibri" w:eastAsia="Calibri" w:hAnsi="Calibri"/>
         </w:rPr>
-        <w:t xml:space="preserve">Which of the following is one of the project risks the syllabus lists as applying if performance testing is undertaken without first understanding which measurements and metrics are needed?</w:t>
+        <w:t xml:space="preserve">Which category do these metrics belong to, and what characterises that category?</w:t>
       </w:r>
     </w:p>
     <w:p>
@@ -19167,7 +19160,7 @@
           <w:szCs w:val="18"/>
           <w:rFonts w:ascii="Calibri" w:cs="Calibri" w:eastAsia="Calibri" w:hAnsi="Calibri"/>
         </w:rPr>
-        <w:t xml:space="preserve">a) The performance test tool licence may expire before testing completes</w:t>
+        <w:t xml:space="preserve">a) Technical environment — they concern hardware resources</w:t>
       </w:r>
     </w:p>
     <w:p>
@@ -19178,14 +19171,11 @@
       </w:pPr>
       <w:r>
         <w:rPr>
-          <w:b/>
-          <w:bCs/>
-          <w:color w:val="1E6B3A"/>
           <w:sz w:val="18"/>
           <w:szCs w:val="18"/>
           <w:rFonts w:ascii="Calibri" w:cs="Calibri" w:eastAsia="Calibri" w:hAnsi="Calibri"/>
         </w:rPr>
-        <w:t xml:space="preserve">b) Performance test results are evaluated based on the subjective opinion of one or more people   ✔</w:t>
+        <w:t xml:space="preserve">b) Business environment — they affect service availability for customers</w:t>
       </w:r>
     </w:p>
     <w:p>
@@ -19196,11 +19186,14 @@
       </w:pPr>
       <w:r>
         <w:rPr>
+          <w:b/>
+          <w:bCs/>
+          <w:color w:val="1E6B3A"/>
           <w:sz w:val="18"/>
           <w:szCs w:val="18"/>
           <w:rFonts w:ascii="Calibri" w:cs="Calibri" w:eastAsia="Calibri" w:hAnsi="Calibri"/>
         </w:rPr>
-        <w:t xml:space="preserve">c) The test environment may be smaller than production</w:t>
+        <w:t xml:space="preserve">c) Operational environment — they focus on tasks generally not considered to be user-facing in nature   ✔</w:t>
       </w:r>
     </w:p>
     <w:p>
@@ -19215,7 +19208,7 @@
           <w:szCs w:val="18"/>
           <w:rFonts w:ascii="Calibri" w:cs="Calibri" w:eastAsia="Calibri" w:hAnsi="Calibri"/>
         </w:rPr>
-        <w:t xml:space="preserve">d) Operational profiles cannot be constructed without metrics</w:t>
+        <w:t xml:space="preserve">d) Software metrics — they measure code and configuration quality</w:t>
       </w:r>
     </w:p>
     <w:tbl>
@@ -19258,7 +19251,7 @@
                 <w:szCs w:val="18"/>
                 <w:rFonts w:ascii="Calibri" w:cs="Calibri" w:eastAsia="Calibri" w:hAnsi="Calibri"/>
               </w:rPr>
-              <w:t xml:space="preserve">Correct answer: b   |   LO: PTFL-2.1.1 (K2) | Syllabus §2.1.1</w:t>
+              <w:t xml:space="preserve">Correct answer: c   |   LO: PTFL-2.1.1 (K2) | Syllabus §2.1.2</w:t>
             </w:r>
           </w:p>
         </w:tc>
@@ -19296,115 +19289,133 @@
                 <w:szCs w:val="18"/>
                 <w:rFonts w:ascii="Calibri" w:cs="Calibri" w:eastAsia="Calibri" w:hAnsi="Calibri"/>
               </w:rPr>
-              <w:t xml:space="preserve"> The six risks are: performance levels </w:t>
-            </w:r>
-            <w:r>
-              <w:rPr>
-                <w:b/>
-                <w:bCs/>
-                <w:sz w:val="18"/>
-                <w:szCs w:val="18"/>
-                <w:rFonts w:ascii="Calibri" w:cs="Calibri" w:eastAsia="Calibri" w:hAnsi="Calibri"/>
-              </w:rPr>
-              <w:t xml:space="preserve">unknown to be acceptable for operational objectives</w:t>
-            </w:r>
-            <w:r>
-              <w:rPr>
-                <w:sz w:val="18"/>
-                <w:szCs w:val="18"/>
-                <w:rFonts w:ascii="Calibri" w:cs="Calibri" w:eastAsia="Calibri" w:hAnsi="Calibri"/>
-              </w:rPr>
-              <w:t xml:space="preserve"> · requirements </w:t>
-            </w:r>
-            <w:r>
-              <w:rPr>
-                <w:b/>
-                <w:bCs/>
-                <w:sz w:val="18"/>
-                <w:szCs w:val="18"/>
-                <w:rFonts w:ascii="Calibri" w:cs="Calibri" w:eastAsia="Calibri" w:hAnsi="Calibri"/>
-              </w:rPr>
-              <w:t xml:space="preserve">not defined in measurable terms</w:t>
-            </w:r>
-            <w:r>
-              <w:rPr>
-                <w:sz w:val="18"/>
-                <w:szCs w:val="18"/>
-                <w:rFonts w:ascii="Calibri" w:cs="Calibri" w:eastAsia="Calibri" w:hAnsi="Calibri"/>
-              </w:rPr>
-              <w:t xml:space="preserve"> · </w:t>
-            </w:r>
-            <w:r>
-              <w:rPr>
-                <w:b/>
-                <w:bCs/>
-                <w:sz w:val="18"/>
-                <w:szCs w:val="18"/>
-                <w:rFonts w:ascii="Calibri" w:cs="Calibri" w:eastAsia="Calibri" w:hAnsi="Calibri"/>
-              </w:rPr>
-              <w:t xml:space="preserve">trends that predict lower performance cannot be identified</w:t>
-            </w:r>
-            <w:r>
-              <w:rPr>
-                <w:sz w:val="18"/>
-                <w:szCs w:val="18"/>
-                <w:rFonts w:ascii="Calibri" w:cs="Calibri" w:eastAsia="Calibri" w:hAnsi="Calibri"/>
-              </w:rPr>
-              <w:t xml:space="preserve"> · results </w:t>
-            </w:r>
-            <w:r>
-              <w:rPr>
-                <w:b/>
-                <w:bCs/>
-                <w:sz w:val="18"/>
-                <w:szCs w:val="18"/>
-                <w:rFonts w:ascii="Calibri" w:cs="Calibri" w:eastAsia="Calibri" w:hAnsi="Calibri"/>
-              </w:rPr>
-              <w:t xml:space="preserve">cannot be compared to a baseline</w:t>
-            </w:r>
-            <w:r>
-              <w:rPr>
-                <w:sz w:val="18"/>
-                <w:szCs w:val="18"/>
-                <w:rFonts w:ascii="Calibri" w:cs="Calibri" w:eastAsia="Calibri" w:hAnsi="Calibri"/>
-              </w:rPr>
-              <w:t xml:space="preserve"> of acceptable and unacceptable performance · results </w:t>
-            </w:r>
-            <w:r>
-              <w:rPr>
-                <w:b/>
-                <w:bCs/>
-                <w:sz w:val="18"/>
-                <w:szCs w:val="18"/>
-                <w:rFonts w:ascii="Calibri" w:cs="Calibri" w:eastAsia="Calibri" w:hAnsi="Calibri"/>
-              </w:rPr>
-              <w:t xml:space="preserve">evaluated on subjective opinion</w:t>
-            </w:r>
-            <w:r>
-              <w:rPr>
-                <w:sz w:val="18"/>
-                <w:szCs w:val="18"/>
-                <w:rFonts w:ascii="Calibri" w:cs="Calibri" w:eastAsia="Calibri" w:hAnsi="Calibri"/>
-              </w:rPr>
-              <w:t xml:space="preserve"> · </w:t>
-            </w:r>
-            <w:r>
-              <w:rPr>
-                <w:b/>
-                <w:bCs/>
-                <w:sz w:val="18"/>
-                <w:szCs w:val="18"/>
-                <w:rFonts w:ascii="Calibri" w:cs="Calibri" w:eastAsia="Calibri" w:hAnsi="Calibri"/>
-              </w:rPr>
-              <w:t xml:space="preserve">results provided by a performance test tool are not understood</w:t>
-            </w:r>
-            <w:r>
-              <w:rPr>
-                <w:sz w:val="18"/>
-                <w:szCs w:val="18"/>
-                <w:rFonts w:ascii="Calibri" w:cs="Calibri" w:eastAsia="Calibri" w:hAnsi="Calibri"/>
-              </w:rPr>
-              <w:t xml:space="preserve">. Options (a), (c) and (d) are real project concerns but appear elsewhere in the syllabus, not in this list.</w:t>
+              <w:t xml:space="preserve"> The syllabus defines the operational aspect as focusing on </w:t>
+            </w:r>
+            <w:r>
+              <w:rPr>
+                <w:b/>
+                <w:bCs/>
+                <w:sz w:val="18"/>
+                <w:szCs w:val="18"/>
+                <w:rFonts w:ascii="Calibri" w:cs="Calibri" w:eastAsia="Calibri" w:hAnsi="Calibri"/>
+              </w:rPr>
+              <w:t xml:space="preserve">tasks that are generally not considered to be user-facing in nature</w:t>
+            </w:r>
+            <w:r>
+              <w:rPr>
+                <w:sz w:val="18"/>
+                <w:szCs w:val="18"/>
+                <w:rFonts w:ascii="Calibri" w:cs="Calibri" w:eastAsia="Calibri" w:hAnsi="Calibri"/>
+              </w:rPr>
+              <w:t xml:space="preserve">, and lists exactly three: </w:t>
+            </w:r>
+            <w:r>
+              <w:rPr>
+                <w:b/>
+                <w:bCs/>
+                <w:sz w:val="18"/>
+                <w:szCs w:val="18"/>
+                <w:rFonts w:ascii="Calibri" w:cs="Calibri" w:eastAsia="Calibri" w:hAnsi="Calibri"/>
+              </w:rPr>
+              <w:t xml:space="preserve">operational processes</w:t>
+            </w:r>
+            <w:r>
+              <w:rPr>
+                <w:sz w:val="18"/>
+                <w:szCs w:val="18"/>
+                <w:rFonts w:ascii="Calibri" w:cs="Calibri" w:eastAsia="Calibri" w:hAnsi="Calibri"/>
+              </w:rPr>
+              <w:t xml:space="preserve"> (</w:t>
+            </w:r>
+            <w:r>
+              <w:rPr>
+                <w:b/>
+                <w:bCs/>
+                <w:sz w:val="18"/>
+                <w:szCs w:val="18"/>
+                <w:rFonts w:ascii="Calibri" w:cs="Calibri" w:eastAsia="Calibri" w:hAnsi="Calibri"/>
+              </w:rPr>
+              <w:t xml:space="preserve">environment start-up, backups, shutdown and resumption times</w:t>
+            </w:r>
+            <w:r>
+              <w:rPr>
+                <w:sz w:val="18"/>
+                <w:szCs w:val="18"/>
+                <w:rFonts w:ascii="Calibri" w:cs="Calibri" w:eastAsia="Calibri" w:hAnsi="Calibri"/>
+              </w:rPr>
+              <w:t xml:space="preserve">), </w:t>
+            </w:r>
+            <w:r>
+              <w:rPr>
+                <w:b/>
+                <w:bCs/>
+                <w:sz w:val="18"/>
+                <w:szCs w:val="18"/>
+                <w:rFonts w:ascii="Calibri" w:cs="Calibri" w:eastAsia="Calibri" w:hAnsi="Calibri"/>
+              </w:rPr>
+              <w:t xml:space="preserve">system restoration</w:t>
+            </w:r>
+            <w:r>
+              <w:rPr>
+                <w:sz w:val="18"/>
+                <w:szCs w:val="18"/>
+                <w:rFonts w:ascii="Calibri" w:cs="Calibri" w:eastAsia="Calibri" w:hAnsi="Calibri"/>
+              </w:rPr>
+              <w:t xml:space="preserve"> (</w:t>
+            </w:r>
+            <w:r>
+              <w:rPr>
+                <w:b/>
+                <w:bCs/>
+                <w:sz w:val="18"/>
+                <w:szCs w:val="18"/>
+                <w:rFonts w:ascii="Calibri" w:cs="Calibri" w:eastAsia="Calibri" w:hAnsi="Calibri"/>
+              </w:rPr>
+              <w:t xml:space="preserve">time required to restore data from a backup</w:t>
+            </w:r>
+            <w:r>
+              <w:rPr>
+                <w:sz w:val="18"/>
+                <w:szCs w:val="18"/>
+                <w:rFonts w:ascii="Calibri" w:cs="Calibri" w:eastAsia="Calibri" w:hAnsi="Calibri"/>
+              </w:rPr>
+              <w:t xml:space="preserve">) and </w:t>
+            </w:r>
+            <w:r>
+              <w:rPr>
+                <w:b/>
+                <w:bCs/>
+                <w:sz w:val="18"/>
+                <w:szCs w:val="18"/>
+                <w:rFonts w:ascii="Calibri" w:cs="Calibri" w:eastAsia="Calibri" w:hAnsi="Calibri"/>
+              </w:rPr>
+              <w:t xml:space="preserve">alerts and warnings</w:t>
+            </w:r>
+            <w:r>
+              <w:rPr>
+                <w:sz w:val="18"/>
+                <w:szCs w:val="18"/>
+                <w:rFonts w:ascii="Calibri" w:cs="Calibri" w:eastAsia="Calibri" w:hAnsi="Calibri"/>
+              </w:rPr>
+              <w:t xml:space="preserve"> (</w:t>
+            </w:r>
+            <w:r>
+              <w:rPr>
+                <w:b/>
+                <w:bCs/>
+                <w:sz w:val="18"/>
+                <w:szCs w:val="18"/>
+                <w:rFonts w:ascii="Calibri" w:cs="Calibri" w:eastAsia="Calibri" w:hAnsi="Calibri"/>
+              </w:rPr>
+              <w:t xml:space="preserve">the time needed for the system to issue an alert or warning</w:t>
+            </w:r>
+            <w:r>
+              <w:rPr>
+                <w:sz w:val="18"/>
+                <w:szCs w:val="18"/>
+                <w:rFonts w:ascii="Calibri" w:cs="Calibri" w:eastAsia="Calibri" w:hAnsi="Calibri"/>
+              </w:rPr>
+              <w:t xml:space="preserve">).</w:t>
             </w:r>
           </w:p>
         </w:tc>
@@ -19429,7 +19440,7 @@
           <w:szCs w:val="19"/>
           <w:rFonts w:ascii="Calibri" w:cs="Calibri" w:eastAsia="Calibri" w:hAnsi="Calibri"/>
         </w:rPr>
-        <w:t xml:space="preserve">Q6. Tricky</w:t>
+        <w:t xml:space="preserve">Q6. Tricky · GQM</w:t>
       </w:r>
     </w:p>
     <w:p>
@@ -19443,7 +19454,7 @@
           <w:szCs w:val="19"/>
           <w:rFonts w:ascii="Calibri" w:cs="Calibri" w:eastAsia="Calibri" w:hAnsi="Calibri"/>
         </w:rPr>
-        <w:t xml:space="preserve">The syllabus says response time will be in any set of performance metrics, but that to be meaningful and actionable it must be further defined. In terms of what?</w:t>
+        <w:t xml:space="preserve">Which statement about the Goal-Question-Metric (GQM) approach matches the syllabus?</w:t>
       </w:r>
     </w:p>
     <w:p>
@@ -19458,7 +19469,7 @@
           <w:szCs w:val="18"/>
           <w:rFonts w:ascii="Calibri" w:cs="Calibri" w:eastAsia="Calibri" w:hAnsi="Calibri"/>
         </w:rPr>
-        <w:t xml:space="preserve">a) The protocol used and the tool vendor</w:t>
+        <w:t xml:space="preserve">a) GQM guarantees that every performance metric can be traced to a goal</w:t>
       </w:r>
     </w:p>
     <w:p>
@@ -19469,11 +19480,14 @@
       </w:pPr>
       <w:r>
         <w:rPr>
+          <w:b/>
+          <w:bCs/>
+          <w:color w:val="1E6B3A"/>
           <w:sz w:val="18"/>
           <w:szCs w:val="18"/>
           <w:rFonts w:ascii="Calibri" w:cs="Calibri" w:eastAsia="Calibri" w:hAnsi="Calibri"/>
         </w:rPr>
-        <w:t xml:space="preserve">b) The programming language and the operating system version</w:t>
+        <w:t xml:space="preserve">b) GQM aligns metrics with performance goals, but does not always fit the performance testing process — some metrics represent a system's health and are not directly linked to goals   ✔</w:t>
       </w:r>
     </w:p>
     <w:p>
@@ -19488,7 +19502,7 @@
           <w:szCs w:val="18"/>
           <w:rFonts w:ascii="Calibri" w:cs="Calibri" w:eastAsia="Calibri" w:hAnsi="Calibri"/>
         </w:rPr>
-        <w:t xml:space="preserve">c) The test level and the test type</w:t>
+        <w:t xml:space="preserve">c) GQM replaces the need for a baseline</w:t>
       </w:r>
     </w:p>
     <w:p>
@@ -19499,14 +19513,11 @@
       </w:pPr>
       <w:r>
         <w:rPr>
-          <w:b/>
-          <w:bCs/>
-          <w:color w:val="1E6B3A"/>
           <w:sz w:val="18"/>
           <w:szCs w:val="18"/>
           <w:rFonts w:ascii="Calibri" w:cs="Calibri" w:eastAsia="Calibri" w:hAnsi="Calibri"/>
         </w:rPr>
-        <w:t xml:space="preserve">d) Time of day, number of concurrent users, and the amount of data being processed   ✔</w:t>
+        <w:t xml:space="preserve">d) GQM is mandatory for defining performance test objectives</w:t>
       </w:r>
     </w:p>
     <w:tbl>
@@ -19549,7 +19560,7 @@
                 <w:szCs w:val="18"/>
                 <w:rFonts w:ascii="Calibri" w:cs="Calibri" w:eastAsia="Calibri" w:hAnsi="Calibri"/>
               </w:rPr>
-              <w:t xml:space="preserve">Correct answer: d   |   LO: PTFL-2.1.1 (K2) | Syllabus §2.1.2</w:t>
+              <w:t xml:space="preserve">Correct answer: b   |   LO: PTFL-2.1.1 (K2) | Syllabus §2.1.3</w:t>
             </w:r>
           </w:p>
         </w:tc>
@@ -19587,83 +19598,61 @@
                 <w:szCs w:val="18"/>
                 <w:rFonts w:ascii="Calibri" w:cs="Calibri" w:eastAsia="Calibri" w:hAnsi="Calibri"/>
               </w:rPr>
-              <w:t xml:space="preserve"> The syllabus example reads: "</w:t>
-            </w:r>
-            <w:r>
-              <w:rPr>
-                <w:i/>
-                <w:iCs/>
-                <w:sz w:val="18"/>
-                <w:szCs w:val="18"/>
-                <w:rFonts w:ascii="Calibri" w:cs="Calibri" w:eastAsia="Calibri" w:hAnsi="Calibri"/>
-              </w:rPr>
-              <w:t xml:space="preserve">the response time metric will need to be further defined in terms of </w:t>
-            </w:r>
-            <w:r>
-              <w:rPr>
-                <w:b/>
-                <w:bCs/>
-                <w:i/>
-                <w:iCs/>
-                <w:sz w:val="18"/>
-                <w:szCs w:val="18"/>
-                <w:rFonts w:ascii="Calibri" w:cs="Calibri" w:eastAsia="Calibri" w:hAnsi="Calibri"/>
-              </w:rPr>
-              <w:t xml:space="preserve">time of day, number of concurrent users, the amount of data being processed</w:t>
-            </w:r>
-            <w:r>
-              <w:rPr>
-                <w:i/>
-                <w:iCs/>
-                <w:sz w:val="18"/>
-                <w:szCs w:val="18"/>
-                <w:rFonts w:ascii="Calibri" w:cs="Calibri" w:eastAsia="Calibri" w:hAnsi="Calibri"/>
-              </w:rPr>
-              <w:t xml:space="preserve"> and so forth</w:t>
-            </w:r>
-            <w:r>
-              <w:rPr>
-                <w:sz w:val="18"/>
-                <w:szCs w:val="18"/>
-                <w:rFonts w:ascii="Calibri" w:cs="Calibri" w:eastAsia="Calibri" w:hAnsi="Calibri"/>
-              </w:rPr>
-              <w:t xml:space="preserve">". The general principle is that </w:t>
-            </w:r>
-            <w:r>
-              <w:rPr>
-                <w:b/>
-                <w:bCs/>
-                <w:sz w:val="18"/>
-                <w:szCs w:val="18"/>
-                <w:rFonts w:ascii="Calibri" w:cs="Calibri" w:eastAsia="Calibri" w:hAnsi="Calibri"/>
-              </w:rPr>
-              <w:t xml:space="preserve">any metric can and should be defined to be meaningful in a particular context</w:t>
-            </w:r>
-            <w:r>
-              <w:rPr>
-                <w:sz w:val="18"/>
-                <w:szCs w:val="18"/>
-                <w:rFonts w:ascii="Calibri" w:cs="Calibri" w:eastAsia="Calibri" w:hAnsi="Calibri"/>
-              </w:rPr>
-              <w:t xml:space="preserve">, and that this is </w:t>
-            </w:r>
-            <w:r>
-              <w:rPr>
-                <w:b/>
-                <w:bCs/>
-                <w:sz w:val="18"/>
-                <w:szCs w:val="18"/>
-                <w:rFonts w:ascii="Calibri" w:cs="Calibri" w:eastAsia="Calibri" w:hAnsi="Calibri"/>
-              </w:rPr>
-              <w:t xml:space="preserve">a matter of performing initial tests and learning which metrics need to be further refined and which need to be added</w:t>
-            </w:r>
-            <w:r>
-              <w:rPr>
-                <w:sz w:val="18"/>
-                <w:szCs w:val="18"/>
-                <w:rFonts w:ascii="Calibri" w:cs="Calibri" w:eastAsia="Calibri" w:hAnsi="Calibri"/>
-              </w:rPr>
-              <w:t xml:space="preserve">.</w:t>
+              <w:t xml:space="preserve"> The syllabus presents GQM as </w:t>
+            </w:r>
+            <w:r>
+              <w:rPr>
+                <w:b/>
+                <w:bCs/>
+                <w:sz w:val="18"/>
+                <w:szCs w:val="18"/>
+                <w:rFonts w:ascii="Calibri" w:cs="Calibri" w:eastAsia="Calibri" w:hAnsi="Calibri"/>
+              </w:rPr>
+              <w:t xml:space="preserve">a helpful way to align metrics with performance goals</w:t>
+            </w:r>
+            <w:r>
+              <w:rPr>
+                <w:sz w:val="18"/>
+                <w:szCs w:val="18"/>
+                <w:rFonts w:ascii="Calibri" w:cs="Calibri" w:eastAsia="Calibri" w:hAnsi="Calibri"/>
+              </w:rPr>
+              <w:t xml:space="preserve"> — </w:t>
+            </w:r>
+            <w:r>
+              <w:rPr>
+                <w:b/>
+                <w:bCs/>
+                <w:sz w:val="18"/>
+                <w:szCs w:val="18"/>
+                <w:rFonts w:ascii="Calibri" w:cs="Calibri" w:eastAsia="Calibri" w:hAnsi="Calibri"/>
+              </w:rPr>
+              <w:t xml:space="preserve">establish the goals, then ask questions to know when the goals have been achieved, then associate metrics with each question to ensure the answer is measurable</w:t>
+            </w:r>
+            <w:r>
+              <w:rPr>
+                <w:sz w:val="18"/>
+                <w:szCs w:val="18"/>
+                <w:rFonts w:ascii="Calibri" w:cs="Calibri" w:eastAsia="Calibri" w:hAnsi="Calibri"/>
+              </w:rPr>
+              <w:t xml:space="preserve"> — and immediately qualifies it: </w:t>
+            </w:r>
+            <w:r>
+              <w:rPr>
+                <w:b/>
+                <w:bCs/>
+                <w:sz w:val="18"/>
+                <w:szCs w:val="18"/>
+                <w:rFonts w:ascii="Calibri" w:cs="Calibri" w:eastAsia="Calibri" w:hAnsi="Calibri"/>
+              </w:rPr>
+              <w:t xml:space="preserve">the GQM approach doesn't always fit the performance testing process. For example, some metrics represent a system's health and are not directly linked to goals.</w:t>
+            </w:r>
+            <w:r>
+              <w:rPr>
+                <w:sz w:val="18"/>
+                <w:szCs w:val="18"/>
+                <w:rFonts w:ascii="Calibri" w:cs="Calibri" w:eastAsia="Calibri" w:hAnsi="Calibri"/>
+              </w:rPr>
+              <w:t xml:space="preserve"> Any option presenting GQM as universal or mandatory is wrong.</w:t>
             </w:r>
           </w:p>
         </w:tc>
@@ -19688,7 +19677,7 @@
           <w:szCs w:val="19"/>
           <w:rFonts w:ascii="Calibri" w:cs="Calibri" w:eastAsia="Calibri" w:hAnsi="Calibri"/>
         </w:rPr>
-        <w:t xml:space="preserve">Q7. Recall</w:t>
+        <w:t xml:space="preserve">Q7. Tricky</w:t>
       </w:r>
     </w:p>
     <w:p>
@@ -19702,7 +19691,7 @@
           <w:szCs w:val="19"/>
           <w:rFonts w:ascii="Calibri" w:cs="Calibri" w:eastAsia="Calibri" w:hAnsi="Calibri"/>
         </w:rPr>
-        <w:t xml:space="preserve">According to the syllabus, the metrics collected in a specific performance test vary based on which three things?</w:t>
+        <w:t xml:space="preserve">Why does the syllabus warn against collecting more metrics than required?</w:t>
       </w:r>
     </w:p>
     <w:p>
@@ -19717,7 +19706,7 @@
           <w:szCs w:val="18"/>
           <w:rFonts w:ascii="Calibri" w:cs="Calibri" w:eastAsia="Calibri" w:hAnsi="Calibri"/>
         </w:rPr>
-        <w:t xml:space="preserve">a) Test level, test type and tool selection</w:t>
+        <w:t xml:space="preserve">a) Because performance test tools cannot export more than a fixed number of metrics</w:t>
       </w:r>
     </w:p>
     <w:p>
@@ -19732,7 +19721,7 @@
           <w:szCs w:val="18"/>
           <w:rFonts w:ascii="Calibri" w:cs="Calibri" w:eastAsia="Calibri" w:hAnsi="Calibri"/>
         </w:rPr>
-        <w:t xml:space="preserve">b) Budget, schedule and staffing</w:t>
+        <w:t xml:space="preserve">b) Because additional metrics invalidate the baseline</w:t>
       </w:r>
     </w:p>
     <w:p>
@@ -19750,7 +19739,7 @@
           <w:szCs w:val="18"/>
           <w:rFonts w:ascii="Calibri" w:cs="Calibri" w:eastAsia="Calibri" w:hAnsi="Calibri"/>
         </w:rPr>
-        <w:t xml:space="preserve">c) Business context, operational context and test objectives   ✔</w:t>
+        <w:t xml:space="preserve">c) Because each metric chosen requires a means for consistent collection and reporting, and an obtainable set that supports the test objectives should be defined instead   ✔</w:t>
       </w:r>
     </w:p>
     <w:p>
@@ -19765,7 +19754,7 @@
           <w:szCs w:val="18"/>
           <w:rFonts w:ascii="Calibri" w:cs="Calibri" w:eastAsia="Calibri" w:hAnsi="Calibri"/>
         </w:rPr>
-        <w:t xml:space="preserve">d) Protocol, architecture and licence model</w:t>
+        <w:t xml:space="preserve">d) Because the exam structure table limits the number of metrics per objective</w:t>
       </w:r>
     </w:p>
     <w:tbl>
@@ -19808,7 +19797,7 @@
                 <w:szCs w:val="18"/>
                 <w:rFonts w:ascii="Calibri" w:cs="Calibri" w:eastAsia="Calibri" w:hAnsi="Calibri"/>
               </w:rPr>
-              <w:t xml:space="preserve">Correct answer: c   |   LO: PTFL-2.1.1 (K2) | Syllabus §2.1.2</w:t>
+              <w:t xml:space="preserve">Correct answer: c   |   LO: PTFL-2.1.1 (K2) | Syllabus §2.1.3</w:t>
             </w:r>
           </w:p>
         </w:tc>
@@ -19846,97 +19835,135 @@
                 <w:szCs w:val="18"/>
                 <w:rFonts w:ascii="Calibri" w:cs="Calibri" w:eastAsia="Calibri" w:hAnsi="Calibri"/>
               </w:rPr>
+              <w:t xml:space="preserve"> "</w:t>
+            </w:r>
+            <w:r>
+              <w:rPr>
+                <w:b/>
+                <w:bCs/>
+                <w:i/>
+                <w:iCs/>
+                <w:sz w:val="18"/>
+                <w:szCs w:val="18"/>
+                <w:rFonts w:ascii="Calibri" w:cs="Calibri" w:eastAsia="Calibri" w:hAnsi="Calibri"/>
+              </w:rPr>
+              <w:t xml:space="preserve">Collecting more metrics than required is not necessarily a good thing.</w:t>
+            </w:r>
+            <w:r>
+              <w:rPr>
+                <w:i/>
+                <w:iCs/>
+                <w:sz w:val="18"/>
+                <w:szCs w:val="18"/>
+                <w:rFonts w:ascii="Calibri" w:cs="Calibri" w:eastAsia="Calibri" w:hAnsi="Calibri"/>
+              </w:rPr>
               <w:t xml:space="preserve"> </w:t>
             </w:r>
             <w:r>
               <w:rPr>
                 <w:b/>
                 <w:bCs/>
-                <w:sz w:val="18"/>
-                <w:szCs w:val="18"/>
-                <w:rFonts w:ascii="Calibri" w:cs="Calibri" w:eastAsia="Calibri" w:hAnsi="Calibri"/>
-              </w:rPr>
-              <w:t xml:space="preserve">Business context</w:t>
-            </w:r>
-            <w:r>
-              <w:rPr>
-                <w:sz w:val="18"/>
-                <w:szCs w:val="18"/>
-                <w:rFonts w:ascii="Calibri" w:cs="Calibri" w:eastAsia="Calibri" w:hAnsi="Calibri"/>
-              </w:rPr>
-              <w:t xml:space="preserve"> (business processes, customer and user behavior, and stakeholder expectations), </w:t>
-            </w:r>
-            <w:r>
-              <w:rPr>
-                <w:b/>
-                <w:bCs/>
-                <w:sz w:val="18"/>
-                <w:szCs w:val="18"/>
-                <w:rFonts w:ascii="Calibri" w:cs="Calibri" w:eastAsia="Calibri" w:hAnsi="Calibri"/>
-              </w:rPr>
-              <w:t xml:space="preserve">operational context</w:t>
-            </w:r>
-            <w:r>
-              <w:rPr>
-                <w:sz w:val="18"/>
-                <w:szCs w:val="18"/>
-                <w:rFonts w:ascii="Calibri" w:cs="Calibri" w:eastAsia="Calibri" w:hAnsi="Calibri"/>
-              </w:rPr>
-              <w:t xml:space="preserve"> (technology and how it is used), and </w:t>
-            </w:r>
-            <w:r>
-              <w:rPr>
-                <w:b/>
-                <w:bCs/>
-                <w:sz w:val="18"/>
-                <w:szCs w:val="18"/>
-                <w:rFonts w:ascii="Calibri" w:cs="Calibri" w:eastAsia="Calibri" w:hAnsi="Calibri"/>
-              </w:rPr>
-              <w:t xml:space="preserve">test objectives</w:t>
-            </w:r>
-            <w:r>
-              <w:rPr>
-                <w:sz w:val="18"/>
-                <w:szCs w:val="18"/>
-                <w:rFonts w:ascii="Calibri" w:cs="Calibri" w:eastAsia="Calibri" w:hAnsi="Calibri"/>
-              </w:rPr>
-              <w:t xml:space="preserve">. The syllabus illustrates this by contrasting an </w:t>
-            </w:r>
-            <w:r>
-              <w:rPr>
-                <w:b/>
-                <w:bCs/>
-                <w:sz w:val="18"/>
-                <w:szCs w:val="18"/>
-                <w:rFonts w:ascii="Calibri" w:cs="Calibri" w:eastAsia="Calibri" w:hAnsi="Calibri"/>
-              </w:rPr>
-              <w:t xml:space="preserve">international e-commerce website</w:t>
-            </w:r>
-            <w:r>
-              <w:rPr>
-                <w:sz w:val="18"/>
-                <w:szCs w:val="18"/>
-                <w:rFonts w:ascii="Calibri" w:cs="Calibri" w:eastAsia="Calibri" w:hAnsi="Calibri"/>
-              </w:rPr>
-              <w:t xml:space="preserve"> with an </w:t>
-            </w:r>
-            <w:r>
-              <w:rPr>
-                <w:b/>
-                <w:bCs/>
-                <w:sz w:val="18"/>
-                <w:szCs w:val="18"/>
-                <w:rFonts w:ascii="Calibri" w:cs="Calibri" w:eastAsia="Calibri" w:hAnsi="Calibri"/>
-              </w:rPr>
-              <w:t xml:space="preserve">embedded system used to control medical device functionality</w:t>
-            </w:r>
-            <w:r>
-              <w:rPr>
+                <w:i/>
+                <w:iCs/>
+                <w:sz w:val="18"/>
+                <w:szCs w:val="18"/>
+                <w:rFonts w:ascii="Calibri" w:cs="Calibri" w:eastAsia="Calibri" w:hAnsi="Calibri"/>
+              </w:rPr>
+              <w:t xml:space="preserve">Each metric chosen requires a means for consistent collection and reporting.</w:t>
+            </w:r>
+            <w:r>
+              <w:rPr>
+                <w:i/>
+                <w:iCs/>
+                <w:sz w:val="18"/>
+                <w:szCs w:val="18"/>
+                <w:rFonts w:ascii="Calibri" w:cs="Calibri" w:eastAsia="Calibri" w:hAnsi="Calibri"/>
+              </w:rPr>
+              <w:t xml:space="preserve"> It is important to </w:t>
+            </w:r>
+            <w:r>
+              <w:rPr>
+                <w:b/>
+                <w:bCs/>
+                <w:i/>
+                <w:iCs/>
+                <w:sz w:val="18"/>
+                <w:szCs w:val="18"/>
+                <w:rFonts w:ascii="Calibri" w:cs="Calibri" w:eastAsia="Calibri" w:hAnsi="Calibri"/>
+              </w:rPr>
+              <w:t xml:space="preserve">define an obtainable set of metrics that support the performance test objectives</w:t>
+            </w:r>
+            <w:r>
+              <w:rPr>
+                <w:i/>
+                <w:iCs/>
                 <w:sz w:val="18"/>
                 <w:szCs w:val="18"/>
                 <w:rFonts w:ascii="Calibri" w:cs="Calibri" w:eastAsia="Calibri" w:hAnsi="Calibri"/>
               </w:rPr>
               <w:t xml:space="preserve">.</w:t>
+            </w:r>
+            <w:r>
+              <w:rPr>
+                <w:sz w:val="18"/>
+                <w:szCs w:val="18"/>
+                <w:rFonts w:ascii="Calibri" w:cs="Calibri" w:eastAsia="Calibri" w:hAnsi="Calibri"/>
+              </w:rPr>
+              <w:t xml:space="preserve">" The same principle returns in </w:t>
+            </w:r>
+            <w:r>
+              <w:rPr>
+                <w:b/>
+                <w:bCs/>
+                <w:sz w:val="18"/>
+                <w:szCs w:val="18"/>
+                <w:rFonts w:ascii="Calibri" w:cs="Calibri" w:eastAsia="Calibri" w:hAnsi="Calibri"/>
+              </w:rPr>
+              <w:t xml:space="preserve">PTFL-4.1.2</w:t>
+            </w:r>
+            <w:r>
+              <w:rPr>
+                <w:sz w:val="18"/>
+                <w:szCs w:val="18"/>
+                <w:rFonts w:ascii="Calibri" w:cs="Calibri" w:eastAsia="Calibri" w:hAnsi="Calibri"/>
+              </w:rPr>
+              <w:t xml:space="preserve">, which adds that </w:t>
+            </w:r>
+            <w:r>
+              <w:rPr>
+                <w:b/>
+                <w:bCs/>
+                <w:sz w:val="18"/>
+                <w:szCs w:val="18"/>
+                <w:rFonts w:ascii="Calibri" w:cs="Calibri" w:eastAsia="Calibri" w:hAnsi="Calibri"/>
+              </w:rPr>
+              <w:t xml:space="preserve">taking too many measurements can make analysis difficult as well as negatively impact the application's actual performance</w:t>
+            </w:r>
+            <w:r>
+              <w:rPr>
+                <w:sz w:val="18"/>
+                <w:szCs w:val="18"/>
+                <w:rFonts w:ascii="Calibri" w:cs="Calibri" w:eastAsia="Calibri" w:hAnsi="Calibri"/>
+              </w:rPr>
+              <w:t xml:space="preserve"> — the </w:t>
+            </w:r>
+            <w:r>
+              <w:rPr>
+                <w:b/>
+                <w:bCs/>
+                <w:sz w:val="18"/>
+                <w:szCs w:val="18"/>
+                <w:rFonts w:ascii="Calibri" w:cs="Calibri" w:eastAsia="Calibri" w:hAnsi="Calibri"/>
+              </w:rPr>
+              <w:t xml:space="preserve">probe effect</w:t>
+            </w:r>
+            <w:r>
+              <w:rPr>
+                <w:sz w:val="18"/>
+                <w:szCs w:val="18"/>
+                <w:rFonts w:ascii="Calibri" w:cs="Calibri" w:eastAsia="Calibri" w:hAnsi="Calibri"/>
+              </w:rPr>
+              <w:t xml:space="preserve"> in practice.</w:t>
             </w:r>
           </w:p>
         </w:tc>
@@ -19961,24 +19988,7 @@
           <w:szCs w:val="19"/>
           <w:rFonts w:ascii="Calibri" w:cs="Calibri" w:eastAsia="Calibri" w:hAnsi="Calibri"/>
         </w:rPr>
-        <w:t xml:space="preserve">Q8. Classification</w:t>
-      </w:r>
-    </w:p>
-    <w:p>
-      <w:pPr>
-        <w:keepNext/>
-        <w:spacing w:after="70" w:line="264"/>
-        <w:jc w:val="both"/>
-      </w:pPr>
-      <w:r>
-        <w:rPr>
-          <w:i/>
-          <w:iCs/>
-          <w:sz w:val="18"/>
-          <w:szCs w:val="18"/>
-          <w:rFonts w:ascii="Calibri" w:cs="Calibri" w:eastAsia="Calibri" w:hAnsi="Calibri"/>
-        </w:rPr>
-        <w:t xml:space="preserve">A performance report includes the figure "orders processed per hour" alongside "SLA violations per unit of time".</w:t>
+        <w:t xml:space="preserve">Q8. Tricky · outliers</w:t>
       </w:r>
     </w:p>
     <w:p>
@@ -19992,7 +20002,7 @@
           <w:szCs w:val="19"/>
           <w:rFonts w:ascii="Calibri" w:cs="Calibri" w:eastAsia="Calibri" w:hAnsi="Calibri"/>
         </w:rPr>
-        <w:t xml:space="preserve">Into which category of performance measurements and metrics do these fall?</w:t>
+        <w:t xml:space="preserve">What effect does aggregation have on outlier information, and why does that matter for the exam?</w:t>
       </w:r>
     </w:p>
     <w:p>
@@ -20007,7 +20017,7 @@
           <w:szCs w:val="18"/>
           <w:rFonts w:ascii="Calibri" w:cs="Calibri" w:eastAsia="Calibri" w:hAnsi="Calibri"/>
         </w:rPr>
-        <w:t xml:space="preserve">a) Technical environment</w:t>
+        <w:t xml:space="preserve">a) It amplifies outliers, which is why aggregation is the best way to study them</w:t>
       </w:r>
     </w:p>
     <w:p>
@@ -20018,14 +20028,11 @@
       </w:pPr>
       <w:r>
         <w:rPr>
-          <w:b/>
-          <w:bCs/>
-          <w:color w:val="1E6B3A"/>
           <w:sz w:val="18"/>
           <w:szCs w:val="18"/>
           <w:rFonts w:ascii="Calibri" w:cs="Calibri" w:eastAsia="Calibri" w:hAnsi="Calibri"/>
         </w:rPr>
-        <w:t xml:space="preserve">b) Business environment   ✔</w:t>
+        <w:t xml:space="preserve">b) It has no effect on outliers at all</w:t>
       </w:r>
     </w:p>
     <w:p>
@@ -20040,7 +20047,7 @@
           <w:szCs w:val="18"/>
           <w:rFonts w:ascii="Calibri" w:cs="Calibri" w:eastAsia="Calibri" w:hAnsi="Calibri"/>
         </w:rPr>
-        <w:t xml:space="preserve">c) Operational environment</w:t>
+        <w:t xml:space="preserve">c) It converts outliers into trends automatically</w:t>
       </w:r>
     </w:p>
     <w:p>
@@ -20051,11 +20058,14 @@
       </w:pPr>
       <w:r>
         <w:rPr>
+          <w:b/>
+          <w:bCs/>
+          <w:color w:val="1E6B3A"/>
           <w:sz w:val="18"/>
           <w:szCs w:val="18"/>
           <w:rFonts w:ascii="Calibri" w:cs="Calibri" w:eastAsia="Calibri" w:hAnsi="Calibri"/>
         </w:rPr>
-        <w:t xml:space="preserve">d) Software metrics</w:t>
+        <w:t xml:space="preserve">d) It eliminates the information on the outliers — so "aggregate in order to focus on the outliers" is an incorrect answer   ✔</w:t>
       </w:r>
     </w:p>
     <w:tbl>
@@ -20098,7 +20108,7 @@
                 <w:szCs w:val="18"/>
                 <w:rFonts w:ascii="Calibri" w:cs="Calibri" w:eastAsia="Calibri" w:hAnsi="Calibri"/>
               </w:rPr>
-              <w:t xml:space="preserve">Correct answer: b   |   LO: PTFL-2.1.1 (K2) | Syllabus §2.1.2</w:t>
+              <w:t xml:space="preserve">Correct answer: d   |   LO: PTFL-2.2.1 (K2) | Syllabus §2.2</w:t>
             </w:r>
           </w:p>
         </w:tc>
@@ -20136,115 +20146,61 @@
                 <w:szCs w:val="18"/>
                 <w:rFonts w:ascii="Calibri" w:cs="Calibri" w:eastAsia="Calibri" w:hAnsi="Calibri"/>
               </w:rPr>
-              <w:t xml:space="preserve"> Both are </w:t>
-            </w:r>
-            <w:r>
-              <w:rPr>
-                <w:b/>
-                <w:bCs/>
-                <w:sz w:val="18"/>
-                <w:szCs w:val="18"/>
-                <w:rFonts w:ascii="Calibri" w:cs="Calibri" w:eastAsia="Calibri" w:hAnsi="Calibri"/>
-              </w:rPr>
-              <w:t xml:space="preserve">business environment</w:t>
-            </w:r>
-            <w:r>
-              <w:rPr>
-                <w:sz w:val="18"/>
-                <w:szCs w:val="18"/>
-                <w:rFonts w:ascii="Calibri" w:cs="Calibri" w:eastAsia="Calibri" w:hAnsi="Calibri"/>
-              </w:rPr>
-              <w:t xml:space="preserve"> metrics: </w:t>
-            </w:r>
-            <w:r>
-              <w:rPr>
-                <w:b/>
-                <w:bCs/>
-                <w:sz w:val="18"/>
-                <w:szCs w:val="18"/>
-                <w:rFonts w:ascii="Calibri" w:cs="Calibri" w:eastAsia="Calibri" w:hAnsi="Calibri"/>
-              </w:rPr>
-              <w:t xml:space="preserve">throughput of data, transactions, and other units of work performed</w:t>
-            </w:r>
-            <w:r>
-              <w:rPr>
-                <w:sz w:val="18"/>
-                <w:szCs w:val="18"/>
-                <w:rFonts w:ascii="Calibri" w:cs="Calibri" w:eastAsia="Calibri" w:hAnsi="Calibri"/>
-              </w:rPr>
-              <w:t xml:space="preserve"> (e.g., </w:t>
-            </w:r>
-            <w:r>
-              <w:rPr>
-                <w:b/>
-                <w:bCs/>
-                <w:sz w:val="18"/>
-                <w:szCs w:val="18"/>
-                <w:rFonts w:ascii="Calibri" w:cs="Calibri" w:eastAsia="Calibri" w:hAnsi="Calibri"/>
-              </w:rPr>
-              <w:t xml:space="preserve">orders processed per hour, data rows added per minute</w:t>
-            </w:r>
-            <w:r>
-              <w:rPr>
-                <w:sz w:val="18"/>
-                <w:szCs w:val="18"/>
-                <w:rFonts w:ascii="Calibri" w:cs="Calibri" w:eastAsia="Calibri" w:hAnsi="Calibri"/>
-              </w:rPr>
-              <w:t xml:space="preserve">) and </w:t>
-            </w:r>
-            <w:r>
-              <w:rPr>
-                <w:b/>
-                <w:bCs/>
-                <w:sz w:val="18"/>
-                <w:szCs w:val="18"/>
-                <w:rFonts w:ascii="Calibri" w:cs="Calibri" w:eastAsia="Calibri" w:hAnsi="Calibri"/>
-              </w:rPr>
-              <w:t xml:space="preserve">Service Level Agreement (SLA) compliance or violation rates</w:t>
-            </w:r>
-            <w:r>
-              <w:rPr>
-                <w:sz w:val="18"/>
-                <w:szCs w:val="18"/>
-                <w:rFonts w:ascii="Calibri" w:cs="Calibri" w:eastAsia="Calibri" w:hAnsi="Calibri"/>
-              </w:rPr>
-              <w:t xml:space="preserve"> (e.g., </w:t>
-            </w:r>
-            <w:r>
-              <w:rPr>
-                <w:b/>
-                <w:bCs/>
-                <w:sz w:val="18"/>
-                <w:szCs w:val="18"/>
-                <w:rFonts w:ascii="Calibri" w:cs="Calibri" w:eastAsia="Calibri" w:hAnsi="Calibri"/>
-              </w:rPr>
-              <w:t xml:space="preserve">SLA violations per unit of time</w:t>
-            </w:r>
-            <w:r>
-              <w:rPr>
-                <w:sz w:val="18"/>
-                <w:szCs w:val="18"/>
-                <w:rFonts w:ascii="Calibri" w:cs="Calibri" w:eastAsia="Calibri" w:hAnsi="Calibri"/>
-              </w:rPr>
-              <w:t xml:space="preserve">). The business category is recognisable because every metric is expressed in </w:t>
-            </w:r>
-            <w:r>
-              <w:rPr>
-                <w:b/>
-                <w:bCs/>
-                <w:sz w:val="18"/>
-                <w:szCs w:val="18"/>
-                <w:rFonts w:ascii="Calibri" w:cs="Calibri" w:eastAsia="Calibri" w:hAnsi="Calibri"/>
-              </w:rPr>
-              <w:t xml:space="preserve">units the business already uses</w:t>
-            </w:r>
-            <w:r>
-              <w:rPr>
-                <w:sz w:val="18"/>
-                <w:szCs w:val="18"/>
-                <w:rFonts w:ascii="Calibri" w:cs="Calibri" w:eastAsia="Calibri" w:hAnsi="Calibri"/>
-              </w:rPr>
-              <w:t xml:space="preserve">.</w:t>
+              <w:t xml:space="preserve"> The official rationale for the aggregation question states that </w:t>
+            </w:r>
+            <w:r>
+              <w:rPr>
+                <w:b/>
+                <w:bCs/>
+                <w:sz w:val="18"/>
+                <w:szCs w:val="18"/>
+                <w:rFonts w:ascii="Calibri" w:cs="Calibri" w:eastAsia="Calibri" w:hAnsi="Calibri"/>
+              </w:rPr>
+              <w:t xml:space="preserve">aggregated results will eliminate the information on the outliers</w:t>
+            </w:r>
+            <w:r>
+              <w:rPr>
+                <w:sz w:val="18"/>
+                <w:szCs w:val="18"/>
+                <w:rFonts w:ascii="Calibri" w:cs="Calibri" w:eastAsia="Calibri" w:hAnsi="Calibri"/>
+              </w:rPr>
+              <w:t xml:space="preserve">, which is precisely why the distractor "</w:t>
+            </w:r>
+            <w:r>
+              <w:rPr>
+                <w:i/>
+                <w:iCs/>
+                <w:sz w:val="18"/>
+                <w:szCs w:val="18"/>
+                <w:rFonts w:ascii="Calibri" w:cs="Calibri" w:eastAsia="Calibri" w:hAnsi="Calibri"/>
+              </w:rPr>
+              <w:t xml:space="preserve">this is the best way to focus on the outliers</w:t>
+            </w:r>
+            <w:r>
+              <w:rPr>
+                <w:sz w:val="18"/>
+                <w:szCs w:val="18"/>
+                <w:rFonts w:ascii="Calibri" w:cs="Calibri" w:eastAsia="Calibri" w:hAnsi="Calibri"/>
+              </w:rPr>
+              <w:t xml:space="preserve">" is wrong. Aggregation's value with respect to outliers is to help you judge </w:t>
+            </w:r>
+            <w:r>
+              <w:rPr>
+                <w:b/>
+                <w:bCs/>
+                <w:sz w:val="18"/>
+                <w:szCs w:val="18"/>
+                <w:rFonts w:ascii="Calibri" w:cs="Calibri" w:eastAsia="Calibri" w:hAnsi="Calibri"/>
+              </w:rPr>
+              <w:t xml:space="preserve">which ones are interesting versus just test aberrations</w:t>
+            </w:r>
+            <w:r>
+              <w:rPr>
+                <w:sz w:val="18"/>
+                <w:szCs w:val="18"/>
+                <w:rFonts w:ascii="Calibri" w:cs="Calibri" w:eastAsia="Calibri" w:hAnsi="Calibri"/>
+              </w:rPr>
+              <w:t xml:space="preserve"> — a judgement made from the aggregate context, not from the aggregate itself.</w:t>
             </w:r>
           </w:p>
         </w:tc>
@@ -20269,7 +20225,7 @@
           <w:szCs w:val="19"/>
           <w:rFonts w:ascii="Calibri" w:cs="Calibri" w:eastAsia="Calibri" w:hAnsi="Calibri"/>
         </w:rPr>
-        <w:t xml:space="preserve">Q9. Classification</w:t>
+        <w:t xml:space="preserve">Q9. Application</w:t>
       </w:r>
     </w:p>
     <w:p>
@@ -20286,7 +20242,7 @@
           <w:szCs w:val="18"/>
           <w:rFonts w:ascii="Calibri" w:cs="Calibri" w:eastAsia="Calibri" w:hAnsi="Calibri"/>
         </w:rPr>
-        <w:t xml:space="preserve">The team is measuring how long the environment takes to start up, how long a nightly backup takes, and how quickly the system issues a warning when a threshold is crossed.</w:t>
+        <w:t xml:space="preserve">A test manager proposes presenting every individual transaction timing from a two-hour load test directly to the executive sponsor, arguing that no information should be lost.</w:t>
       </w:r>
     </w:p>
     <w:p>
@@ -20300,7 +20256,7 @@
           <w:szCs w:val="19"/>
           <w:rFonts w:ascii="Calibri" w:cs="Calibri" w:eastAsia="Calibri" w:hAnsi="Calibri"/>
         </w:rPr>
-        <w:t xml:space="preserve">Which category do these metrics belong to, and what characterises that category?</w:t>
+        <w:t xml:space="preserve">What is the strongest syllabus-based objection?</w:t>
       </w:r>
     </w:p>
     <w:p>
@@ -20315,7 +20271,7 @@
           <w:szCs w:val="18"/>
           <w:rFonts w:ascii="Calibri" w:cs="Calibri" w:eastAsia="Calibri" w:hAnsi="Calibri"/>
         </w:rPr>
-        <w:t xml:space="preserve">a) Technical environment — they concern hardware resources</w:t>
+        <w:t xml:space="preserve">a) Individual timings breach the probe effect constraint</w:t>
       </w:r>
     </w:p>
     <w:p>
@@ -20326,11 +20282,14 @@
       </w:pPr>
       <w:r>
         <w:rPr>
+          <w:b/>
+          <w:bCs/>
+          <w:color w:val="1E6B3A"/>
           <w:sz w:val="18"/>
           <w:szCs w:val="18"/>
           <w:rFonts w:ascii="Calibri" w:cs="Calibri" w:eastAsia="Calibri" w:hAnsi="Calibri"/>
         </w:rPr>
-        <w:t xml:space="preserve">b) Business environment — they affect service availability for customers</w:t>
+        <w:t xml:space="preserve">b) When metrics are viewed at only the detailed level, drawing the right conclusion may be difficult — especially for business stakeholders — and individual results may be due to transient system noise   ✔</w:t>
       </w:r>
     </w:p>
     <w:p>
@@ -20341,14 +20300,11 @@
       </w:pPr>
       <w:r>
         <w:rPr>
-          <w:b/>
-          <w:bCs/>
-          <w:color w:val="1E6B3A"/>
           <w:sz w:val="18"/>
           <w:szCs w:val="18"/>
           <w:rFonts w:ascii="Calibri" w:cs="Calibri" w:eastAsia="Calibri" w:hAnsi="Calibri"/>
         </w:rPr>
-        <w:t xml:space="preserve">c) Operational environment — they focus on tasks generally not considered to be user-facing in nature   ✔</w:t>
+        <w:t xml:space="preserve">c) Executive sponsors are not stakeholders in performance testing</w:t>
       </w:r>
     </w:p>
     <w:p>
@@ -20363,7 +20319,7 @@
           <w:szCs w:val="18"/>
           <w:rFonts w:ascii="Calibri" w:cs="Calibri" w:eastAsia="Calibri" w:hAnsi="Calibri"/>
         </w:rPr>
-        <w:t xml:space="preserve">d) Software metrics — they measure code and configuration quality</w:t>
+        <w:t xml:space="preserve">d) The test summary report may only contain aggregated data by regulation</w:t>
       </w:r>
     </w:p>
     <w:tbl>
@@ -20406,7 +20362,7 @@
                 <w:szCs w:val="18"/>
                 <w:rFonts w:ascii="Calibri" w:cs="Calibri" w:eastAsia="Calibri" w:hAnsi="Calibri"/>
               </w:rPr>
-              <w:t xml:space="preserve">Correct answer: c   |   LO: PTFL-2.1.1 (K2) | Syllabus §2.1.2</w:t>
+              <w:t xml:space="preserve">Correct answer: b   |   LO: PTFL-2.2.1 (K2) | Syllabus §2.2</w:t>
             </w:r>
           </w:p>
         </w:tc>
@@ -20444,133 +20400,61 @@
                 <w:szCs w:val="18"/>
                 <w:rFonts w:ascii="Calibri" w:cs="Calibri" w:eastAsia="Calibri" w:hAnsi="Calibri"/>
               </w:rPr>
-              <w:t xml:space="preserve"> The syllabus defines the operational aspect as focusing on </w:t>
-            </w:r>
-            <w:r>
-              <w:rPr>
-                <w:b/>
-                <w:bCs/>
-                <w:sz w:val="18"/>
-                <w:szCs w:val="18"/>
-                <w:rFonts w:ascii="Calibri" w:cs="Calibri" w:eastAsia="Calibri" w:hAnsi="Calibri"/>
-              </w:rPr>
-              <w:t xml:space="preserve">tasks that are generally not considered to be user-facing in nature</w:t>
-            </w:r>
-            <w:r>
-              <w:rPr>
-                <w:sz w:val="18"/>
-                <w:szCs w:val="18"/>
-                <w:rFonts w:ascii="Calibri" w:cs="Calibri" w:eastAsia="Calibri" w:hAnsi="Calibri"/>
-              </w:rPr>
-              <w:t xml:space="preserve">, and lists exactly three: </w:t>
-            </w:r>
-            <w:r>
-              <w:rPr>
-                <w:b/>
-                <w:bCs/>
-                <w:sz w:val="18"/>
-                <w:szCs w:val="18"/>
-                <w:rFonts w:ascii="Calibri" w:cs="Calibri" w:eastAsia="Calibri" w:hAnsi="Calibri"/>
-              </w:rPr>
-              <w:t xml:space="preserve">operational processes</w:t>
-            </w:r>
-            <w:r>
-              <w:rPr>
-                <w:sz w:val="18"/>
-                <w:szCs w:val="18"/>
-                <w:rFonts w:ascii="Calibri" w:cs="Calibri" w:eastAsia="Calibri" w:hAnsi="Calibri"/>
-              </w:rPr>
-              <w:t xml:space="preserve"> (</w:t>
-            </w:r>
-            <w:r>
-              <w:rPr>
-                <w:b/>
-                <w:bCs/>
-                <w:sz w:val="18"/>
-                <w:szCs w:val="18"/>
-                <w:rFonts w:ascii="Calibri" w:cs="Calibri" w:eastAsia="Calibri" w:hAnsi="Calibri"/>
-              </w:rPr>
-              <w:t xml:space="preserve">environment start-up, backups, shutdown and resumption times</w:t>
-            </w:r>
-            <w:r>
-              <w:rPr>
-                <w:sz w:val="18"/>
-                <w:szCs w:val="18"/>
-                <w:rFonts w:ascii="Calibri" w:cs="Calibri" w:eastAsia="Calibri" w:hAnsi="Calibri"/>
-              </w:rPr>
-              <w:t xml:space="preserve">), </w:t>
-            </w:r>
-            <w:r>
-              <w:rPr>
-                <w:b/>
-                <w:bCs/>
-                <w:sz w:val="18"/>
-                <w:szCs w:val="18"/>
-                <w:rFonts w:ascii="Calibri" w:cs="Calibri" w:eastAsia="Calibri" w:hAnsi="Calibri"/>
-              </w:rPr>
-              <w:t xml:space="preserve">system restoration</w:t>
-            </w:r>
-            <w:r>
-              <w:rPr>
-                <w:sz w:val="18"/>
-                <w:szCs w:val="18"/>
-                <w:rFonts w:ascii="Calibri" w:cs="Calibri" w:eastAsia="Calibri" w:hAnsi="Calibri"/>
-              </w:rPr>
-              <w:t xml:space="preserve"> (</w:t>
-            </w:r>
-            <w:r>
-              <w:rPr>
-                <w:b/>
-                <w:bCs/>
-                <w:sz w:val="18"/>
-                <w:szCs w:val="18"/>
-                <w:rFonts w:ascii="Calibri" w:cs="Calibri" w:eastAsia="Calibri" w:hAnsi="Calibri"/>
-              </w:rPr>
-              <w:t xml:space="preserve">time required to restore data from a backup</w:t>
-            </w:r>
-            <w:r>
-              <w:rPr>
-                <w:sz w:val="18"/>
-                <w:szCs w:val="18"/>
-                <w:rFonts w:ascii="Calibri" w:cs="Calibri" w:eastAsia="Calibri" w:hAnsi="Calibri"/>
-              </w:rPr>
-              <w:t xml:space="preserve">) and </w:t>
-            </w:r>
-            <w:r>
-              <w:rPr>
-                <w:b/>
-                <w:bCs/>
-                <w:sz w:val="18"/>
-                <w:szCs w:val="18"/>
-                <w:rFonts w:ascii="Calibri" w:cs="Calibri" w:eastAsia="Calibri" w:hAnsi="Calibri"/>
-              </w:rPr>
-              <w:t xml:space="preserve">alerts and warnings</w:t>
-            </w:r>
-            <w:r>
-              <w:rPr>
-                <w:sz w:val="18"/>
-                <w:szCs w:val="18"/>
-                <w:rFonts w:ascii="Calibri" w:cs="Calibri" w:eastAsia="Calibri" w:hAnsi="Calibri"/>
-              </w:rPr>
-              <w:t xml:space="preserve"> (</w:t>
-            </w:r>
-            <w:r>
-              <w:rPr>
-                <w:b/>
-                <w:bCs/>
-                <w:sz w:val="18"/>
-                <w:szCs w:val="18"/>
-                <w:rFonts w:ascii="Calibri" w:cs="Calibri" w:eastAsia="Calibri" w:hAnsi="Calibri"/>
-              </w:rPr>
-              <w:t xml:space="preserve">the time needed for the system to issue an alert or warning</w:t>
-            </w:r>
-            <w:r>
-              <w:rPr>
-                <w:sz w:val="18"/>
-                <w:szCs w:val="18"/>
-                <w:rFonts w:ascii="Calibri" w:cs="Calibri" w:eastAsia="Calibri" w:hAnsi="Calibri"/>
-              </w:rPr>
-              <w:t xml:space="preserve">).</w:t>
+              <w:t xml:space="preserve"> The syllabus states that </w:t>
+            </w:r>
+            <w:r>
+              <w:rPr>
+                <w:b/>
+                <w:bCs/>
+                <w:sz w:val="18"/>
+                <w:szCs w:val="18"/>
+                <w:rFonts w:ascii="Calibri" w:cs="Calibri" w:eastAsia="Calibri" w:hAnsi="Calibri"/>
+              </w:rPr>
+              <w:t xml:space="preserve">when performance metrics are viewed at only the detailed level, drawing the right conclusion may be difficult — especially for business stakeholders</w:t>
+            </w:r>
+            <w:r>
+              <w:rPr>
+                <w:sz w:val="18"/>
+                <w:szCs w:val="18"/>
+                <w:rFonts w:ascii="Calibri" w:cs="Calibri" w:eastAsia="Calibri" w:hAnsi="Calibri"/>
+              </w:rPr>
+              <w:t xml:space="preserve">, and the official rationale adds that individual results </w:t>
+            </w:r>
+            <w:r>
+              <w:rPr>
+                <w:b/>
+                <w:bCs/>
+                <w:sz w:val="18"/>
+                <w:szCs w:val="18"/>
+                <w:rFonts w:ascii="Calibri" w:cs="Calibri" w:eastAsia="Calibri" w:hAnsi="Calibri"/>
+              </w:rPr>
+              <w:t xml:space="preserve">may be due to transient system noise</w:t>
+            </w:r>
+            <w:r>
+              <w:rPr>
+                <w:sz w:val="18"/>
+                <w:szCs w:val="18"/>
+                <w:rFonts w:ascii="Calibri" w:cs="Calibri" w:eastAsia="Calibri" w:hAnsi="Calibri"/>
+              </w:rPr>
+              <w:t xml:space="preserve">. For </w:t>
+            </w:r>
+            <w:r>
+              <w:rPr>
+                <w:b/>
+                <w:bCs/>
+                <w:sz w:val="18"/>
+                <w:szCs w:val="18"/>
+                <w:rFonts w:ascii="Calibri" w:cs="Calibri" w:eastAsia="Calibri" w:hAnsi="Calibri"/>
+              </w:rPr>
+              <w:t xml:space="preserve">many stakeholders, the main concern is that the response time is within acceptable limits</w:t>
+            </w:r>
+            <w:r>
+              <w:rPr>
+                <w:sz w:val="18"/>
+                <w:szCs w:val="18"/>
+                <w:rFonts w:ascii="Calibri" w:cs="Calibri" w:eastAsia="Calibri" w:hAnsi="Calibri"/>
+              </w:rPr>
+              <w:t xml:space="preserve"> — which is exactly what an aggregate conveys and a raw dump does not.</w:t>
             </w:r>
           </w:p>
         </w:tc>
@@ -20609,7 +20493,7 @@
           <w:szCs w:val="19"/>
           <w:rFonts w:ascii="Calibri" w:cs="Calibri" w:eastAsia="Calibri" w:hAnsi="Calibri"/>
         </w:rPr>
-        <w:t xml:space="preserve">Under which technical-environment metric does the syllabus list network latency, idle and busy threads, and available disk space?</w:t>
+        <w:t xml:space="preserve">What is the "probe effect"?</w:t>
       </w:r>
     </w:p>
     <w:p>
@@ -20620,14 +20504,11 @@
       </w:pPr>
       <w:r>
         <w:rPr>
-          <w:b/>
-          <w:bCs/>
-          <w:color w:val="1E6B3A"/>
           <w:sz w:val="18"/>
           <w:szCs w:val="18"/>
           <w:rFonts w:ascii="Calibri" w:cs="Calibri" w:eastAsia="Calibri" w:hAnsi="Calibri"/>
         </w:rPr>
-        <w:t xml:space="preserve">a) Resource utilization   ✔</w:t>
+        <w:t xml:space="preserve">a) The distortion caused by running load generators on the same machine as the SUT</w:t>
       </w:r>
     </w:p>
     <w:p>
@@ -20642,7 +20523,7 @@
           <w:szCs w:val="18"/>
           <w:rFonts w:ascii="Calibri" w:cs="Calibri" w:eastAsia="Calibri" w:hAnsi="Calibri"/>
         </w:rPr>
-        <w:t xml:space="preserve">b) Response time</w:t>
+        <w:t xml:space="preserve">b) The tendency of monitoring tools to raise false alerts under load</w:t>
       </w:r>
     </w:p>
     <w:p>
@@ -20653,11 +20534,14 @@
       </w:pPr>
       <w:r>
         <w:rPr>
+          <w:b/>
+          <w:bCs/>
+          <w:color w:val="1E6B3A"/>
           <w:sz w:val="18"/>
           <w:szCs w:val="18"/>
           <w:rFonts w:ascii="Calibri" w:cs="Calibri" w:eastAsia="Calibri" w:hAnsi="Calibri"/>
         </w:rPr>
-        <w:t xml:space="preserve">c) Throughput rate of key transaction</w:t>
+        <w:t xml:space="preserve">c) The impact of the metrics collection effort on system performance, which should be no more than minimal   ✔</w:t>
       </w:r>
     </w:p>
     <w:p>
@@ -20672,7 +20556,7 @@
           <w:szCs w:val="18"/>
           <w:rFonts w:ascii="Calibri" w:cs="Calibri" w:eastAsia="Calibri" w:hAnsi="Calibri"/>
         </w:rPr>
-        <w:t xml:space="preserve">d) Background load on shared resources</w:t>
+        <w:t xml:space="preserve">d) The delay between a system event and its appearance in the server log</w:t>
       </w:r>
     </w:p>
     <w:tbl>
@@ -20715,7 +20599,7 @@
                 <w:szCs w:val="18"/>
                 <w:rFonts w:ascii="Calibri" w:cs="Calibri" w:eastAsia="Calibri" w:hAnsi="Calibri"/>
               </w:rPr>
-              <w:t xml:space="preserve">Correct answer: a   |   LO: PTFL-2.1.1 (K2) | Syllabus §2.1.2</w:t>
+              <w:t xml:space="preserve">Correct answer: c   |   LO: PTFL-2.3.1 (K2) | Syllabus §2.3</w:t>
             </w:r>
           </w:p>
         </w:tc>
@@ -20753,61 +20637,87 @@
                 <w:szCs w:val="18"/>
                 <w:rFonts w:ascii="Calibri" w:cs="Calibri" w:eastAsia="Calibri" w:hAnsi="Calibri"/>
               </w:rPr>
-              <w:t xml:space="preserve"> </w:t>
-            </w:r>
-            <w:r>
-              <w:rPr>
-                <w:b/>
-                <w:bCs/>
-                <w:sz w:val="18"/>
-                <w:szCs w:val="18"/>
-                <w:rFonts w:ascii="Calibri" w:cs="Calibri" w:eastAsia="Calibri" w:hAnsi="Calibri"/>
-              </w:rPr>
-              <w:t xml:space="preserve">Resource utilization</w:t>
-            </w:r>
-            <w:r>
-              <w:rPr>
-                <w:sz w:val="18"/>
-                <w:szCs w:val="18"/>
-                <w:rFonts w:ascii="Calibri" w:cs="Calibri" w:eastAsia="Calibri" w:hAnsi="Calibri"/>
-              </w:rPr>
-              <w:t xml:space="preserve"> is listed with the examples </w:t>
-            </w:r>
-            <w:r>
-              <w:rPr>
-                <w:b/>
-                <w:bCs/>
-                <w:sz w:val="18"/>
-                <w:szCs w:val="18"/>
-                <w:rFonts w:ascii="Calibri" w:cs="Calibri" w:eastAsia="Calibri" w:hAnsi="Calibri"/>
-              </w:rPr>
-              <w:t xml:space="preserve">CPU, memory, network bandwidth, network latency, available disk space, I/O rate, idle and busy threads</w:t>
-            </w:r>
-            <w:r>
-              <w:rPr>
-                <w:sz w:val="18"/>
-                <w:szCs w:val="18"/>
-                <w:rFonts w:ascii="Calibri" w:cs="Calibri" w:eastAsia="Calibri" w:hAnsi="Calibri"/>
-              </w:rPr>
-              <w:t xml:space="preserve">. This is worth knowing precisely because the official exam question is about </w:t>
-            </w:r>
-            <w:r>
-              <w:rPr>
-                <w:b/>
-                <w:bCs/>
-                <w:sz w:val="18"/>
-                <w:szCs w:val="18"/>
-                <w:rFonts w:ascii="Calibri" w:cs="Calibri" w:eastAsia="Calibri" w:hAnsi="Calibri"/>
-              </w:rPr>
-              <w:t xml:space="preserve">network latency</w:t>
-            </w:r>
-            <w:r>
-              <w:rPr>
-                <w:sz w:val="18"/>
-                <w:szCs w:val="18"/>
-                <w:rFonts w:ascii="Calibri" w:cs="Calibri" w:eastAsia="Calibri" w:hAnsi="Calibri"/>
-              </w:rPr>
-              <w:t xml:space="preserve">, and candidates often expect to find it under a "network" heading of its own.</w:t>
+              <w:t xml:space="preserve"> "</w:t>
+            </w:r>
+            <w:r>
+              <w:rPr>
+                <w:i/>
+                <w:iCs/>
+                <w:sz w:val="18"/>
+                <w:szCs w:val="18"/>
+                <w:rFonts w:ascii="Calibri" w:cs="Calibri" w:eastAsia="Calibri" w:hAnsi="Calibri"/>
+              </w:rPr>
+              <w:t xml:space="preserve">System performance should be </w:t>
+            </w:r>
+            <w:r>
+              <w:rPr>
+                <w:b/>
+                <w:bCs/>
+                <w:i/>
+                <w:iCs/>
+                <w:sz w:val="18"/>
+                <w:szCs w:val="18"/>
+                <w:rFonts w:ascii="Calibri" w:cs="Calibri" w:eastAsia="Calibri" w:hAnsi="Calibri"/>
+              </w:rPr>
+              <w:t xml:space="preserve">no more than minimally impacted by the metrics collection effort</w:t>
+            </w:r>
+            <w:r>
+              <w:rPr>
+                <w:i/>
+                <w:iCs/>
+                <w:sz w:val="18"/>
+                <w:szCs w:val="18"/>
+                <w:rFonts w:ascii="Calibri" w:cs="Calibri" w:eastAsia="Calibri" w:hAnsi="Calibri"/>
+              </w:rPr>
+              <w:t xml:space="preserve"> (known as the </w:t>
+            </w:r>
+            <w:r>
+              <w:rPr>
+                <w:b/>
+                <w:bCs/>
+                <w:i/>
+                <w:iCs/>
+                <w:sz w:val="18"/>
+                <w:szCs w:val="18"/>
+                <w:rFonts w:ascii="Calibri" w:cs="Calibri" w:eastAsia="Calibri" w:hAnsi="Calibri"/>
+              </w:rPr>
+              <w:t xml:space="preserve">"probe effect"</w:t>
+            </w:r>
+            <w:r>
+              <w:rPr>
+                <w:i/>
+                <w:iCs/>
+                <w:sz w:val="18"/>
+                <w:szCs w:val="18"/>
+                <w:rFonts w:ascii="Calibri" w:cs="Calibri" w:eastAsia="Calibri" w:hAnsi="Calibri"/>
+              </w:rPr>
+              <w:t xml:space="preserve">).</w:t>
+            </w:r>
+            <w:r>
+              <w:rPr>
+                <w:sz w:val="18"/>
+                <w:szCs w:val="18"/>
+                <w:rFonts w:ascii="Calibri" w:cs="Calibri" w:eastAsia="Calibri" w:hAnsi="Calibri"/>
+              </w:rPr>
+              <w:t xml:space="preserve">" Option (a) describes a real risk from </w:t>
+            </w:r>
+            <w:r>
+              <w:rPr>
+                <w:b/>
+                <w:bCs/>
+                <w:sz w:val="18"/>
+                <w:szCs w:val="18"/>
+                <w:rFonts w:ascii="Calibri" w:cs="Calibri" w:eastAsia="Calibri" w:hAnsi="Calibri"/>
+              </w:rPr>
+              <w:t xml:space="preserve">PTFL-4.2.8</w:t>
+            </w:r>
+            <w:r>
+              <w:rPr>
+                <w:sz w:val="18"/>
+                <w:szCs w:val="18"/>
+                <w:rFonts w:ascii="Calibri" w:cs="Calibri" w:eastAsia="Calibri" w:hAnsi="Calibri"/>
+              </w:rPr>
+              <w:t xml:space="preserve"> (load generators must themselves be monitored), but that is not the probe effect as defined here.</w:t>
             </w:r>
           </w:p>
         </w:tc>
@@ -20832,7 +20742,24 @@
           <w:szCs w:val="19"/>
           <w:rFonts w:ascii="Calibri" w:cs="Calibri" w:eastAsia="Calibri" w:hAnsi="Calibri"/>
         </w:rPr>
-        <w:t xml:space="preserve">Q11. Recall</w:t>
+        <w:t xml:space="preserve">Q11. Application</w:t>
+      </w:r>
+    </w:p>
+    <w:p>
+      <w:pPr>
+        <w:keepNext/>
+        <w:spacing w:after="70" w:line="264"/>
+        <w:jc w:val="both"/>
+      </w:pPr>
+      <w:r>
+        <w:rPr>
+          <w:i/>
+          <w:iCs/>
+          <w:sz w:val="18"/>
+          <w:szCs w:val="18"/>
+          <w:rFonts w:ascii="Calibri" w:cs="Calibri" w:eastAsia="Calibri" w:hAnsi="Calibri"/>
+        </w:rPr>
+        <w:t xml:space="preserve">After a load test, the team wants to know how many SQL timeouts and memory-exhaustion warnings the application servers produced during the run, and to see them charted.</w:t>
       </w:r>
     </w:p>
     <w:p>
@@ -20846,7 +20773,7 @@
           <w:szCs w:val="19"/>
           <w:rFonts w:ascii="Calibri" w:cs="Calibri" w:eastAsia="Calibri" w:hAnsi="Calibri"/>
         </w:rPr>
-        <w:t xml:space="preserve">The syllabus notes that background load on shared resources is especially relevant in which kind of environment?</w:t>
+        <w:t xml:space="preserve">Which source of performance metrics is being used?</w:t>
       </w:r>
     </w:p>
     <w:p>
@@ -20861,7 +20788,7 @@
           <w:szCs w:val="18"/>
           <w:rFonts w:ascii="Calibri" w:cs="Calibri" w:eastAsia="Calibri" w:hAnsi="Calibri"/>
         </w:rPr>
-        <w:t xml:space="preserve">a) Mainframe environments</w:t>
+        <w:t xml:space="preserve">a) Performance test tools</w:t>
       </w:r>
     </w:p>
     <w:p>
@@ -20876,7 +20803,7 @@
           <w:szCs w:val="18"/>
           <w:rFonts w:ascii="Calibri" w:cs="Calibri" w:eastAsia="Calibri" w:hAnsi="Calibri"/>
         </w:rPr>
-        <w:t xml:space="preserve">b) Embedded environments</w:t>
+        <w:t xml:space="preserve">b) Performance monitoring tools</w:t>
       </w:r>
     </w:p>
     <w:p>
@@ -20887,11 +20814,14 @@
       </w:pPr>
       <w:r>
         <w:rPr>
+          <w:b/>
+          <w:bCs/>
+          <w:color w:val="1E6B3A"/>
           <w:sz w:val="18"/>
           <w:szCs w:val="18"/>
           <w:rFonts w:ascii="Calibri" w:cs="Calibri" w:eastAsia="Calibri" w:hAnsi="Calibri"/>
         </w:rPr>
-        <w:t xml:space="preserve">c) Desktop client environments</w:t>
+        <w:t xml:space="preserve">c) Log analysis tools   ✔</w:t>
       </w:r>
     </w:p>
     <w:p>
@@ -20902,14 +20832,11 @@
       </w:pPr>
       <w:r>
         <w:rPr>
-          <w:b/>
-          <w:bCs/>
-          <w:color w:val="1E6B3A"/>
           <w:sz w:val="18"/>
           <w:szCs w:val="18"/>
           <w:rFonts w:ascii="Calibri" w:cs="Calibri" w:eastAsia="Calibri" w:hAnsi="Calibri"/>
         </w:rPr>
-        <w:t xml:space="preserve">d) Virtualized environments   ✔</w:t>
+        <w:t xml:space="preserve">d) The load management console</w:t>
       </w:r>
     </w:p>
     <w:tbl>
@@ -20952,7 +20879,7 @@
                 <w:szCs w:val="18"/>
                 <w:rFonts w:ascii="Calibri" w:cs="Calibri" w:eastAsia="Calibri" w:hAnsi="Calibri"/>
               </w:rPr>
-              <w:t xml:space="preserve">Correct answer: d   |   LO: PTFL-2.1.1 (K2) | Syllabus §2.1.2</w:t>
+              <w:t xml:space="preserve">Correct answer: c   |   LO: PTFL-2.3.1 (K2) | Syllabus §2.3</w:t>
             </w:r>
           </w:p>
         </w:tc>
@@ -20990,105 +20917,89 @@
                 <w:szCs w:val="18"/>
                 <w:rFonts w:ascii="Calibri" w:cs="Calibri" w:eastAsia="Calibri" w:hAnsi="Calibri"/>
               </w:rPr>
-              <w:t xml:space="preserve"> "</w:t>
-            </w:r>
-            <w:r>
-              <w:rPr>
-                <w:b/>
-                <w:bCs/>
-                <w:i/>
-                <w:iCs/>
-                <w:sz w:val="18"/>
-                <w:szCs w:val="18"/>
-                <w:rFonts w:ascii="Calibri" w:cs="Calibri" w:eastAsia="Calibri" w:hAnsi="Calibri"/>
-              </w:rPr>
-              <w:t xml:space="preserve">Background load on shared resources</w:t>
-            </w:r>
-            <w:r>
-              <w:rPr>
-                <w:i/>
-                <w:iCs/>
-                <w:sz w:val="18"/>
-                <w:szCs w:val="18"/>
-                <w:rFonts w:ascii="Calibri" w:cs="Calibri" w:eastAsia="Calibri" w:hAnsi="Calibri"/>
-              </w:rPr>
-              <w:t xml:space="preserve"> (especially in </w:t>
-            </w:r>
-            <w:r>
-              <w:rPr>
-                <w:b/>
-                <w:bCs/>
-                <w:i/>
-                <w:iCs/>
-                <w:sz w:val="18"/>
-                <w:szCs w:val="18"/>
-                <w:rFonts w:ascii="Calibri" w:cs="Calibri" w:eastAsia="Calibri" w:hAnsi="Calibri"/>
-              </w:rPr>
-              <w:t xml:space="preserve">virtualized environments</w:t>
-            </w:r>
-            <w:r>
-              <w:rPr>
-                <w:i/>
-                <w:iCs/>
-                <w:sz w:val="18"/>
-                <w:szCs w:val="18"/>
-                <w:rFonts w:ascii="Calibri" w:cs="Calibri" w:eastAsia="Calibri" w:hAnsi="Calibri"/>
-              </w:rPr>
-              <w:t xml:space="preserve">)</w:t>
-            </w:r>
-            <w:r>
-              <w:rPr>
-                <w:sz w:val="18"/>
-                <w:szCs w:val="18"/>
-                <w:rFonts w:ascii="Calibri" w:cs="Calibri" w:eastAsia="Calibri" w:hAnsi="Calibri"/>
-              </w:rPr>
-              <w:t xml:space="preserve">". This connects directly to </w:t>
-            </w:r>
-            <w:r>
-              <w:rPr>
-                <w:b/>
-                <w:bCs/>
-                <w:sz w:val="18"/>
-                <w:szCs w:val="18"/>
-                <w:rFonts w:ascii="Calibri" w:cs="Calibri" w:eastAsia="Calibri" w:hAnsi="Calibri"/>
-              </w:rPr>
-              <w:t xml:space="preserve">PTFL-3.2.1</w:t>
-            </w:r>
-            <w:r>
-              <w:rPr>
-                <w:sz w:val="18"/>
-                <w:szCs w:val="18"/>
-                <w:rFonts w:ascii="Calibri" w:cs="Calibri" w:eastAsia="Calibri" w:hAnsi="Calibri"/>
-              </w:rPr>
-              <w:t xml:space="preserve">, where the performance risks specific to </w:t>
-            </w:r>
-            <w:r>
-              <w:rPr>
-                <w:b/>
-                <w:bCs/>
-                <w:sz w:val="18"/>
-                <w:szCs w:val="18"/>
-                <w:rFonts w:ascii="Calibri" w:cs="Calibri" w:eastAsia="Calibri" w:hAnsi="Calibri"/>
-              </w:rPr>
-              <w:t xml:space="preserve">virtualized systems</w:t>
-            </w:r>
-            <w:r>
-              <w:rPr>
-                <w:sz w:val="18"/>
-                <w:szCs w:val="18"/>
-                <w:rFonts w:ascii="Calibri" w:cs="Calibri" w:eastAsia="Calibri" w:hAnsi="Calibri"/>
-              </w:rPr>
-              <w:t xml:space="preserve"> are </w:t>
-            </w:r>
-            <w:r>
-              <w:rPr>
-                <w:b/>
-                <w:bCs/>
-                <w:sz w:val="18"/>
-                <w:szCs w:val="18"/>
-                <w:rFonts w:ascii="Calibri" w:cs="Calibri" w:eastAsia="Calibri" w:hAnsi="Calibri"/>
-              </w:rPr>
-              <w:t xml:space="preserve">excessive load on the hardware across all the virtual machines</w:t>
+              <w:t xml:space="preserve"> </w:t>
+            </w:r>
+            <w:r>
+              <w:rPr>
+                <w:b/>
+                <w:bCs/>
+                <w:sz w:val="18"/>
+                <w:szCs w:val="18"/>
+                <w:rFonts w:ascii="Calibri" w:cs="Calibri" w:eastAsia="Calibri" w:hAnsi="Calibri"/>
+              </w:rPr>
+              <w:t xml:space="preserve">Log analysis tools</w:t>
+            </w:r>
+            <w:r>
+              <w:rPr>
+                <w:sz w:val="18"/>
+                <w:szCs w:val="18"/>
+                <w:rFonts w:ascii="Calibri" w:cs="Calibri" w:eastAsia="Calibri" w:hAnsi="Calibri"/>
+              </w:rPr>
+              <w:t xml:space="preserve"> </w:t>
+            </w:r>
+            <w:r>
+              <w:rPr>
+                <w:b/>
+                <w:bCs/>
+                <w:sz w:val="18"/>
+                <w:szCs w:val="18"/>
+                <w:rFonts w:ascii="Calibri" w:cs="Calibri" w:eastAsia="Calibri" w:hAnsi="Calibri"/>
+              </w:rPr>
+              <w:t xml:space="preserve">scan server logs and compile metrics from them</w:t>
+            </w:r>
+            <w:r>
+              <w:rPr>
+                <w:sz w:val="18"/>
+                <w:szCs w:val="18"/>
+                <w:rFonts w:ascii="Calibri" w:cs="Calibri" w:eastAsia="Calibri" w:hAnsi="Calibri"/>
+              </w:rPr>
+              <w:t xml:space="preserve">, and </w:t>
+            </w:r>
+            <w:r>
+              <w:rPr>
+                <w:b/>
+                <w:bCs/>
+                <w:sz w:val="18"/>
+                <w:szCs w:val="18"/>
+                <w:rFonts w:ascii="Calibri" w:cs="Calibri" w:eastAsia="Calibri" w:hAnsi="Calibri"/>
+              </w:rPr>
+              <w:t xml:space="preserve">some of these tools can create charts to provide a graphical view of the data</w:t>
+            </w:r>
+            <w:r>
+              <w:rPr>
+                <w:sz w:val="18"/>
+                <w:szCs w:val="18"/>
+                <w:rFonts w:ascii="Calibri" w:cs="Calibri" w:eastAsia="Calibri" w:hAnsi="Calibri"/>
+              </w:rPr>
+              <w:t xml:space="preserve">. </w:t>
+            </w:r>
+            <w:r>
+              <w:rPr>
+                <w:b/>
+                <w:bCs/>
+                <w:sz w:val="18"/>
+                <w:szCs w:val="18"/>
+                <w:rFonts w:ascii="Calibri" w:cs="Calibri" w:eastAsia="Calibri" w:hAnsi="Calibri"/>
+              </w:rPr>
+              <w:t xml:space="preserve">SQL timeouts</w:t>
+            </w:r>
+            <w:r>
+              <w:rPr>
+                <w:sz w:val="18"/>
+                <w:szCs w:val="18"/>
+                <w:rFonts w:ascii="Calibri" w:cs="Calibri" w:eastAsia="Calibri" w:hAnsi="Calibri"/>
+              </w:rPr>
+              <w:t xml:space="preserve"> fall under </w:t>
+            </w:r>
+            <w:r>
+              <w:rPr>
+                <w:b/>
+                <w:bCs/>
+                <w:sz w:val="18"/>
+                <w:szCs w:val="18"/>
+                <w:rFonts w:ascii="Calibri" w:cs="Calibri" w:eastAsia="Calibri" w:hAnsi="Calibri"/>
+              </w:rPr>
+              <w:t xml:space="preserve">database errors</w:t>
             </w:r>
             <w:r>
               <w:rPr>
@@ -21106,15 +21017,69 @@
                 <w:szCs w:val="18"/>
                 <w:rFonts w:ascii="Calibri" w:cs="Calibri" w:eastAsia="Calibri" w:hAnsi="Calibri"/>
               </w:rPr>
-              <w:t xml:space="preserve">improper configuration of the host virtual machine resulting in inadequate resources</w:t>
-            </w:r>
-            <w:r>
-              <w:rPr>
-                <w:sz w:val="18"/>
-                <w:szCs w:val="18"/>
-                <w:rFonts w:ascii="Calibri" w:cs="Calibri" w:eastAsia="Calibri" w:hAnsi="Calibri"/>
-              </w:rPr>
-              <w:t xml:space="preserve">.</w:t>
+              <w:t xml:space="preserve">memory exhaustion</w:t>
+            </w:r>
+            <w:r>
+              <w:rPr>
+                <w:sz w:val="18"/>
+                <w:szCs w:val="18"/>
+                <w:rFonts w:ascii="Calibri" w:cs="Calibri" w:eastAsia="Calibri" w:hAnsi="Calibri"/>
+              </w:rPr>
+              <w:t xml:space="preserve"> under </w:t>
+            </w:r>
+            <w:r>
+              <w:rPr>
+                <w:b/>
+                <w:bCs/>
+                <w:sz w:val="18"/>
+                <w:szCs w:val="18"/>
+                <w:rFonts w:ascii="Calibri" w:cs="Calibri" w:eastAsia="Calibri" w:hAnsi="Calibri"/>
+              </w:rPr>
+              <w:t xml:space="preserve">memory errors and warnings</w:t>
+            </w:r>
+            <w:r>
+              <w:rPr>
+                <w:sz w:val="18"/>
+                <w:szCs w:val="18"/>
+                <w:rFonts w:ascii="Calibri" w:cs="Calibri" w:eastAsia="Calibri" w:hAnsi="Calibri"/>
+              </w:rPr>
+              <w:t xml:space="preserve"> — both explicitly named as server-log contents. The </w:t>
+            </w:r>
+            <w:r>
+              <w:rPr>
+                <w:b/>
+                <w:bCs/>
+                <w:sz w:val="18"/>
+                <w:szCs w:val="18"/>
+                <w:rFonts w:ascii="Calibri" w:cs="Calibri" w:eastAsia="Calibri" w:hAnsi="Calibri"/>
+              </w:rPr>
+              <w:t xml:space="preserve">load management console</w:t>
+            </w:r>
+            <w:r>
+              <w:rPr>
+                <w:sz w:val="18"/>
+                <w:szCs w:val="18"/>
+                <w:rFonts w:ascii="Calibri" w:cs="Calibri" w:eastAsia="Calibri" w:hAnsi="Calibri"/>
+              </w:rPr>
+              <w:t xml:space="preserve"> is a </w:t>
+            </w:r>
+            <w:r>
+              <w:rPr>
+                <w:b/>
+                <w:bCs/>
+                <w:sz w:val="18"/>
+                <w:szCs w:val="18"/>
+                <w:rFonts w:ascii="Calibri" w:cs="Calibri" w:eastAsia="Calibri" w:hAnsi="Calibri"/>
+              </w:rPr>
+              <w:t xml:space="preserve">Chapter 5</w:t>
+            </w:r>
+            <w:r>
+              <w:rPr>
+                <w:sz w:val="18"/>
+                <w:szCs w:val="18"/>
+                <w:rFonts w:ascii="Calibri" w:cs="Calibri" w:eastAsia="Calibri" w:hAnsi="Calibri"/>
+              </w:rPr>
+              <w:t xml:space="preserve"> tool type that starts and stops load generators and aggregates transaction metrics.</w:t>
             </w:r>
           </w:p>
         </w:tc>
@@ -21139,7 +21104,24 @@
           <w:szCs w:val="19"/>
           <w:rFonts w:ascii="Calibri" w:cs="Calibri" w:eastAsia="Calibri" w:hAnsi="Calibri"/>
         </w:rPr>
-        <w:t xml:space="preserve">Q12. Tricky · GQM</w:t>
+        <w:t xml:space="preserve">Q12. Tricky · raw results</w:t>
+      </w:r>
+    </w:p>
+    <w:p>
+      <w:pPr>
+        <w:keepNext/>
+        <w:spacing w:after="70" w:line="264"/>
+        <w:jc w:val="both"/>
+      </w:pPr>
+      <w:r>
+        <w:rPr>
+          <w:i/>
+          <w:iCs/>
+          <w:sz w:val="18"/>
+          <w:szCs w:val="18"/>
+          <w:rFonts w:ascii="Calibri" w:cs="Calibri" w:eastAsia="Calibri" w:hAnsi="Calibri"/>
+        </w:rPr>
+        <w:t xml:space="preserve">A test report shows resource utilization well under 75% for all key potential bottleneck resources.</w:t>
       </w:r>
     </w:p>
     <w:p>
@@ -21153,7 +21135,7 @@
           <w:szCs w:val="19"/>
           <w:rFonts w:ascii="Calibri" w:cs="Calibri" w:eastAsia="Calibri" w:hAnsi="Calibri"/>
         </w:rPr>
-        <w:t xml:space="preserve">Which statement about the Goal-Question-Metric (GQM) approach matches the syllabus?</w:t>
+        <w:t xml:space="preserve">What warning does the syllabus attach to a result like this?</w:t>
       </w:r>
     </w:p>
     <w:p>
@@ -21168,7 +21150,7 @@
           <w:szCs w:val="18"/>
           <w:rFonts w:ascii="Calibri" w:cs="Calibri" w:eastAsia="Calibri" w:hAnsi="Calibri"/>
         </w:rPr>
-        <w:t xml:space="preserve">a) GQM guarantees that every performance metric can be traced to a goal</w:t>
+        <w:t xml:space="preserve">a) It confirms the system has passed the performance test</w:t>
       </w:r>
     </w:p>
     <w:p>
@@ -21179,14 +21161,11 @@
       </w:pPr>
       <w:r>
         <w:rPr>
-          <w:b/>
-          <w:bCs/>
-          <w:color w:val="1E6B3A"/>
           <w:sz w:val="18"/>
           <w:szCs w:val="18"/>
           <w:rFonts w:ascii="Calibri" w:cs="Calibri" w:eastAsia="Calibri" w:hAnsi="Calibri"/>
         </w:rPr>
-        <w:t xml:space="preserve">b) GQM aligns metrics with performance goals, but does not always fit the performance testing process — some metrics represent a system's health and are not directly linked to goals   ✔</w:t>
+        <w:t xml:space="preserve">b) It means the load generators were misconfigured</w:t>
       </w:r>
     </w:p>
     <w:p>
@@ -21201,7 +21180,7 @@
           <w:szCs w:val="18"/>
           <w:rFonts w:ascii="Calibri" w:cs="Calibri" w:eastAsia="Calibri" w:hAnsi="Calibri"/>
         </w:rPr>
-        <w:t xml:space="preserve">c) GQM replaces the need for a baseline</w:t>
+        <w:t xml:space="preserve">c) It means the probe effect was too high</w:t>
       </w:r>
     </w:p>
     <w:p>
@@ -21212,11 +21191,14 @@
       </w:pPr>
       <w:r>
         <w:rPr>
+          <w:b/>
+          <w:bCs/>
+          <w:color w:val="1E6B3A"/>
           <w:sz w:val="18"/>
           <w:szCs w:val="18"/>
           <w:rFonts w:ascii="Calibri" w:cs="Calibri" w:eastAsia="Calibri" w:hAnsi="Calibri"/>
         </w:rPr>
-        <w:t xml:space="preserve">d) GQM is mandatory for defining performance test objectives</w:t>
+        <w:t xml:space="preserve">d) Initial raw results can be misleading, with performance failures hidden beneath apparently good overall results — the throughput or response time of key transactions may still be an order-of-magnitude too slow   ✔</w:t>
       </w:r>
     </w:p>
     <w:tbl>
@@ -21259,7 +21241,7 @@
                 <w:szCs w:val="18"/>
                 <w:rFonts w:ascii="Calibri" w:cs="Calibri" w:eastAsia="Calibri" w:hAnsi="Calibri"/>
               </w:rPr>
-              <w:t xml:space="preserve">Correct answer: b   |   LO: PTFL-2.1.1 (K2) | Syllabus §2.1.3</w:t>
+              <w:t xml:space="preserve">Correct answer: d   |   LO: PTFL-2.4.1 (K1) | Syllabus §2.4</w:t>
             </w:r>
           </w:p>
         </w:tc>
@@ -21297,61 +21279,25 @@
                 <w:szCs w:val="18"/>
                 <w:rFonts w:ascii="Calibri" w:cs="Calibri" w:eastAsia="Calibri" w:hAnsi="Calibri"/>
               </w:rPr>
-              <w:t xml:space="preserve"> The syllabus presents GQM as </w:t>
-            </w:r>
-            <w:r>
-              <w:rPr>
-                <w:b/>
-                <w:bCs/>
-                <w:sz w:val="18"/>
-                <w:szCs w:val="18"/>
-                <w:rFonts w:ascii="Calibri" w:cs="Calibri" w:eastAsia="Calibri" w:hAnsi="Calibri"/>
-              </w:rPr>
-              <w:t xml:space="preserve">a helpful way to align metrics with performance goals</w:t>
-            </w:r>
-            <w:r>
-              <w:rPr>
-                <w:sz w:val="18"/>
-                <w:szCs w:val="18"/>
-                <w:rFonts w:ascii="Calibri" w:cs="Calibri" w:eastAsia="Calibri" w:hAnsi="Calibri"/>
-              </w:rPr>
-              <w:t xml:space="preserve"> — </w:t>
-            </w:r>
-            <w:r>
-              <w:rPr>
-                <w:b/>
-                <w:bCs/>
-                <w:sz w:val="18"/>
-                <w:szCs w:val="18"/>
-                <w:rFonts w:ascii="Calibri" w:cs="Calibri" w:eastAsia="Calibri" w:hAnsi="Calibri"/>
-              </w:rPr>
-              <w:t xml:space="preserve">establish the goals, then ask questions to know when the goals have been achieved, then associate metrics with each question to ensure the answer is measurable</w:t>
-            </w:r>
-            <w:r>
-              <w:rPr>
-                <w:sz w:val="18"/>
-                <w:szCs w:val="18"/>
-                <w:rFonts w:ascii="Calibri" w:cs="Calibri" w:eastAsia="Calibri" w:hAnsi="Calibri"/>
-              </w:rPr>
-              <w:t xml:space="preserve"> — and immediately qualifies it: </w:t>
-            </w:r>
-            <w:r>
-              <w:rPr>
-                <w:b/>
-                <w:bCs/>
-                <w:sz w:val="18"/>
-                <w:szCs w:val="18"/>
-                <w:rFonts w:ascii="Calibri" w:cs="Calibri" w:eastAsia="Calibri" w:hAnsi="Calibri"/>
-              </w:rPr>
-              <w:t xml:space="preserve">the GQM approach doesn't always fit the performance testing process. For example, some metrics represent a system's health and are not directly linked to goals.</w:t>
-            </w:r>
-            <w:r>
-              <w:rPr>
-                <w:sz w:val="18"/>
-                <w:szCs w:val="18"/>
-                <w:rFonts w:ascii="Calibri" w:cs="Calibri" w:eastAsia="Calibri" w:hAnsi="Calibri"/>
-              </w:rPr>
-              <w:t xml:space="preserve"> Any option presenting GQM as universal or mandatory is wrong.</w:t>
+              <w:t xml:space="preserve"> This is the syllabus's own worked example, given almost verbatim: </w:t>
+            </w:r>
+            <w:r>
+              <w:rPr>
+                <w:b/>
+                <w:bCs/>
+                <w:sz w:val="18"/>
+                <w:szCs w:val="18"/>
+                <w:rFonts w:ascii="Calibri" w:cs="Calibri" w:eastAsia="Calibri" w:hAnsi="Calibri"/>
+              </w:rPr>
+              <w:t xml:space="preserve">resource utilization may be well under 75% for all key potential bottleneck resources, but the throughput or response time of key transactions or use cases are an order-of-magnitude too slow</w:t>
+            </w:r>
+            <w:r>
+              <w:rPr>
+                <w:sz w:val="18"/>
+                <w:szCs w:val="18"/>
+                <w:rFonts w:ascii="Calibri" w:cs="Calibri" w:eastAsia="Calibri" w:hAnsi="Calibri"/>
+              </w:rPr>
+              <w:t xml:space="preserve">. It is the single most quotable sentence in §2.4 and the reason the objective exists.</w:t>
             </w:r>
           </w:p>
         </w:tc>
@@ -21376,7 +21322,7 @@
           <w:szCs w:val="19"/>
           <w:rFonts w:ascii="Calibri" w:cs="Calibri" w:eastAsia="Calibri" w:hAnsi="Calibri"/>
         </w:rPr>
-        <w:t xml:space="preserve">Q13. Tricky</w:t>
+        <w:t xml:space="preserve">Q13. Type mapping</w:t>
       </w:r>
     </w:p>
     <w:p>
@@ -21390,7 +21336,7 @@
           <w:szCs w:val="19"/>
           <w:rFonts w:ascii="Calibri" w:cs="Calibri" w:eastAsia="Calibri" w:hAnsi="Calibri"/>
         </w:rPr>
-        <w:t xml:space="preserve">Why does the syllabus warn against collecting more metrics than required?</w:t>
+        <w:t xml:space="preserve">A system performs acceptably at its expected load, but the team finds it cannot be grown to serve a substantially larger user base without breaching current response-time requirements. Which test type produced this result?</w:t>
       </w:r>
     </w:p>
     <w:p>
@@ -21405,7 +21351,7 @@
           <w:szCs w:val="18"/>
           <w:rFonts w:ascii="Calibri" w:cs="Calibri" w:eastAsia="Calibri" w:hAnsi="Calibri"/>
         </w:rPr>
-        <w:t xml:space="preserve">a) Because performance test tools cannot export more than a fixed number of metrics</w:t>
+        <w:t xml:space="preserve">a) Endurance testing</w:t>
       </w:r>
     </w:p>
     <w:p>
@@ -21416,11 +21362,14 @@
       </w:pPr>
       <w:r>
         <w:rPr>
+          <w:b/>
+          <w:bCs/>
+          <w:color w:val="1E6B3A"/>
           <w:sz w:val="18"/>
           <w:szCs w:val="18"/>
           <w:rFonts w:ascii="Calibri" w:cs="Calibri" w:eastAsia="Calibri" w:hAnsi="Calibri"/>
         </w:rPr>
-        <w:t xml:space="preserve">b) Because additional metrics invalidate the baseline</w:t>
+        <w:t xml:space="preserve">b) Scalability testing   ✔</w:t>
       </w:r>
     </w:p>
     <w:p>
@@ -21431,14 +21380,11 @@
       </w:pPr>
       <w:r>
         <w:rPr>
-          <w:b/>
-          <w:bCs/>
-          <w:color w:val="1E6B3A"/>
           <w:sz w:val="18"/>
           <w:szCs w:val="18"/>
           <w:rFonts w:ascii="Calibri" w:cs="Calibri" w:eastAsia="Calibri" w:hAnsi="Calibri"/>
         </w:rPr>
-        <w:t xml:space="preserve">c) Because each metric chosen requires a means for consistent collection and reporting, and an obtainable set that supports the test objectives should be defined instead   ✔</w:t>
+        <w:t xml:space="preserve">c) Spike testing</w:t>
       </w:r>
     </w:p>
     <w:p>
@@ -21453,7 +21399,7 @@
           <w:szCs w:val="18"/>
           <w:rFonts w:ascii="Calibri" w:cs="Calibri" w:eastAsia="Calibri" w:hAnsi="Calibri"/>
         </w:rPr>
-        <w:t xml:space="preserve">d) Because the exam structure table limits the number of metrics per objective</w:t>
+        <w:t xml:space="preserve">d) Concurrency testing</w:t>
       </w:r>
     </w:p>
     <w:tbl>
@@ -21496,7 +21442,7 @@
                 <w:szCs w:val="18"/>
                 <w:rFonts w:ascii="Calibri" w:cs="Calibri" w:eastAsia="Calibri" w:hAnsi="Calibri"/>
               </w:rPr>
-              <w:t xml:space="preserve">Correct answer: c   |   LO: PTFL-2.1.1 (K2) | Syllabus §2.1.3</w:t>
+              <w:t xml:space="preserve">Correct answer: b   |   LO: PTFL-2.4.1 (K1) | Syllabus §2.4 (with §1.2)</w:t>
             </w:r>
           </w:p>
         </w:tc>
@@ -21534,4561 +21480,70 @@
                 <w:szCs w:val="18"/>
                 <w:rFonts w:ascii="Calibri" w:cs="Calibri" w:eastAsia="Calibri" w:hAnsi="Calibri"/>
               </w:rPr>
-              <w:t xml:space="preserve"> "</w:t>
-            </w:r>
-            <w:r>
-              <w:rPr>
-                <w:b/>
-                <w:bCs/>
+              <w:t xml:space="preserve"> </w:t>
+            </w:r>
+            <w:r>
+              <w:rPr>
+                <w:b/>
+                <w:bCs/>
+                <w:sz w:val="18"/>
+                <w:szCs w:val="18"/>
+                <w:rFonts w:ascii="Calibri" w:cs="Calibri" w:eastAsia="Calibri" w:hAnsi="Calibri"/>
+              </w:rPr>
+              <w:t xml:space="preserve">Scalability testing</w:t>
+            </w:r>
+            <w:r>
+              <w:rPr>
+                <w:sz w:val="18"/>
+                <w:szCs w:val="18"/>
+                <w:rFonts w:ascii="Calibri" w:cs="Calibri" w:eastAsia="Calibri" w:hAnsi="Calibri"/>
+              </w:rPr>
+              <w:t xml:space="preserve"> — the ability to meet </w:t>
+            </w:r>
+            <w:r>
+              <w:rPr>
+                <w:b/>
+                <w:bCs/>
+                <w:sz w:val="18"/>
+                <w:szCs w:val="18"/>
+                <w:rFonts w:ascii="Calibri" w:cs="Calibri" w:eastAsia="Calibri" w:hAnsi="Calibri"/>
+              </w:rPr>
+              <w:t xml:space="preserve">future efficiency requirements which may be beyond those currently required</w:t>
+            </w:r>
+            <w:r>
+              <w:rPr>
+                <w:sz w:val="18"/>
+                <w:szCs w:val="18"/>
+                <w:rFonts w:ascii="Calibri" w:cs="Calibri" w:eastAsia="Calibri" w:hAnsi="Calibri"/>
+              </w:rPr>
+              <w:t xml:space="preserve">, growing </w:t>
+            </w:r>
+            <w:r>
+              <w:rPr>
+                <w:b/>
+                <w:bCs/>
+                <w:sz w:val="18"/>
+                <w:szCs w:val="18"/>
+                <w:rFonts w:ascii="Calibri" w:cs="Calibri" w:eastAsia="Calibri" w:hAnsi="Calibri"/>
+              </w:rPr>
+              <w:t xml:space="preserve">without violating the currently specified performance requirements or failing</w:t>
+            </w:r>
+            <w:r>
+              <w:rPr>
+                <w:sz w:val="18"/>
+                <w:szCs w:val="18"/>
+                <w:rFonts w:ascii="Calibri" w:cs="Calibri" w:eastAsia="Calibri" w:hAnsi="Calibri"/>
+              </w:rPr>
+              <w:t xml:space="preserve">. The official Chapter 2 K1 question uses exactly this distractor: "</w:t>
+            </w:r>
+            <w:r>
+              <w:rPr>
                 <w:i/>
                 <w:iCs/>
                 <w:sz w:val="18"/>
                 <w:szCs w:val="18"/>
                 <w:rFonts w:ascii="Calibri" w:cs="Calibri" w:eastAsia="Calibri" w:hAnsi="Calibri"/>
               </w:rPr>
-              <w:t xml:space="preserve">Collecting more metrics than required is not necessarily a good thing.</w:t>
-            </w:r>
-            <w:r>
-              <w:rPr>
-                <w:i/>
-                <w:iCs/>
-                <w:sz w:val="18"/>
-                <w:szCs w:val="18"/>
-                <w:rFonts w:ascii="Calibri" w:cs="Calibri" w:eastAsia="Calibri" w:hAnsi="Calibri"/>
-              </w:rPr>
-              <w:t xml:space="preserve"> </w:t>
-            </w:r>
-            <w:r>
-              <w:rPr>
-                <w:b/>
-                <w:bCs/>
-                <w:i/>
-                <w:iCs/>
-                <w:sz w:val="18"/>
-                <w:szCs w:val="18"/>
-                <w:rFonts w:ascii="Calibri" w:cs="Calibri" w:eastAsia="Calibri" w:hAnsi="Calibri"/>
-              </w:rPr>
-              <w:t xml:space="preserve">Each metric chosen requires a means for consistent collection and reporting.</w:t>
-            </w:r>
-            <w:r>
-              <w:rPr>
-                <w:i/>
-                <w:iCs/>
-                <w:sz w:val="18"/>
-                <w:szCs w:val="18"/>
-                <w:rFonts w:ascii="Calibri" w:cs="Calibri" w:eastAsia="Calibri" w:hAnsi="Calibri"/>
-              </w:rPr>
-              <w:t xml:space="preserve"> It is important to </w:t>
-            </w:r>
-            <w:r>
-              <w:rPr>
-                <w:b/>
-                <w:bCs/>
-                <w:i/>
-                <w:iCs/>
-                <w:sz w:val="18"/>
-                <w:szCs w:val="18"/>
-                <w:rFonts w:ascii="Calibri" w:cs="Calibri" w:eastAsia="Calibri" w:hAnsi="Calibri"/>
-              </w:rPr>
-              <w:t xml:space="preserve">define an obtainable set of metrics that support the performance test objectives</w:t>
-            </w:r>
-            <w:r>
-              <w:rPr>
-                <w:i/>
-                <w:iCs/>
-                <w:sz w:val="18"/>
-                <w:szCs w:val="18"/>
-                <w:rFonts w:ascii="Calibri" w:cs="Calibri" w:eastAsia="Calibri" w:hAnsi="Calibri"/>
-              </w:rPr>
-              <w:t xml:space="preserve">.</w:t>
-            </w:r>
-            <w:r>
-              <w:rPr>
-                <w:sz w:val="18"/>
-                <w:szCs w:val="18"/>
-                <w:rFonts w:ascii="Calibri" w:cs="Calibri" w:eastAsia="Calibri" w:hAnsi="Calibri"/>
-              </w:rPr>
-              <w:t xml:space="preserve">" The same principle returns in </w:t>
-            </w:r>
-            <w:r>
-              <w:rPr>
-                <w:b/>
-                <w:bCs/>
-                <w:sz w:val="18"/>
-                <w:szCs w:val="18"/>
-                <w:rFonts w:ascii="Calibri" w:cs="Calibri" w:eastAsia="Calibri" w:hAnsi="Calibri"/>
-              </w:rPr>
-              <w:t xml:space="preserve">PTFL-4.1.2</w:t>
-            </w:r>
-            <w:r>
-              <w:rPr>
-                <w:sz w:val="18"/>
-                <w:szCs w:val="18"/>
-                <w:rFonts w:ascii="Calibri" w:cs="Calibri" w:eastAsia="Calibri" w:hAnsi="Calibri"/>
-              </w:rPr>
-              <w:t xml:space="preserve">, which adds that </w:t>
-            </w:r>
-            <w:r>
-              <w:rPr>
-                <w:b/>
-                <w:bCs/>
-                <w:sz w:val="18"/>
-                <w:szCs w:val="18"/>
-                <w:rFonts w:ascii="Calibri" w:cs="Calibri" w:eastAsia="Calibri" w:hAnsi="Calibri"/>
-              </w:rPr>
-              <w:t xml:space="preserve">taking too many measurements can make analysis difficult as well as negatively impact the application's actual performance</w:t>
-            </w:r>
-            <w:r>
-              <w:rPr>
-                <w:sz w:val="18"/>
-                <w:szCs w:val="18"/>
-                <w:rFonts w:ascii="Calibri" w:cs="Calibri" w:eastAsia="Calibri" w:hAnsi="Calibri"/>
-              </w:rPr>
-              <w:t xml:space="preserve"> — the </w:t>
-            </w:r>
-            <w:r>
-              <w:rPr>
-                <w:b/>
-                <w:bCs/>
-                <w:sz w:val="18"/>
-                <w:szCs w:val="18"/>
-                <w:rFonts w:ascii="Calibri" w:cs="Calibri" w:eastAsia="Calibri" w:hAnsi="Calibri"/>
-              </w:rPr>
-              <w:t xml:space="preserve">probe effect</w:t>
-            </w:r>
-            <w:r>
-              <w:rPr>
-                <w:sz w:val="18"/>
-                <w:szCs w:val="18"/>
-                <w:rFonts w:ascii="Calibri" w:cs="Calibri" w:eastAsia="Calibri" w:hAnsi="Calibri"/>
-              </w:rPr>
-              <w:t xml:space="preserve"> in practice.</w:t>
-            </w:r>
-          </w:p>
-        </w:tc>
-      </w:tr>
-    </w:tbl>
-    <w:p>
-      <w:pPr>
-        <w:spacing w:after="120"/>
-      </w:pPr>
-    </w:p>
-    <w:p>
-      <w:pPr>
-        <w:keepNext/>
-        <w:spacing w:before="200" w:after="60"/>
-      </w:pPr>
-      <w:r>
-        <w:rPr>
-          <w:b/>
-          <w:bCs/>
-          <w:color w:val="1F3864"/>
-          <w:sz w:val="19"/>
-          <w:szCs w:val="19"/>
-          <w:rFonts w:ascii="Calibri" w:cs="Calibri" w:eastAsia="Calibri" w:hAnsi="Calibri"/>
-        </w:rPr>
-        <w:t xml:space="preserve">Q14. Recall</w:t>
-      </w:r>
-    </w:p>
-    <w:p>
-      <w:pPr>
-        <w:keepNext/>
-        <w:spacing w:after="60" w:line="264"/>
-      </w:pPr>
-      <w:r>
-        <w:rPr>
-          <w:sz w:val="19"/>
-          <w:szCs w:val="19"/>
-          <w:rFonts w:ascii="Calibri" w:cs="Calibri" w:eastAsia="Calibri" w:hAnsi="Calibri"/>
-        </w:rPr>
-        <w:t xml:space="preserve">Which of the following does the syllabus list as a technical-environment metric?</w:t>
-      </w:r>
-    </w:p>
-    <w:p>
-      <w:pPr>
-        <w:keepNext/>
-        <w:spacing w:after="40" w:line="258"/>
-        <w:ind w:left="300" w:hanging="160"/>
-      </w:pPr>
-      <w:r>
-        <w:rPr>
-          <w:b/>
-          <w:bCs/>
-          <w:color w:val="1E6B3A"/>
-          <w:sz w:val="18"/>
-          <w:szCs w:val="18"/>
-          <w:rFonts w:ascii="Calibri" w:cs="Calibri" w:eastAsia="Calibri" w:hAnsi="Calibri"/>
-        </w:rPr>
-        <w:t xml:space="preserve">a) Software metrics such as code complexity   ✔</w:t>
-      </w:r>
-    </w:p>
-    <w:p>
-      <w:pPr>
-        <w:keepNext/>
-        <w:spacing w:after="40" w:line="258"/>
-        <w:ind w:left="300" w:hanging="160"/>
-      </w:pPr>
-      <w:r>
-        <w:rPr>
-          <w:sz w:val="18"/>
-          <w:szCs w:val="18"/>
-          <w:rFonts w:ascii="Calibri" w:cs="Calibri" w:eastAsia="Calibri" w:hAnsi="Calibri"/>
-        </w:rPr>
-        <w:t xml:space="preserve">b) Scope of usage, such as the percentage of global users conducting tasks at a given time</w:t>
-      </w:r>
-    </w:p>
-    <w:p>
-      <w:pPr>
-        <w:keepNext/>
-        <w:spacing w:after="40" w:line="258"/>
-        <w:ind w:left="300" w:hanging="160"/>
-      </w:pPr>
-      <w:r>
-        <w:rPr>
-          <w:sz w:val="18"/>
-          <w:szCs w:val="18"/>
-          <w:rFonts w:ascii="Calibri" w:cs="Calibri" w:eastAsia="Calibri" w:hAnsi="Calibri"/>
-        </w:rPr>
-        <w:t xml:space="preserve">c) The time required to restore data from a backup</w:t>
-      </w:r>
-    </w:p>
-    <w:p>
-      <w:pPr>
-        <w:keepNext/>
-        <w:spacing w:after="40" w:line="258"/>
-        <w:ind w:left="300" w:hanging="160"/>
-      </w:pPr>
-      <w:r>
-        <w:rPr>
-          <w:sz w:val="18"/>
-          <w:szCs w:val="18"/>
-          <w:rFonts w:ascii="Calibri" w:cs="Calibri" w:eastAsia="Calibri" w:hAnsi="Calibri"/>
-        </w:rPr>
-        <w:t xml:space="preserve">d) Business process efficiency across normal, alternate and exceptional flows</w:t>
-      </w:r>
-    </w:p>
-    <w:tbl>
-      <w:tblPr>
-        <w:tblW w:type="dxa" w:w="9638"/>
-        <w:tblBorders>
-          <w:top w:val="single" w:color="1E6B3A" w:sz="6"/>
-          <w:left w:val="single" w:color="1E6B3A" w:sz="6"/>
-          <w:bottom w:val="single" w:color="1E6B3A" w:sz="6"/>
-          <w:right w:val="single" w:color="1E6B3A" w:sz="6"/>
-          <w:insideH w:val="single" w:color="1E6B3A" w:sz="3"/>
-          <w:insideV w:val="none" w:color="1E6B3A" w:sz="0"/>
-        </w:tblBorders>
-      </w:tblPr>
-      <w:tblGrid>
-        <w:gridCol w:w="9638"/>
-      </w:tblGrid>
-      <w:tr>
-        <w:tc>
-          <w:tcPr>
-            <w:tcW w:type="dxa" w:w="9638"/>
-            <w:shd w:fill="E8F3EC" w:color="auto" w:val="clear"/>
-            <w:tcMar>
-              <w:top w:type="dxa" w:w="90"/>
-              <w:left w:type="dxa" w:w="140"/>
-              <w:bottom w:type="dxa" w:w="60"/>
-              <w:right w:type="dxa" w:w="140"/>
-            </w:tcMar>
-          </w:tcPr>
-          <w:p>
-            <w:pPr>
-              <w:spacing w:after="0"/>
-            </w:pPr>
-            <w:r>
-              <w:rPr>
-                <w:b/>
-                <w:bCs/>
-                <w:color w:val="1E6B3A"/>
-                <w:sz w:val="18"/>
-                <w:szCs w:val="18"/>
-                <w:rFonts w:ascii="Calibri" w:cs="Calibri" w:eastAsia="Calibri" w:hAnsi="Calibri"/>
-              </w:rPr>
-              <w:t xml:space="preserve">Correct answer: a   |   LO: PTFL-2.1.1 (K2) | Syllabus §2.1.2</w:t>
-            </w:r>
-          </w:p>
-        </w:tc>
-      </w:tr>
-      <w:tr>
-        <w:tc>
-          <w:tcPr>
-            <w:tcW w:type="dxa" w:w="9638"/>
-            <w:shd w:fill="E8F3EC" w:color="auto" w:val="clear"/>
-            <w:tcMar>
-              <w:top w:type="dxa" w:w="60"/>
-              <w:left w:type="dxa" w:w="140"/>
-              <w:bottom w:type="dxa" w:w="90"/>
-              <w:right w:type="dxa" w:w="140"/>
-            </w:tcMar>
-          </w:tcPr>
-          <w:p>
-            <w:pPr>
-              <w:spacing w:after="0" w:line="258"/>
-              <w:jc w:val="both"/>
-            </w:pPr>
-            <w:r>
-              <w:rPr>
-                <w:b/>
-                <w:bCs/>
-                <w:sz w:val="18"/>
-                <w:szCs w:val="18"/>
-                <w:rFonts w:ascii="Calibri" w:cs="Calibri" w:eastAsia="Calibri" w:hAnsi="Calibri"/>
-              </w:rPr>
-              <w:t xml:space="preserve">Why:</w:t>
-            </w:r>
-            <w:r>
-              <w:rPr>
-                <w:sz w:val="18"/>
-                <w:szCs w:val="18"/>
-                <w:rFonts w:ascii="Calibri" w:cs="Calibri" w:eastAsia="Calibri" w:hAnsi="Calibri"/>
-              </w:rPr>
-              <w:t xml:space="preserve"> </w:t>
-            </w:r>
-            <w:r>
-              <w:rPr>
-                <w:b/>
-                <w:bCs/>
-                <w:sz w:val="18"/>
-                <w:szCs w:val="18"/>
-                <w:rFonts w:ascii="Calibri" w:cs="Calibri" w:eastAsia="Calibri" w:hAnsi="Calibri"/>
-              </w:rPr>
-              <w:t xml:space="preserve">Software metrics (e.g., code complexity)</w:t>
-            </w:r>
-            <w:r>
-              <w:rPr>
-                <w:sz w:val="18"/>
-                <w:szCs w:val="18"/>
-                <w:rFonts w:ascii="Calibri" w:cs="Calibri" w:eastAsia="Calibri" w:hAnsi="Calibri"/>
-              </w:rPr>
-              <w:t xml:space="preserve"> is the eighth and least intuitive item on the technical list. (b) is </w:t>
-            </w:r>
-            <w:r>
-              <w:rPr>
-                <w:b/>
-                <w:bCs/>
-                <w:sz w:val="18"/>
-                <w:szCs w:val="18"/>
-                <w:rFonts w:ascii="Calibri" w:cs="Calibri" w:eastAsia="Calibri" w:hAnsi="Calibri"/>
-              </w:rPr>
-              <w:t xml:space="preserve">scope of usage</w:t>
-            </w:r>
-            <w:r>
-              <w:rPr>
-                <w:sz w:val="18"/>
-                <w:szCs w:val="18"/>
-                <w:rFonts w:ascii="Calibri" w:cs="Calibri" w:eastAsia="Calibri" w:hAnsi="Calibri"/>
-              </w:rPr>
-              <w:t xml:space="preserve"> — a </w:t>
-            </w:r>
-            <w:r>
-              <w:rPr>
-                <w:b/>
-                <w:bCs/>
-                <w:sz w:val="18"/>
-                <w:szCs w:val="18"/>
-                <w:rFonts w:ascii="Calibri" w:cs="Calibri" w:eastAsia="Calibri" w:hAnsi="Calibri"/>
-              </w:rPr>
-              <w:t xml:space="preserve">business</w:t>
-            </w:r>
-            <w:r>
-              <w:rPr>
-                <w:sz w:val="18"/>
-                <w:szCs w:val="18"/>
-                <w:rFonts w:ascii="Calibri" w:cs="Calibri" w:eastAsia="Calibri" w:hAnsi="Calibri"/>
-              </w:rPr>
-              <w:t xml:space="preserve"> metric; (c) is </w:t>
-            </w:r>
-            <w:r>
-              <w:rPr>
-                <w:b/>
-                <w:bCs/>
-                <w:sz w:val="18"/>
-                <w:szCs w:val="18"/>
-                <w:rFonts w:ascii="Calibri" w:cs="Calibri" w:eastAsia="Calibri" w:hAnsi="Calibri"/>
-              </w:rPr>
-              <w:t xml:space="preserve">system restoration</w:t>
-            </w:r>
-            <w:r>
-              <w:rPr>
-                <w:sz w:val="18"/>
-                <w:szCs w:val="18"/>
-                <w:rFonts w:ascii="Calibri" w:cs="Calibri" w:eastAsia="Calibri" w:hAnsi="Calibri"/>
-              </w:rPr>
-              <w:t xml:space="preserve"> — an </w:t>
-            </w:r>
-            <w:r>
-              <w:rPr>
-                <w:b/>
-                <w:bCs/>
-                <w:sz w:val="18"/>
-                <w:szCs w:val="18"/>
-                <w:rFonts w:ascii="Calibri" w:cs="Calibri" w:eastAsia="Calibri" w:hAnsi="Calibri"/>
-              </w:rPr>
-              <w:t xml:space="preserve">operational</w:t>
-            </w:r>
-            <w:r>
-              <w:rPr>
-                <w:sz w:val="18"/>
-                <w:szCs w:val="18"/>
-                <w:rFonts w:ascii="Calibri" w:cs="Calibri" w:eastAsia="Calibri" w:hAnsi="Calibri"/>
-              </w:rPr>
-              <w:t xml:space="preserve"> metric; (d) is </w:t>
-            </w:r>
-            <w:r>
-              <w:rPr>
-                <w:b/>
-                <w:bCs/>
-                <w:sz w:val="18"/>
-                <w:szCs w:val="18"/>
-                <w:rFonts w:ascii="Calibri" w:cs="Calibri" w:eastAsia="Calibri" w:hAnsi="Calibri"/>
-              </w:rPr>
-              <w:t xml:space="preserve">business process efficiency</w:t>
-            </w:r>
-            <w:r>
-              <w:rPr>
-                <w:sz w:val="18"/>
-                <w:szCs w:val="18"/>
-                <w:rFonts w:ascii="Calibri" w:cs="Calibri" w:eastAsia="Calibri" w:hAnsi="Calibri"/>
-              </w:rPr>
-              <w:t xml:space="preserve"> — a </w:t>
-            </w:r>
-            <w:r>
-              <w:rPr>
-                <w:b/>
-                <w:bCs/>
-                <w:sz w:val="18"/>
-                <w:szCs w:val="18"/>
-                <w:rFonts w:ascii="Calibri" w:cs="Calibri" w:eastAsia="Calibri" w:hAnsi="Calibri"/>
-              </w:rPr>
-              <w:t xml:space="preserve">business</w:t>
-            </w:r>
-            <w:r>
-              <w:rPr>
-                <w:sz w:val="18"/>
-                <w:szCs w:val="18"/>
-                <w:rFonts w:ascii="Calibri" w:cs="Calibri" w:eastAsia="Calibri" w:hAnsi="Calibri"/>
-              </w:rPr>
-              <w:t xml:space="preserve"> metric. This question is a compressed rehearsal of the whole classification table.</w:t>
-            </w:r>
-          </w:p>
-        </w:tc>
-      </w:tr>
-    </w:tbl>
-    <w:p>
-      <w:pPr>
-        <w:spacing w:after="120"/>
-      </w:pPr>
-    </w:p>
-    <w:p>
-      <w:pPr>
-        <w:keepNext/>
-        <w:spacing w:before="200" w:after="60"/>
-      </w:pPr>
-      <w:r>
-        <w:rPr>
-          <w:b/>
-          <w:bCs/>
-          <w:color w:val="1F3864"/>
-          <w:sz w:val="19"/>
-          <w:szCs w:val="19"/>
-          <w:rFonts w:ascii="Calibri" w:cs="Calibri" w:eastAsia="Calibri" w:hAnsi="Calibri"/>
-        </w:rPr>
-        <w:t xml:space="preserve">Q15. Recall · list</w:t>
-      </w:r>
-    </w:p>
-    <w:p>
-      <w:pPr>
-        <w:keepNext/>
-        <w:spacing w:after="60" w:line="264"/>
-      </w:pPr>
-      <w:r>
-        <w:rPr>
-          <w:sz w:val="19"/>
-          <w:szCs w:val="19"/>
-          <w:rFonts w:ascii="Calibri" w:cs="Calibri" w:eastAsia="Calibri" w:hAnsi="Calibri"/>
-        </w:rPr>
-        <w:t xml:space="preserve">Which of the following is NOT one of the technical environment types listed by the syllabus?</w:t>
-      </w:r>
-    </w:p>
-    <w:p>
-      <w:pPr>
-        <w:keepNext/>
-        <w:spacing w:after="40" w:line="258"/>
-        <w:ind w:left="300" w:hanging="160"/>
-      </w:pPr>
-      <w:r>
-        <w:rPr>
-          <w:sz w:val="18"/>
-          <w:szCs w:val="18"/>
-          <w:rFonts w:ascii="Calibri" w:cs="Calibri" w:eastAsia="Calibri" w:hAnsi="Calibri"/>
-        </w:rPr>
-        <w:t xml:space="preserve">a) Internet-of-Things (IoT)</w:t>
-      </w:r>
-    </w:p>
-    <w:p>
-      <w:pPr>
-        <w:keepNext/>
-        <w:spacing w:after="40" w:line="258"/>
-        <w:ind w:left="300" w:hanging="160"/>
-      </w:pPr>
-      <w:r>
-        <w:rPr>
-          <w:sz w:val="18"/>
-          <w:szCs w:val="18"/>
-          <w:rFonts w:ascii="Calibri" w:cs="Calibri" w:eastAsia="Calibri" w:hAnsi="Calibri"/>
-        </w:rPr>
-        <w:t xml:space="preserve">b) Mainframe</w:t>
-      </w:r>
-    </w:p>
-    <w:p>
-      <w:pPr>
-        <w:keepNext/>
-        <w:spacing w:after="40" w:line="258"/>
-        <w:ind w:left="300" w:hanging="160"/>
-      </w:pPr>
-      <w:r>
-        <w:rPr>
-          <w:sz w:val="18"/>
-          <w:szCs w:val="18"/>
-          <w:rFonts w:ascii="Calibri" w:cs="Calibri" w:eastAsia="Calibri" w:hAnsi="Calibri"/>
-        </w:rPr>
-        <w:t xml:space="preserve">c) Desktop client devices</w:t>
-      </w:r>
-    </w:p>
-    <w:p>
-      <w:pPr>
-        <w:keepNext/>
-        <w:spacing w:after="40" w:line="258"/>
-        <w:ind w:left="300" w:hanging="160"/>
-      </w:pPr>
-      <w:r>
-        <w:rPr>
-          <w:b/>
-          <w:bCs/>
-          <w:color w:val="1E6B3A"/>
-          <w:sz w:val="18"/>
-          <w:szCs w:val="18"/>
-          <w:rFonts w:ascii="Calibri" w:cs="Calibri" w:eastAsia="Calibri" w:hAnsi="Calibri"/>
-        </w:rPr>
-        <w:t xml:space="preserve">d) Crowd testing platforms   ✔</w:t>
-      </w:r>
-    </w:p>
-    <w:tbl>
-      <w:tblPr>
-        <w:tblW w:type="dxa" w:w="9638"/>
-        <w:tblBorders>
-          <w:top w:val="single" w:color="1E6B3A" w:sz="6"/>
-          <w:left w:val="single" w:color="1E6B3A" w:sz="6"/>
-          <w:bottom w:val="single" w:color="1E6B3A" w:sz="6"/>
-          <w:right w:val="single" w:color="1E6B3A" w:sz="6"/>
-          <w:insideH w:val="single" w:color="1E6B3A" w:sz="3"/>
-          <w:insideV w:val="none" w:color="1E6B3A" w:sz="0"/>
-        </w:tblBorders>
-      </w:tblPr>
-      <w:tblGrid>
-        <w:gridCol w:w="9638"/>
-      </w:tblGrid>
-      <w:tr>
-        <w:tc>
-          <w:tcPr>
-            <w:tcW w:type="dxa" w:w="9638"/>
-            <w:shd w:fill="E8F3EC" w:color="auto" w:val="clear"/>
-            <w:tcMar>
-              <w:top w:type="dxa" w:w="90"/>
-              <w:left w:type="dxa" w:w="140"/>
-              <w:bottom w:type="dxa" w:w="60"/>
-              <w:right w:type="dxa" w:w="140"/>
-            </w:tcMar>
-          </w:tcPr>
-          <w:p>
-            <w:pPr>
-              <w:spacing w:after="0"/>
-            </w:pPr>
-            <w:r>
-              <w:rPr>
-                <w:b/>
-                <w:bCs/>
-                <w:color w:val="1E6B3A"/>
-                <w:sz w:val="18"/>
-                <w:szCs w:val="18"/>
-                <w:rFonts w:ascii="Calibri" w:cs="Calibri" w:eastAsia="Calibri" w:hAnsi="Calibri"/>
-              </w:rPr>
-              <w:t xml:space="preserve">Correct answer: d   |   LO: PTFL-2.1.1 (K2) | Syllabus §2.1.2</w:t>
-            </w:r>
-          </w:p>
-        </w:tc>
-      </w:tr>
-      <w:tr>
-        <w:tc>
-          <w:tcPr>
-            <w:tcW w:type="dxa" w:w="9638"/>
-            <w:shd w:fill="E8F3EC" w:color="auto" w:val="clear"/>
-            <w:tcMar>
-              <w:top w:type="dxa" w:w="60"/>
-              <w:left w:type="dxa" w:w="140"/>
-              <w:bottom w:type="dxa" w:w="90"/>
-              <w:right w:type="dxa" w:w="140"/>
-            </w:tcMar>
-          </w:tcPr>
-          <w:p>
-            <w:pPr>
-              <w:spacing w:after="0" w:line="258"/>
-              <w:jc w:val="both"/>
-            </w:pPr>
-            <w:r>
-              <w:rPr>
-                <w:b/>
-                <w:bCs/>
-                <w:sz w:val="18"/>
-                <w:szCs w:val="18"/>
-                <w:rFonts w:ascii="Calibri" w:cs="Calibri" w:eastAsia="Calibri" w:hAnsi="Calibri"/>
-              </w:rPr>
-              <w:t xml:space="preserve">Why:</w:t>
-            </w:r>
-            <w:r>
-              <w:rPr>
-                <w:sz w:val="18"/>
-                <w:szCs w:val="18"/>
-                <w:rFonts w:ascii="Calibri" w:cs="Calibri" w:eastAsia="Calibri" w:hAnsi="Calibri"/>
-              </w:rPr>
-              <w:t xml:space="preserve"> The nine technical environment types are </w:t>
-            </w:r>
-            <w:r>
-              <w:rPr>
-                <w:b/>
-                <w:bCs/>
-                <w:sz w:val="18"/>
-                <w:szCs w:val="18"/>
-                <w:rFonts w:ascii="Calibri" w:cs="Calibri" w:eastAsia="Calibri" w:hAnsi="Calibri"/>
-              </w:rPr>
-              <w:t xml:space="preserve">web-based · mobile · Internet-of-Things (IoT) · desktop client devices · server-side processing · mainframe · databases · networks · the nature of software running in the environment (e.g., embedded)</w:t>
-            </w:r>
-            <w:r>
-              <w:rPr>
-                <w:sz w:val="18"/>
-                <w:szCs w:val="18"/>
-                <w:rFonts w:ascii="Calibri" w:cs="Calibri" w:eastAsia="Calibri" w:hAnsi="Calibri"/>
-              </w:rPr>
-              <w:t xml:space="preserve">. </w:t>
-            </w:r>
-            <w:r>
-              <w:rPr>
-                <w:b/>
-                <w:bCs/>
-                <w:sz w:val="18"/>
-                <w:szCs w:val="18"/>
-                <w:rFonts w:ascii="Calibri" w:cs="Calibri" w:eastAsia="Calibri" w:hAnsi="Calibri"/>
-              </w:rPr>
-              <w:t xml:space="preserve">Crowd testing</w:t>
-            </w:r>
-            <w:r>
-              <w:rPr>
-                <w:sz w:val="18"/>
-                <w:szCs w:val="18"/>
-                <w:rFonts w:ascii="Calibri" w:cs="Calibri" w:eastAsia="Calibri" w:hAnsi="Calibri"/>
-              </w:rPr>
-              <w:t xml:space="preserve"> is a </w:t>
-            </w:r>
-            <w:r>
-              <w:rPr>
-                <w:b/>
-                <w:bCs/>
-                <w:sz w:val="18"/>
-                <w:szCs w:val="18"/>
-                <w:rFonts w:ascii="Calibri" w:cs="Calibri" w:eastAsia="Calibri" w:hAnsi="Calibri"/>
-              </w:rPr>
-              <w:t xml:space="preserve">load generation approach</w:t>
-            </w:r>
-            <w:r>
-              <w:rPr>
-                <w:sz w:val="18"/>
-                <w:szCs w:val="18"/>
-                <w:rFonts w:ascii="Calibri" w:cs="Calibri" w:eastAsia="Calibri" w:hAnsi="Calibri"/>
-              </w:rPr>
-              <w:t xml:space="preserve"> from </w:t>
-            </w:r>
-            <w:r>
-              <w:rPr>
-                <w:b/>
-                <w:bCs/>
-                <w:sz w:val="18"/>
-                <w:szCs w:val="18"/>
-                <w:rFonts w:ascii="Calibri" w:cs="Calibri" w:eastAsia="Calibri" w:hAnsi="Calibri"/>
-              </w:rPr>
-              <w:t xml:space="preserve">PTFL-1.4.1</w:t>
-            </w:r>
-            <w:r>
-              <w:rPr>
-                <w:sz w:val="18"/>
-                <w:szCs w:val="18"/>
-                <w:rFonts w:ascii="Calibri" w:cs="Calibri" w:eastAsia="Calibri" w:hAnsi="Calibri"/>
-              </w:rPr>
-              <w:t xml:space="preserve">, not an environment type.</w:t>
-            </w:r>
-          </w:p>
-        </w:tc>
-      </w:tr>
-    </w:tbl>
-    <w:p>
-      <w:pPr>
-        <w:spacing w:after="120"/>
-      </w:pPr>
-    </w:p>
-    <w:p>
-      <w:pPr>
-        <w:keepNext/>
-        <w:spacing w:before="200" w:after="60"/>
-      </w:pPr>
-      <w:r>
-        <w:rPr>
-          <w:b/>
-          <w:bCs/>
-          <w:color w:val="1F3864"/>
-          <w:sz w:val="19"/>
-          <w:szCs w:val="19"/>
-          <w:rFonts w:ascii="Calibri" w:cs="Calibri" w:eastAsia="Calibri" w:hAnsi="Calibri"/>
-        </w:rPr>
-        <w:t xml:space="preserve">Q16. Recall</w:t>
-      </w:r>
-    </w:p>
-    <w:p>
-      <w:pPr>
-        <w:keepNext/>
-        <w:spacing w:after="60" w:line="264"/>
-      </w:pPr>
-      <w:r>
-        <w:rPr>
-          <w:sz w:val="19"/>
-          <w:szCs w:val="19"/>
-          <w:rFonts w:ascii="Calibri" w:cs="Calibri" w:eastAsia="Calibri" w:hAnsi="Calibri"/>
-        </w:rPr>
-        <w:t xml:space="preserve">What does the syllabus state as the purpose of aggregating performance metrics?</w:t>
-      </w:r>
-    </w:p>
-    <w:p>
-      <w:pPr>
-        <w:keepNext/>
-        <w:spacing w:after="40" w:line="258"/>
-        <w:ind w:left="300" w:hanging="160"/>
-      </w:pPr>
-      <w:r>
-        <w:rPr>
-          <w:sz w:val="18"/>
-          <w:szCs w:val="18"/>
-          <w:rFonts w:ascii="Calibri" w:cs="Calibri" w:eastAsia="Calibri" w:hAnsi="Calibri"/>
-        </w:rPr>
-        <w:t xml:space="preserve">a) To reduce the volume of data stored by the performance test tool</w:t>
-      </w:r>
-    </w:p>
-    <w:p>
-      <w:pPr>
-        <w:keepNext/>
-        <w:spacing w:after="40" w:line="258"/>
-        <w:ind w:left="300" w:hanging="160"/>
-      </w:pPr>
-      <w:r>
-        <w:rPr>
-          <w:b/>
-          <w:bCs/>
-          <w:color w:val="1E6B3A"/>
-          <w:sz w:val="18"/>
-          <w:szCs w:val="18"/>
-          <w:rFonts w:ascii="Calibri" w:cs="Calibri" w:eastAsia="Calibri" w:hAnsi="Calibri"/>
-        </w:rPr>
-        <w:t xml:space="preserve">b) To understand and express the metrics in a way that accurately conveys the total picture of system performance   ✔</w:t>
-      </w:r>
-    </w:p>
-    <w:p>
-      <w:pPr>
-        <w:keepNext/>
-        <w:spacing w:after="40" w:line="258"/>
-        <w:ind w:left="300" w:hanging="160"/>
-      </w:pPr>
-      <w:r>
-        <w:rPr>
-          <w:sz w:val="18"/>
-          <w:szCs w:val="18"/>
-          <w:rFonts w:ascii="Calibri" w:cs="Calibri" w:eastAsia="Calibri" w:hAnsi="Calibri"/>
-        </w:rPr>
-        <w:t xml:space="preserve">c) To remove measurements that do not support the test objectives</w:t>
-      </w:r>
-    </w:p>
-    <w:p>
-      <w:pPr>
-        <w:keepNext/>
-        <w:spacing w:after="40" w:line="258"/>
-        <w:ind w:left="300" w:hanging="160"/>
-      </w:pPr>
-      <w:r>
-        <w:rPr>
-          <w:sz w:val="18"/>
-          <w:szCs w:val="18"/>
-          <w:rFonts w:ascii="Calibri" w:cs="Calibri" w:eastAsia="Calibri" w:hAnsi="Calibri"/>
-        </w:rPr>
-        <w:t xml:space="preserve">d) To satisfy the probe effect constraint</w:t>
-      </w:r>
-    </w:p>
-    <w:tbl>
-      <w:tblPr>
-        <w:tblW w:type="dxa" w:w="9638"/>
-        <w:tblBorders>
-          <w:top w:val="single" w:color="1E6B3A" w:sz="6"/>
-          <w:left w:val="single" w:color="1E6B3A" w:sz="6"/>
-          <w:bottom w:val="single" w:color="1E6B3A" w:sz="6"/>
-          <w:right w:val="single" w:color="1E6B3A" w:sz="6"/>
-          <w:insideH w:val="single" w:color="1E6B3A" w:sz="3"/>
-          <w:insideV w:val="none" w:color="1E6B3A" w:sz="0"/>
-        </w:tblBorders>
-      </w:tblPr>
-      <w:tblGrid>
-        <w:gridCol w:w="9638"/>
-      </w:tblGrid>
-      <w:tr>
-        <w:tc>
-          <w:tcPr>
-            <w:tcW w:type="dxa" w:w="9638"/>
-            <w:shd w:fill="E8F3EC" w:color="auto" w:val="clear"/>
-            <w:tcMar>
-              <w:top w:type="dxa" w:w="90"/>
-              <w:left w:type="dxa" w:w="140"/>
-              <w:bottom w:type="dxa" w:w="60"/>
-              <w:right w:type="dxa" w:w="140"/>
-            </w:tcMar>
-          </w:tcPr>
-          <w:p>
-            <w:pPr>
-              <w:spacing w:after="0"/>
-            </w:pPr>
-            <w:r>
-              <w:rPr>
-                <w:b/>
-                <w:bCs/>
-                <w:color w:val="1E6B3A"/>
-                <w:sz w:val="18"/>
-                <w:szCs w:val="18"/>
-                <w:rFonts w:ascii="Calibri" w:cs="Calibri" w:eastAsia="Calibri" w:hAnsi="Calibri"/>
-              </w:rPr>
-              <w:t xml:space="preserve">Correct answer: b   |   LO: PTFL-2.2.1 (K2) | Syllabus §2.2</w:t>
-            </w:r>
-          </w:p>
-        </w:tc>
-      </w:tr>
-      <w:tr>
-        <w:tc>
-          <w:tcPr>
-            <w:tcW w:type="dxa" w:w="9638"/>
-            <w:shd w:fill="E8F3EC" w:color="auto" w:val="clear"/>
-            <w:tcMar>
-              <w:top w:type="dxa" w:w="60"/>
-              <w:left w:type="dxa" w:w="140"/>
-              <w:bottom w:type="dxa" w:w="90"/>
-              <w:right w:type="dxa" w:w="140"/>
-            </w:tcMar>
-          </w:tcPr>
-          <w:p>
-            <w:pPr>
-              <w:spacing w:after="0" w:line="258"/>
-              <w:jc w:val="both"/>
-            </w:pPr>
-            <w:r>
-              <w:rPr>
-                <w:b/>
-                <w:bCs/>
-                <w:sz w:val="18"/>
-                <w:szCs w:val="18"/>
-                <w:rFonts w:ascii="Calibri" w:cs="Calibri" w:eastAsia="Calibri" w:hAnsi="Calibri"/>
-              </w:rPr>
-              <w:t xml:space="preserve">Why:</w:t>
-            </w:r>
-            <w:r>
-              <w:rPr>
-                <w:sz w:val="18"/>
-                <w:szCs w:val="18"/>
-                <w:rFonts w:ascii="Calibri" w:cs="Calibri" w:eastAsia="Calibri" w:hAnsi="Calibri"/>
-              </w:rPr>
-              <w:t xml:space="preserve"> "</w:t>
-            </w:r>
-            <w:r>
-              <w:rPr>
-                <w:i/>
-                <w:iCs/>
-                <w:sz w:val="18"/>
-                <w:szCs w:val="18"/>
-                <w:rFonts w:ascii="Calibri" w:cs="Calibri" w:eastAsia="Calibri" w:hAnsi="Calibri"/>
-              </w:rPr>
-              <w:t xml:space="preserve">The purpose of aggregating performance metrics is to be able to </w:t>
-            </w:r>
-            <w:r>
-              <w:rPr>
-                <w:b/>
-                <w:bCs/>
-                <w:i/>
-                <w:iCs/>
-                <w:sz w:val="18"/>
-                <w:szCs w:val="18"/>
-                <w:rFonts w:ascii="Calibri" w:cs="Calibri" w:eastAsia="Calibri" w:hAnsi="Calibri"/>
-              </w:rPr>
-              <w:t xml:space="preserve">understand and express them in a way that accurately conveys the total picture of system performance</w:t>
-            </w:r>
-            <w:r>
-              <w:rPr>
-                <w:i/>
-                <w:iCs/>
-                <w:sz w:val="18"/>
-                <w:szCs w:val="18"/>
-                <w:rFonts w:ascii="Calibri" w:cs="Calibri" w:eastAsia="Calibri" w:hAnsi="Calibri"/>
-              </w:rPr>
-              <w:t xml:space="preserve">.</w:t>
-            </w:r>
-            <w:r>
-              <w:rPr>
-                <w:sz w:val="18"/>
-                <w:szCs w:val="18"/>
-                <w:rFonts w:ascii="Calibri" w:cs="Calibri" w:eastAsia="Calibri" w:hAnsi="Calibri"/>
-              </w:rPr>
-              <w:t xml:space="preserve">" Options (a), (c) and (d) all describe real concerns from elsewhere in the syllabus — data volume, metric selection and the probe effect — but none is the stated purpose of aggregation.</w:t>
-            </w:r>
-          </w:p>
-        </w:tc>
-      </w:tr>
-    </w:tbl>
-    <w:p>
-      <w:pPr>
-        <w:spacing w:after="120"/>
-      </w:pPr>
-    </w:p>
-    <w:p>
-      <w:pPr>
-        <w:keepNext/>
-        <w:spacing w:before="200" w:after="60"/>
-      </w:pPr>
-      <w:r>
-        <w:rPr>
-          <w:b/>
-          <w:bCs/>
-          <w:color w:val="1F3864"/>
-          <w:sz w:val="19"/>
-          <w:szCs w:val="19"/>
-          <w:rFonts w:ascii="Calibri" w:cs="Calibri" w:eastAsia="Calibri" w:hAnsi="Calibri"/>
-        </w:rPr>
-        <w:t xml:space="preserve">Q17. Tricky · sequencing</w:t>
-      </w:r>
-    </w:p>
-    <w:p>
-      <w:pPr>
-        <w:keepNext/>
-        <w:spacing w:after="60" w:line="264"/>
-      </w:pPr>
-      <w:r>
-        <w:rPr>
-          <w:sz w:val="19"/>
-          <w:szCs w:val="19"/>
-          <w:rFonts w:ascii="Calibri" w:cs="Calibri" w:eastAsia="Calibri" w:hAnsi="Calibri"/>
-        </w:rPr>
-        <w:t xml:space="preserve">At what point does the syllabus say metrics can be aggregated?</w:t>
-      </w:r>
-    </w:p>
-    <w:p>
-      <w:pPr>
-        <w:keepNext/>
-        <w:spacing w:after="40" w:line="258"/>
-        <w:ind w:left="300" w:hanging="160"/>
-      </w:pPr>
-      <w:r>
-        <w:rPr>
-          <w:sz w:val="18"/>
-          <w:szCs w:val="18"/>
-          <w:rFonts w:ascii="Calibri" w:cs="Calibri" w:eastAsia="Calibri" w:hAnsi="Calibri"/>
-        </w:rPr>
-        <w:t xml:space="preserve">a) Immediately, before any analysis, to reduce noise</w:t>
-      </w:r>
-    </w:p>
-    <w:p>
-      <w:pPr>
-        <w:keepNext/>
-        <w:spacing w:after="40" w:line="258"/>
-        <w:ind w:left="300" w:hanging="160"/>
-      </w:pPr>
-      <w:r>
-        <w:rPr>
-          <w:sz w:val="18"/>
-          <w:szCs w:val="18"/>
-          <w:rFonts w:ascii="Calibri" w:cs="Calibri" w:eastAsia="Calibri" w:hAnsi="Calibri"/>
-        </w:rPr>
-        <w:t xml:space="preserve">b) Only after the test summary report has been approved</w:t>
-      </w:r>
-    </w:p>
-    <w:p>
-      <w:pPr>
-        <w:keepNext/>
-        <w:spacing w:after="40" w:line="258"/>
-        <w:ind w:left="300" w:hanging="160"/>
-      </w:pPr>
-      <w:r>
-        <w:rPr>
-          <w:b/>
-          <w:bCs/>
-          <w:color w:val="1E6B3A"/>
-          <w:sz w:val="18"/>
-          <w:szCs w:val="18"/>
-          <w:rFonts w:ascii="Calibri" w:cs="Calibri" w:eastAsia="Calibri" w:hAnsi="Calibri"/>
-        </w:rPr>
-        <w:t xml:space="preserve">c) Once deeper understanding of the performance metrics has been achieved   ✔</w:t>
-      </w:r>
-    </w:p>
-    <w:p>
-      <w:pPr>
-        <w:keepNext/>
-        <w:spacing w:after="40" w:line="258"/>
-        <w:ind w:left="300" w:hanging="160"/>
-      </w:pPr>
-      <w:r>
-        <w:rPr>
-          <w:sz w:val="18"/>
-          <w:szCs w:val="18"/>
-          <w:rFonts w:ascii="Calibri" w:cs="Calibri" w:eastAsia="Calibri" w:hAnsi="Calibri"/>
-        </w:rPr>
-        <w:t xml:space="preserve">d) Only when the results fail to meet the acceptance criteria</w:t>
-      </w:r>
-    </w:p>
-    <w:tbl>
-      <w:tblPr>
-        <w:tblW w:type="dxa" w:w="9638"/>
-        <w:tblBorders>
-          <w:top w:val="single" w:color="1E6B3A" w:sz="6"/>
-          <w:left w:val="single" w:color="1E6B3A" w:sz="6"/>
-          <w:bottom w:val="single" w:color="1E6B3A" w:sz="6"/>
-          <w:right w:val="single" w:color="1E6B3A" w:sz="6"/>
-          <w:insideH w:val="single" w:color="1E6B3A" w:sz="3"/>
-          <w:insideV w:val="none" w:color="1E6B3A" w:sz="0"/>
-        </w:tblBorders>
-      </w:tblPr>
-      <w:tblGrid>
-        <w:gridCol w:w="9638"/>
-      </w:tblGrid>
-      <w:tr>
-        <w:tc>
-          <w:tcPr>
-            <w:tcW w:type="dxa" w:w="9638"/>
-            <w:shd w:fill="E8F3EC" w:color="auto" w:val="clear"/>
-            <w:tcMar>
-              <w:top w:type="dxa" w:w="90"/>
-              <w:left w:type="dxa" w:w="140"/>
-              <w:bottom w:type="dxa" w:w="60"/>
-              <w:right w:type="dxa" w:w="140"/>
-            </w:tcMar>
-          </w:tcPr>
-          <w:p>
-            <w:pPr>
-              <w:spacing w:after="0"/>
-            </w:pPr>
-            <w:r>
-              <w:rPr>
-                <w:b/>
-                <w:bCs/>
-                <w:color w:val="1E6B3A"/>
-                <w:sz w:val="18"/>
-                <w:szCs w:val="18"/>
-                <w:rFonts w:ascii="Calibri" w:cs="Calibri" w:eastAsia="Calibri" w:hAnsi="Calibri"/>
-              </w:rPr>
-              <w:t xml:space="preserve">Correct answer: c   |   LO: PTFL-2.2.1 (K2) | Syllabus §2.2</w:t>
-            </w:r>
-          </w:p>
-        </w:tc>
-      </w:tr>
-      <w:tr>
-        <w:tc>
-          <w:tcPr>
-            <w:tcW w:type="dxa" w:w="9638"/>
-            <w:shd w:fill="E8F3EC" w:color="auto" w:val="clear"/>
-            <w:tcMar>
-              <w:top w:type="dxa" w:w="60"/>
-              <w:left w:type="dxa" w:w="140"/>
-              <w:bottom w:type="dxa" w:w="90"/>
-              <w:right w:type="dxa" w:w="140"/>
-            </w:tcMar>
-          </w:tcPr>
-          <w:p>
-            <w:pPr>
-              <w:spacing w:after="0" w:line="258"/>
-              <w:jc w:val="both"/>
-            </w:pPr>
-            <w:r>
-              <w:rPr>
-                <w:b/>
-                <w:bCs/>
-                <w:sz w:val="18"/>
-                <w:szCs w:val="18"/>
-                <w:rFonts w:ascii="Calibri" w:cs="Calibri" w:eastAsia="Calibri" w:hAnsi="Calibri"/>
-              </w:rPr>
-              <w:t xml:space="preserve">Why:</w:t>
-            </w:r>
-            <w:r>
-              <w:rPr>
-                <w:sz w:val="18"/>
-                <w:szCs w:val="18"/>
-                <w:rFonts w:ascii="Calibri" w:cs="Calibri" w:eastAsia="Calibri" w:hAnsi="Calibri"/>
-              </w:rPr>
-              <w:t xml:space="preserve"> "</w:t>
-            </w:r>
-            <w:r>
-              <w:rPr>
-                <w:b/>
-                <w:bCs/>
-                <w:i/>
-                <w:iCs/>
-                <w:sz w:val="18"/>
-                <w:szCs w:val="18"/>
-                <w:rFonts w:ascii="Calibri" w:cs="Calibri" w:eastAsia="Calibri" w:hAnsi="Calibri"/>
-              </w:rPr>
-              <w:t xml:space="preserve">Once deeper understanding of the performance metrics has been achieved</w:t>
-            </w:r>
-            <w:r>
-              <w:rPr>
-                <w:i/>
-                <w:iCs/>
-                <w:sz w:val="18"/>
-                <w:szCs w:val="18"/>
-                <w:rFonts w:ascii="Calibri" w:cs="Calibri" w:eastAsia="Calibri" w:hAnsi="Calibri"/>
-              </w:rPr>
-              <w:t xml:space="preserve">, the metrics can be aggregated so that…</w:t>
-            </w:r>
-            <w:r>
-              <w:rPr>
-                <w:sz w:val="18"/>
-                <w:szCs w:val="18"/>
-                <w:rFonts w:ascii="Calibri" w:cs="Calibri" w:eastAsia="Calibri" w:hAnsi="Calibri"/>
-              </w:rPr>
-              <w:t xml:space="preserve">" Aggregation is a </w:t>
-            </w:r>
-            <w:r>
-              <w:rPr>
-                <w:b/>
-                <w:bCs/>
-                <w:sz w:val="18"/>
-                <w:szCs w:val="18"/>
-                <w:rFonts w:ascii="Calibri" w:cs="Calibri" w:eastAsia="Calibri" w:hAnsi="Calibri"/>
-              </w:rPr>
-              <w:t xml:space="preserve">communication step that follows analysis</w:t>
-            </w:r>
-            <w:r>
-              <w:rPr>
-                <w:sz w:val="18"/>
-                <w:szCs w:val="18"/>
-                <w:rFonts w:ascii="Calibri" w:cs="Calibri" w:eastAsia="Calibri" w:hAnsi="Calibri"/>
-              </w:rPr>
-              <w:t xml:space="preserve">, not a shortcut that replaces it. This is why the official rationale can say aggregation </w:t>
-            </w:r>
-            <w:r>
-              <w:rPr>
-                <w:b/>
-                <w:bCs/>
-                <w:sz w:val="18"/>
-                <w:szCs w:val="18"/>
-                <w:rFonts w:ascii="Calibri" w:cs="Calibri" w:eastAsia="Calibri" w:hAnsi="Calibri"/>
-              </w:rPr>
-              <w:t xml:space="preserve">helps to identify and understand the importance of outliers</w:t>
-            </w:r>
-            <w:r>
-              <w:rPr>
-                <w:sz w:val="18"/>
-                <w:szCs w:val="18"/>
-                <w:rFonts w:ascii="Calibri" w:cs="Calibri" w:eastAsia="Calibri" w:hAnsi="Calibri"/>
-              </w:rPr>
-              <w:t xml:space="preserve"> — you already know what the outliers are.</w:t>
-            </w:r>
-          </w:p>
-        </w:tc>
-      </w:tr>
-    </w:tbl>
-    <w:p>
-      <w:pPr>
-        <w:spacing w:after="120"/>
-      </w:pPr>
-    </w:p>
-    <w:p>
-      <w:pPr>
-        <w:keepNext/>
-        <w:spacing w:before="200" w:after="60"/>
-      </w:pPr>
-      <w:r>
-        <w:rPr>
-          <w:b/>
-          <w:bCs/>
-          <w:color w:val="1F3864"/>
-          <w:sz w:val="19"/>
-          <w:szCs w:val="19"/>
-          <w:rFonts w:ascii="Calibri" w:cs="Calibri" w:eastAsia="Calibri" w:hAnsi="Calibri"/>
-        </w:rPr>
-        <w:t xml:space="preserve">Q18. Recall · list</w:t>
-      </w:r>
-    </w:p>
-    <w:p>
-      <w:pPr>
-        <w:keepNext/>
-        <w:spacing w:after="60" w:line="264"/>
-      </w:pPr>
-      <w:r>
-        <w:rPr>
-          <w:sz w:val="19"/>
-          <w:szCs w:val="19"/>
-          <w:rFonts w:ascii="Calibri" w:cs="Calibri" w:eastAsia="Calibri" w:hAnsi="Calibri"/>
-        </w:rPr>
-        <w:t xml:space="preserve">Which of the following is one of the three benefits of aggregation named by the syllabus?</w:t>
-      </w:r>
-    </w:p>
-    <w:p>
-      <w:pPr>
-        <w:keepNext/>
-        <w:spacing w:after="40" w:line="258"/>
-        <w:ind w:left="300" w:hanging="160"/>
-      </w:pPr>
-      <w:r>
-        <w:rPr>
-          <w:b/>
-          <w:bCs/>
-          <w:color w:val="1E6B3A"/>
-          <w:sz w:val="18"/>
-          <w:szCs w:val="18"/>
-          <w:rFonts w:ascii="Calibri" w:cs="Calibri" w:eastAsia="Calibri" w:hAnsi="Calibri"/>
-        </w:rPr>
-        <w:t xml:space="preserve">a) Performance trends can be identified   ✔</w:t>
-      </w:r>
-    </w:p>
-    <w:p>
-      <w:pPr>
-        <w:keepNext/>
-        <w:spacing w:after="40" w:line="258"/>
-        <w:ind w:left="300" w:hanging="160"/>
-      </w:pPr>
-      <w:r>
-        <w:rPr>
-          <w:sz w:val="18"/>
-          <w:szCs w:val="18"/>
-          <w:rFonts w:ascii="Calibri" w:cs="Calibri" w:eastAsia="Calibri" w:hAnsi="Calibri"/>
-        </w:rPr>
-        <w:t xml:space="preserve">b) The probe effect is reduced</w:t>
-      </w:r>
-    </w:p>
-    <w:p>
-      <w:pPr>
-        <w:keepNext/>
-        <w:spacing w:after="40" w:line="258"/>
-        <w:ind w:left="300" w:hanging="160"/>
-      </w:pPr>
-      <w:r>
-        <w:rPr>
-          <w:sz w:val="18"/>
-          <w:szCs w:val="18"/>
-          <w:rFonts w:ascii="Calibri" w:cs="Calibri" w:eastAsia="Calibri" w:hAnsi="Calibri"/>
-        </w:rPr>
-        <w:t xml:space="preserve">c) The baseline is automatically recalculated</w:t>
-      </w:r>
-    </w:p>
-    <w:p>
-      <w:pPr>
-        <w:keepNext/>
-        <w:spacing w:after="40" w:line="258"/>
-        <w:ind w:left="300" w:hanging="160"/>
-      </w:pPr>
-      <w:r>
-        <w:rPr>
-          <w:sz w:val="18"/>
-          <w:szCs w:val="18"/>
-          <w:rFonts w:ascii="Calibri" w:cs="Calibri" w:eastAsia="Calibri" w:hAnsi="Calibri"/>
-        </w:rPr>
-        <w:t xml:space="preserve">d) Test data can be anonymised for GDPR compliance</w:t>
-      </w:r>
-    </w:p>
-    <w:tbl>
-      <w:tblPr>
-        <w:tblW w:type="dxa" w:w="9638"/>
-        <w:tblBorders>
-          <w:top w:val="single" w:color="1E6B3A" w:sz="6"/>
-          <w:left w:val="single" w:color="1E6B3A" w:sz="6"/>
-          <w:bottom w:val="single" w:color="1E6B3A" w:sz="6"/>
-          <w:right w:val="single" w:color="1E6B3A" w:sz="6"/>
-          <w:insideH w:val="single" w:color="1E6B3A" w:sz="3"/>
-          <w:insideV w:val="none" w:color="1E6B3A" w:sz="0"/>
-        </w:tblBorders>
-      </w:tblPr>
-      <w:tblGrid>
-        <w:gridCol w:w="9638"/>
-      </w:tblGrid>
-      <w:tr>
-        <w:tc>
-          <w:tcPr>
-            <w:tcW w:type="dxa" w:w="9638"/>
-            <w:shd w:fill="E8F3EC" w:color="auto" w:val="clear"/>
-            <w:tcMar>
-              <w:top w:type="dxa" w:w="90"/>
-              <w:left w:type="dxa" w:w="140"/>
-              <w:bottom w:type="dxa" w:w="60"/>
-              <w:right w:type="dxa" w:w="140"/>
-            </w:tcMar>
-          </w:tcPr>
-          <w:p>
-            <w:pPr>
-              <w:spacing w:after="0"/>
-            </w:pPr>
-            <w:r>
-              <w:rPr>
-                <w:b/>
-                <w:bCs/>
-                <w:color w:val="1E6B3A"/>
-                <w:sz w:val="18"/>
-                <w:szCs w:val="18"/>
-                <w:rFonts w:ascii="Calibri" w:cs="Calibri" w:eastAsia="Calibri" w:hAnsi="Calibri"/>
-              </w:rPr>
-              <w:t xml:space="preserve">Correct answer: a   |   LO: PTFL-2.2.1 (K2) | Syllabus §2.2</w:t>
-            </w:r>
-          </w:p>
-        </w:tc>
-      </w:tr>
-      <w:tr>
-        <w:tc>
-          <w:tcPr>
-            <w:tcW w:type="dxa" w:w="9638"/>
-            <w:shd w:fill="E8F3EC" w:color="auto" w:val="clear"/>
-            <w:tcMar>
-              <w:top w:type="dxa" w:w="60"/>
-              <w:left w:type="dxa" w:w="140"/>
-              <w:bottom w:type="dxa" w:w="90"/>
-              <w:right w:type="dxa" w:w="140"/>
-            </w:tcMar>
-          </w:tcPr>
-          <w:p>
-            <w:pPr>
-              <w:spacing w:after="0" w:line="258"/>
-              <w:jc w:val="both"/>
-            </w:pPr>
-            <w:r>
-              <w:rPr>
-                <w:b/>
-                <w:bCs/>
-                <w:sz w:val="18"/>
-                <w:szCs w:val="18"/>
-                <w:rFonts w:ascii="Calibri" w:cs="Calibri" w:eastAsia="Calibri" w:hAnsi="Calibri"/>
-              </w:rPr>
-              <w:t xml:space="preserve">Why:</w:t>
-            </w:r>
-            <w:r>
-              <w:rPr>
-                <w:sz w:val="18"/>
-                <w:szCs w:val="18"/>
-                <w:rFonts w:ascii="Calibri" w:cs="Calibri" w:eastAsia="Calibri" w:hAnsi="Calibri"/>
-              </w:rPr>
-              <w:t xml:space="preserve"> The three benefits are: </w:t>
-            </w:r>
-            <w:r>
-              <w:rPr>
-                <w:b/>
-                <w:bCs/>
-                <w:sz w:val="18"/>
-                <w:szCs w:val="18"/>
-                <w:rFonts w:ascii="Calibri" w:cs="Calibri" w:eastAsia="Calibri" w:hAnsi="Calibri"/>
-              </w:rPr>
-              <w:t xml:space="preserve">business and project stakeholders can see the "big picture" status of system performance</w:t>
-            </w:r>
-            <w:r>
-              <w:rPr>
-                <w:sz w:val="18"/>
-                <w:szCs w:val="18"/>
-                <w:rFonts w:ascii="Calibri" w:cs="Calibri" w:eastAsia="Calibri" w:hAnsi="Calibri"/>
-              </w:rPr>
-              <w:t xml:space="preserve"> · </w:t>
-            </w:r>
-            <w:r>
-              <w:rPr>
-                <w:b/>
-                <w:bCs/>
-                <w:sz w:val="18"/>
-                <w:szCs w:val="18"/>
-                <w:rFonts w:ascii="Calibri" w:cs="Calibri" w:eastAsia="Calibri" w:hAnsi="Calibri"/>
-              </w:rPr>
-              <w:t xml:space="preserve">performance trends can be identified</w:t>
-            </w:r>
-            <w:r>
-              <w:rPr>
-                <w:sz w:val="18"/>
-                <w:szCs w:val="18"/>
-                <w:rFonts w:ascii="Calibri" w:cs="Calibri" w:eastAsia="Calibri" w:hAnsi="Calibri"/>
-              </w:rPr>
-              <w:t xml:space="preserve"> · </w:t>
-            </w:r>
-            <w:r>
-              <w:rPr>
-                <w:b/>
-                <w:bCs/>
-                <w:sz w:val="18"/>
-                <w:szCs w:val="18"/>
-                <w:rFonts w:ascii="Calibri" w:cs="Calibri" w:eastAsia="Calibri" w:hAnsi="Calibri"/>
-              </w:rPr>
-              <w:t xml:space="preserve">performance metrics can be reported in an understandable way</w:t>
-            </w:r>
-            <w:r>
-              <w:rPr>
-                <w:sz w:val="18"/>
-                <w:szCs w:val="18"/>
-                <w:rFonts w:ascii="Calibri" w:cs="Calibri" w:eastAsia="Calibri" w:hAnsi="Calibri"/>
-              </w:rPr>
-              <w:t xml:space="preserve">. Options (b), (c) and (d) come from </w:t>
-            </w:r>
-            <w:r>
-              <w:rPr>
-                <w:b/>
-                <w:bCs/>
-                <w:sz w:val="18"/>
-                <w:szCs w:val="18"/>
-                <w:rFonts w:ascii="Calibri" w:cs="Calibri" w:eastAsia="Calibri" w:hAnsi="Calibri"/>
-              </w:rPr>
-              <w:t xml:space="preserve">§2.3</w:t>
-            </w:r>
-            <w:r>
-              <w:rPr>
-                <w:sz w:val="18"/>
-                <w:szCs w:val="18"/>
-                <w:rFonts w:ascii="Calibri" w:cs="Calibri" w:eastAsia="Calibri" w:hAnsi="Calibri"/>
-              </w:rPr>
-              <w:t xml:space="preserve">, </w:t>
-            </w:r>
-            <w:r>
-              <w:rPr>
-                <w:b/>
-                <w:bCs/>
-                <w:sz w:val="18"/>
-                <w:szCs w:val="18"/>
-                <w:rFonts w:ascii="Calibri" w:cs="Calibri" w:eastAsia="Calibri" w:hAnsi="Calibri"/>
-              </w:rPr>
-              <w:t xml:space="preserve">§4.1.2</w:t>
-            </w:r>
-            <w:r>
-              <w:rPr>
-                <w:sz w:val="18"/>
-                <w:szCs w:val="18"/>
-                <w:rFonts w:ascii="Calibri" w:cs="Calibri" w:eastAsia="Calibri" w:hAnsi="Calibri"/>
-              </w:rPr>
-              <w:t xml:space="preserve"> and </w:t>
-            </w:r>
-            <w:r>
-              <w:rPr>
-                <w:b/>
-                <w:bCs/>
-                <w:sz w:val="18"/>
-                <w:szCs w:val="18"/>
-                <w:rFonts w:ascii="Calibri" w:cs="Calibri" w:eastAsia="Calibri" w:hAnsi="Calibri"/>
-              </w:rPr>
-              <w:t xml:space="preserve">§4.1.2</w:t>
-            </w:r>
-            <w:r>
-              <w:rPr>
-                <w:sz w:val="18"/>
-                <w:szCs w:val="18"/>
-                <w:rFonts w:ascii="Calibri" w:cs="Calibri" w:eastAsia="Calibri" w:hAnsi="Calibri"/>
-              </w:rPr>
-              <w:t xml:space="preserve"> respectively.</w:t>
-            </w:r>
-          </w:p>
-        </w:tc>
-      </w:tr>
-    </w:tbl>
-    <w:p>
-      <w:pPr>
-        <w:spacing w:after="120"/>
-      </w:pPr>
-    </w:p>
-    <w:p>
-      <w:pPr>
-        <w:keepNext/>
-        <w:spacing w:before="200" w:after="60"/>
-      </w:pPr>
-      <w:r>
-        <w:rPr>
-          <w:b/>
-          <w:bCs/>
-          <w:color w:val="1F3864"/>
-          <w:sz w:val="19"/>
-          <w:szCs w:val="19"/>
-          <w:rFonts w:ascii="Calibri" w:cs="Calibri" w:eastAsia="Calibri" w:hAnsi="Calibri"/>
-        </w:rPr>
-        <w:t xml:space="preserve">Q19. Tricky · outliers</w:t>
-      </w:r>
-    </w:p>
-    <w:p>
-      <w:pPr>
-        <w:keepNext/>
-        <w:spacing w:after="60" w:line="264"/>
-      </w:pPr>
-      <w:r>
-        <w:rPr>
-          <w:sz w:val="19"/>
-          <w:szCs w:val="19"/>
-          <w:rFonts w:ascii="Calibri" w:cs="Calibri" w:eastAsia="Calibri" w:hAnsi="Calibri"/>
-        </w:rPr>
-        <w:t xml:space="preserve">What effect does aggregation have on outlier information, and why does that matter for the exam?</w:t>
-      </w:r>
-    </w:p>
-    <w:p>
-      <w:pPr>
-        <w:keepNext/>
-        <w:spacing w:after="40" w:line="258"/>
-        <w:ind w:left="300" w:hanging="160"/>
-      </w:pPr>
-      <w:r>
-        <w:rPr>
-          <w:sz w:val="18"/>
-          <w:szCs w:val="18"/>
-          <w:rFonts w:ascii="Calibri" w:cs="Calibri" w:eastAsia="Calibri" w:hAnsi="Calibri"/>
-        </w:rPr>
-        <w:t xml:space="preserve">a) It amplifies outliers, which is why aggregation is the best way to study them</w:t>
-      </w:r>
-    </w:p>
-    <w:p>
-      <w:pPr>
-        <w:keepNext/>
-        <w:spacing w:after="40" w:line="258"/>
-        <w:ind w:left="300" w:hanging="160"/>
-      </w:pPr>
-      <w:r>
-        <w:rPr>
-          <w:sz w:val="18"/>
-          <w:szCs w:val="18"/>
-          <w:rFonts w:ascii="Calibri" w:cs="Calibri" w:eastAsia="Calibri" w:hAnsi="Calibri"/>
-        </w:rPr>
-        <w:t xml:space="preserve">b) It has no effect on outliers at all</w:t>
-      </w:r>
-    </w:p>
-    <w:p>
-      <w:pPr>
-        <w:keepNext/>
-        <w:spacing w:after="40" w:line="258"/>
-        <w:ind w:left="300" w:hanging="160"/>
-      </w:pPr>
-      <w:r>
-        <w:rPr>
-          <w:sz w:val="18"/>
-          <w:szCs w:val="18"/>
-          <w:rFonts w:ascii="Calibri" w:cs="Calibri" w:eastAsia="Calibri" w:hAnsi="Calibri"/>
-        </w:rPr>
-        <w:t xml:space="preserve">c) It converts outliers into trends automatically</w:t>
-      </w:r>
-    </w:p>
-    <w:p>
-      <w:pPr>
-        <w:keepNext/>
-        <w:spacing w:after="40" w:line="258"/>
-        <w:ind w:left="300" w:hanging="160"/>
-      </w:pPr>
-      <w:r>
-        <w:rPr>
-          <w:b/>
-          <w:bCs/>
-          <w:color w:val="1E6B3A"/>
-          <w:sz w:val="18"/>
-          <w:szCs w:val="18"/>
-          <w:rFonts w:ascii="Calibri" w:cs="Calibri" w:eastAsia="Calibri" w:hAnsi="Calibri"/>
-        </w:rPr>
-        <w:t xml:space="preserve">d) It eliminates the information on the outliers — so "aggregate in order to focus on the outliers" is an incorrect answer   ✔</w:t>
-      </w:r>
-    </w:p>
-    <w:tbl>
-      <w:tblPr>
-        <w:tblW w:type="dxa" w:w="9638"/>
-        <w:tblBorders>
-          <w:top w:val="single" w:color="1E6B3A" w:sz="6"/>
-          <w:left w:val="single" w:color="1E6B3A" w:sz="6"/>
-          <w:bottom w:val="single" w:color="1E6B3A" w:sz="6"/>
-          <w:right w:val="single" w:color="1E6B3A" w:sz="6"/>
-          <w:insideH w:val="single" w:color="1E6B3A" w:sz="3"/>
-          <w:insideV w:val="none" w:color="1E6B3A" w:sz="0"/>
-        </w:tblBorders>
-      </w:tblPr>
-      <w:tblGrid>
-        <w:gridCol w:w="9638"/>
-      </w:tblGrid>
-      <w:tr>
-        <w:tc>
-          <w:tcPr>
-            <w:tcW w:type="dxa" w:w="9638"/>
-            <w:shd w:fill="E8F3EC" w:color="auto" w:val="clear"/>
-            <w:tcMar>
-              <w:top w:type="dxa" w:w="90"/>
-              <w:left w:type="dxa" w:w="140"/>
-              <w:bottom w:type="dxa" w:w="60"/>
-              <w:right w:type="dxa" w:w="140"/>
-            </w:tcMar>
-          </w:tcPr>
-          <w:p>
-            <w:pPr>
-              <w:spacing w:after="0"/>
-            </w:pPr>
-            <w:r>
-              <w:rPr>
-                <w:b/>
-                <w:bCs/>
-                <w:color w:val="1E6B3A"/>
-                <w:sz w:val="18"/>
-                <w:szCs w:val="18"/>
-                <w:rFonts w:ascii="Calibri" w:cs="Calibri" w:eastAsia="Calibri" w:hAnsi="Calibri"/>
-              </w:rPr>
-              <w:t xml:space="preserve">Correct answer: d   |   LO: PTFL-2.2.1 (K2) | Syllabus §2.2</w:t>
-            </w:r>
-          </w:p>
-        </w:tc>
-      </w:tr>
-      <w:tr>
-        <w:tc>
-          <w:tcPr>
-            <w:tcW w:type="dxa" w:w="9638"/>
-            <w:shd w:fill="E8F3EC" w:color="auto" w:val="clear"/>
-            <w:tcMar>
-              <w:top w:type="dxa" w:w="60"/>
-              <w:left w:type="dxa" w:w="140"/>
-              <w:bottom w:type="dxa" w:w="90"/>
-              <w:right w:type="dxa" w:w="140"/>
-            </w:tcMar>
-          </w:tcPr>
-          <w:p>
-            <w:pPr>
-              <w:spacing w:after="0" w:line="258"/>
-              <w:jc w:val="both"/>
-            </w:pPr>
-            <w:r>
-              <w:rPr>
-                <w:b/>
-                <w:bCs/>
-                <w:sz w:val="18"/>
-                <w:szCs w:val="18"/>
-                <w:rFonts w:ascii="Calibri" w:cs="Calibri" w:eastAsia="Calibri" w:hAnsi="Calibri"/>
-              </w:rPr>
-              <w:t xml:space="preserve">Why:</w:t>
-            </w:r>
-            <w:r>
-              <w:rPr>
-                <w:sz w:val="18"/>
-                <w:szCs w:val="18"/>
-                <w:rFonts w:ascii="Calibri" w:cs="Calibri" w:eastAsia="Calibri" w:hAnsi="Calibri"/>
-              </w:rPr>
-              <w:t xml:space="preserve"> The official rationale for the aggregation question states that </w:t>
-            </w:r>
-            <w:r>
-              <w:rPr>
-                <w:b/>
-                <w:bCs/>
-                <w:sz w:val="18"/>
-                <w:szCs w:val="18"/>
-                <w:rFonts w:ascii="Calibri" w:cs="Calibri" w:eastAsia="Calibri" w:hAnsi="Calibri"/>
-              </w:rPr>
-              <w:t xml:space="preserve">aggregated results will eliminate the information on the outliers</w:t>
-            </w:r>
-            <w:r>
-              <w:rPr>
-                <w:sz w:val="18"/>
-                <w:szCs w:val="18"/>
-                <w:rFonts w:ascii="Calibri" w:cs="Calibri" w:eastAsia="Calibri" w:hAnsi="Calibri"/>
-              </w:rPr>
-              <w:t xml:space="preserve">, which is precisely why the distractor "</w:t>
-            </w:r>
-            <w:r>
-              <w:rPr>
-                <w:i/>
-                <w:iCs/>
-                <w:sz w:val="18"/>
-                <w:szCs w:val="18"/>
-                <w:rFonts w:ascii="Calibri" w:cs="Calibri" w:eastAsia="Calibri" w:hAnsi="Calibri"/>
-              </w:rPr>
-              <w:t xml:space="preserve">this is the best way to focus on the outliers</w:t>
-            </w:r>
-            <w:r>
-              <w:rPr>
-                <w:sz w:val="18"/>
-                <w:szCs w:val="18"/>
-                <w:rFonts w:ascii="Calibri" w:cs="Calibri" w:eastAsia="Calibri" w:hAnsi="Calibri"/>
-              </w:rPr>
-              <w:t xml:space="preserve">" is wrong. Aggregation's value with respect to outliers is to help you judge </w:t>
-            </w:r>
-            <w:r>
-              <w:rPr>
-                <w:b/>
-                <w:bCs/>
-                <w:sz w:val="18"/>
-                <w:szCs w:val="18"/>
-                <w:rFonts w:ascii="Calibri" w:cs="Calibri" w:eastAsia="Calibri" w:hAnsi="Calibri"/>
-              </w:rPr>
-              <w:t xml:space="preserve">which ones are interesting versus just test aberrations</w:t>
-            </w:r>
-            <w:r>
-              <w:rPr>
-                <w:sz w:val="18"/>
-                <w:szCs w:val="18"/>
-                <w:rFonts w:ascii="Calibri" w:cs="Calibri" w:eastAsia="Calibri" w:hAnsi="Calibri"/>
-              </w:rPr>
-              <w:t xml:space="preserve"> — a judgement made from the aggregate context, not from the aggregate itself.</w:t>
-            </w:r>
-          </w:p>
-        </w:tc>
-      </w:tr>
-    </w:tbl>
-    <w:p>
-      <w:pPr>
-        <w:spacing w:after="120"/>
-      </w:pPr>
-    </w:p>
-    <w:p>
-      <w:pPr>
-        <w:keepNext/>
-        <w:spacing w:before="200" w:after="60"/>
-      </w:pPr>
-      <w:r>
-        <w:rPr>
-          <w:b/>
-          <w:bCs/>
-          <w:color w:val="1F3864"/>
-          <w:sz w:val="19"/>
-          <w:szCs w:val="19"/>
-          <w:rFonts w:ascii="Calibri" w:cs="Calibri" w:eastAsia="Calibri" w:hAnsi="Calibri"/>
-        </w:rPr>
-        <w:t xml:space="preserve">Q20. Application</w:t>
-      </w:r>
-    </w:p>
-    <w:p>
-      <w:pPr>
-        <w:keepNext/>
-        <w:spacing w:after="70" w:line="264"/>
-        <w:jc w:val="both"/>
-      </w:pPr>
-      <w:r>
-        <w:rPr>
-          <w:i/>
-          <w:iCs/>
-          <w:sz w:val="18"/>
-          <w:szCs w:val="18"/>
-          <w:rFonts w:ascii="Calibri" w:cs="Calibri" w:eastAsia="Calibri" w:hAnsi="Calibri"/>
-        </w:rPr>
-        <w:t xml:space="preserve">A test manager proposes presenting every individual transaction timing from a two-hour load test directly to the executive sponsor, arguing that no information should be lost.</w:t>
-      </w:r>
-    </w:p>
-    <w:p>
-      <w:pPr>
-        <w:keepNext/>
-        <w:spacing w:after="60" w:line="264"/>
-      </w:pPr>
-      <w:r>
-        <w:rPr>
-          <w:sz w:val="19"/>
-          <w:szCs w:val="19"/>
-          <w:rFonts w:ascii="Calibri" w:cs="Calibri" w:eastAsia="Calibri" w:hAnsi="Calibri"/>
-        </w:rPr>
-        <w:t xml:space="preserve">What is the strongest syllabus-based objection?</w:t>
-      </w:r>
-    </w:p>
-    <w:p>
-      <w:pPr>
-        <w:keepNext/>
-        <w:spacing w:after="40" w:line="258"/>
-        <w:ind w:left="300" w:hanging="160"/>
-      </w:pPr>
-      <w:r>
-        <w:rPr>
-          <w:sz w:val="18"/>
-          <w:szCs w:val="18"/>
-          <w:rFonts w:ascii="Calibri" w:cs="Calibri" w:eastAsia="Calibri" w:hAnsi="Calibri"/>
-        </w:rPr>
-        <w:t xml:space="preserve">a) Individual timings breach the probe effect constraint</w:t>
-      </w:r>
-    </w:p>
-    <w:p>
-      <w:pPr>
-        <w:keepNext/>
-        <w:spacing w:after="40" w:line="258"/>
-        <w:ind w:left="300" w:hanging="160"/>
-      </w:pPr>
-      <w:r>
-        <w:rPr>
-          <w:b/>
-          <w:bCs/>
-          <w:color w:val="1E6B3A"/>
-          <w:sz w:val="18"/>
-          <w:szCs w:val="18"/>
-          <w:rFonts w:ascii="Calibri" w:cs="Calibri" w:eastAsia="Calibri" w:hAnsi="Calibri"/>
-        </w:rPr>
-        <w:t xml:space="preserve">b) When metrics are viewed at only the detailed level, drawing the right conclusion may be difficult — especially for business stakeholders — and individual results may be due to transient system noise   ✔</w:t>
-      </w:r>
-    </w:p>
-    <w:p>
-      <w:pPr>
-        <w:keepNext/>
-        <w:spacing w:after="40" w:line="258"/>
-        <w:ind w:left="300" w:hanging="160"/>
-      </w:pPr>
-      <w:r>
-        <w:rPr>
-          <w:sz w:val="18"/>
-          <w:szCs w:val="18"/>
-          <w:rFonts w:ascii="Calibri" w:cs="Calibri" w:eastAsia="Calibri" w:hAnsi="Calibri"/>
-        </w:rPr>
-        <w:t xml:space="preserve">c) Executive sponsors are not stakeholders in performance testing</w:t>
-      </w:r>
-    </w:p>
-    <w:p>
-      <w:pPr>
-        <w:keepNext/>
-        <w:spacing w:after="40" w:line="258"/>
-        <w:ind w:left="300" w:hanging="160"/>
-      </w:pPr>
-      <w:r>
-        <w:rPr>
-          <w:sz w:val="18"/>
-          <w:szCs w:val="18"/>
-          <w:rFonts w:ascii="Calibri" w:cs="Calibri" w:eastAsia="Calibri" w:hAnsi="Calibri"/>
-        </w:rPr>
-        <w:t xml:space="preserve">d) The test summary report may only contain aggregated data by regulation</w:t>
-      </w:r>
-    </w:p>
-    <w:tbl>
-      <w:tblPr>
-        <w:tblW w:type="dxa" w:w="9638"/>
-        <w:tblBorders>
-          <w:top w:val="single" w:color="1E6B3A" w:sz="6"/>
-          <w:left w:val="single" w:color="1E6B3A" w:sz="6"/>
-          <w:bottom w:val="single" w:color="1E6B3A" w:sz="6"/>
-          <w:right w:val="single" w:color="1E6B3A" w:sz="6"/>
-          <w:insideH w:val="single" w:color="1E6B3A" w:sz="3"/>
-          <w:insideV w:val="none" w:color="1E6B3A" w:sz="0"/>
-        </w:tblBorders>
-      </w:tblPr>
-      <w:tblGrid>
-        <w:gridCol w:w="9638"/>
-      </w:tblGrid>
-      <w:tr>
-        <w:tc>
-          <w:tcPr>
-            <w:tcW w:type="dxa" w:w="9638"/>
-            <w:shd w:fill="E8F3EC" w:color="auto" w:val="clear"/>
-            <w:tcMar>
-              <w:top w:type="dxa" w:w="90"/>
-              <w:left w:type="dxa" w:w="140"/>
-              <w:bottom w:type="dxa" w:w="60"/>
-              <w:right w:type="dxa" w:w="140"/>
-            </w:tcMar>
-          </w:tcPr>
-          <w:p>
-            <w:pPr>
-              <w:spacing w:after="0"/>
-            </w:pPr>
-            <w:r>
-              <w:rPr>
-                <w:b/>
-                <w:bCs/>
-                <w:color w:val="1E6B3A"/>
-                <w:sz w:val="18"/>
-                <w:szCs w:val="18"/>
-                <w:rFonts w:ascii="Calibri" w:cs="Calibri" w:eastAsia="Calibri" w:hAnsi="Calibri"/>
-              </w:rPr>
-              <w:t xml:space="preserve">Correct answer: b   |   LO: PTFL-2.2.1 (K2) | Syllabus §2.2</w:t>
-            </w:r>
-          </w:p>
-        </w:tc>
-      </w:tr>
-      <w:tr>
-        <w:tc>
-          <w:tcPr>
-            <w:tcW w:type="dxa" w:w="9638"/>
-            <w:shd w:fill="E8F3EC" w:color="auto" w:val="clear"/>
-            <w:tcMar>
-              <w:top w:type="dxa" w:w="60"/>
-              <w:left w:type="dxa" w:w="140"/>
-              <w:bottom w:type="dxa" w:w="90"/>
-              <w:right w:type="dxa" w:w="140"/>
-            </w:tcMar>
-          </w:tcPr>
-          <w:p>
-            <w:pPr>
-              <w:spacing w:after="0" w:line="258"/>
-              <w:jc w:val="both"/>
-            </w:pPr>
-            <w:r>
-              <w:rPr>
-                <w:b/>
-                <w:bCs/>
-                <w:sz w:val="18"/>
-                <w:szCs w:val="18"/>
-                <w:rFonts w:ascii="Calibri" w:cs="Calibri" w:eastAsia="Calibri" w:hAnsi="Calibri"/>
-              </w:rPr>
-              <w:t xml:space="preserve">Why:</w:t>
-            </w:r>
-            <w:r>
-              <w:rPr>
-                <w:sz w:val="18"/>
-                <w:szCs w:val="18"/>
-                <w:rFonts w:ascii="Calibri" w:cs="Calibri" w:eastAsia="Calibri" w:hAnsi="Calibri"/>
-              </w:rPr>
-              <w:t xml:space="preserve"> The syllabus states that </w:t>
-            </w:r>
-            <w:r>
-              <w:rPr>
-                <w:b/>
-                <w:bCs/>
-                <w:sz w:val="18"/>
-                <w:szCs w:val="18"/>
-                <w:rFonts w:ascii="Calibri" w:cs="Calibri" w:eastAsia="Calibri" w:hAnsi="Calibri"/>
-              </w:rPr>
-              <w:t xml:space="preserve">when performance metrics are viewed at only the detailed level, drawing the right conclusion may be difficult — especially for business stakeholders</w:t>
-            </w:r>
-            <w:r>
-              <w:rPr>
-                <w:sz w:val="18"/>
-                <w:szCs w:val="18"/>
-                <w:rFonts w:ascii="Calibri" w:cs="Calibri" w:eastAsia="Calibri" w:hAnsi="Calibri"/>
-              </w:rPr>
-              <w:t xml:space="preserve">, and the official rationale adds that individual results </w:t>
-            </w:r>
-            <w:r>
-              <w:rPr>
-                <w:b/>
-                <w:bCs/>
-                <w:sz w:val="18"/>
-                <w:szCs w:val="18"/>
-                <w:rFonts w:ascii="Calibri" w:cs="Calibri" w:eastAsia="Calibri" w:hAnsi="Calibri"/>
-              </w:rPr>
-              <w:t xml:space="preserve">may be due to transient system noise</w:t>
-            </w:r>
-            <w:r>
-              <w:rPr>
-                <w:sz w:val="18"/>
-                <w:szCs w:val="18"/>
-                <w:rFonts w:ascii="Calibri" w:cs="Calibri" w:eastAsia="Calibri" w:hAnsi="Calibri"/>
-              </w:rPr>
-              <w:t xml:space="preserve">. For </w:t>
-            </w:r>
-            <w:r>
-              <w:rPr>
-                <w:b/>
-                <w:bCs/>
-                <w:sz w:val="18"/>
-                <w:szCs w:val="18"/>
-                <w:rFonts w:ascii="Calibri" w:cs="Calibri" w:eastAsia="Calibri" w:hAnsi="Calibri"/>
-              </w:rPr>
-              <w:t xml:space="preserve">many stakeholders, the main concern is that the response time is within acceptable limits</w:t>
-            </w:r>
-            <w:r>
-              <w:rPr>
-                <w:sz w:val="18"/>
-                <w:szCs w:val="18"/>
-                <w:rFonts w:ascii="Calibri" w:cs="Calibri" w:eastAsia="Calibri" w:hAnsi="Calibri"/>
-              </w:rPr>
-              <w:t xml:space="preserve"> — which is exactly what an aggregate conveys and a raw dump does not.</w:t>
-            </w:r>
-          </w:p>
-        </w:tc>
-      </w:tr>
-    </w:tbl>
-    <w:p>
-      <w:pPr>
-        <w:spacing w:after="120"/>
-      </w:pPr>
-    </w:p>
-    <w:p>
-      <w:pPr>
-        <w:keepNext/>
-        <w:spacing w:before="200" w:after="60"/>
-      </w:pPr>
-      <w:r>
-        <w:rPr>
-          <w:b/>
-          <w:bCs/>
-          <w:color w:val="1F3864"/>
-          <w:sz w:val="19"/>
-          <w:szCs w:val="19"/>
-          <w:rFonts w:ascii="Calibri" w:cs="Calibri" w:eastAsia="Calibri" w:hAnsi="Calibri"/>
-        </w:rPr>
-        <w:t xml:space="preserve">Q21. Recall</w:t>
-      </w:r>
-    </w:p>
-    <w:p>
-      <w:pPr>
-        <w:keepNext/>
-        <w:spacing w:after="60" w:line="264"/>
-      </w:pPr>
-      <w:r>
-        <w:rPr>
-          <w:sz w:val="19"/>
-          <w:szCs w:val="19"/>
-          <w:rFonts w:ascii="Calibri" w:cs="Calibri" w:eastAsia="Calibri" w:hAnsi="Calibri"/>
-        </w:rPr>
-        <w:t xml:space="preserve">What is the "probe effect"?</w:t>
-      </w:r>
-    </w:p>
-    <w:p>
-      <w:pPr>
-        <w:keepNext/>
-        <w:spacing w:after="40" w:line="258"/>
-        <w:ind w:left="300" w:hanging="160"/>
-      </w:pPr>
-      <w:r>
-        <w:rPr>
-          <w:sz w:val="18"/>
-          <w:szCs w:val="18"/>
-          <w:rFonts w:ascii="Calibri" w:cs="Calibri" w:eastAsia="Calibri" w:hAnsi="Calibri"/>
-        </w:rPr>
-        <w:t xml:space="preserve">a) The distortion caused by running load generators on the same machine as the SUT</w:t>
-      </w:r>
-    </w:p>
-    <w:p>
-      <w:pPr>
-        <w:keepNext/>
-        <w:spacing w:after="40" w:line="258"/>
-        <w:ind w:left="300" w:hanging="160"/>
-      </w:pPr>
-      <w:r>
-        <w:rPr>
-          <w:sz w:val="18"/>
-          <w:szCs w:val="18"/>
-          <w:rFonts w:ascii="Calibri" w:cs="Calibri" w:eastAsia="Calibri" w:hAnsi="Calibri"/>
-        </w:rPr>
-        <w:t xml:space="preserve">b) The tendency of monitoring tools to raise false alerts under load</w:t>
-      </w:r>
-    </w:p>
-    <w:p>
-      <w:pPr>
-        <w:keepNext/>
-        <w:spacing w:after="40" w:line="258"/>
-        <w:ind w:left="300" w:hanging="160"/>
-      </w:pPr>
-      <w:r>
-        <w:rPr>
-          <w:b/>
-          <w:bCs/>
-          <w:color w:val="1E6B3A"/>
-          <w:sz w:val="18"/>
-          <w:szCs w:val="18"/>
-          <w:rFonts w:ascii="Calibri" w:cs="Calibri" w:eastAsia="Calibri" w:hAnsi="Calibri"/>
-        </w:rPr>
-        <w:t xml:space="preserve">c) The impact of the metrics collection effort on system performance, which should be no more than minimal   ✔</w:t>
-      </w:r>
-    </w:p>
-    <w:p>
-      <w:pPr>
-        <w:keepNext/>
-        <w:spacing w:after="40" w:line="258"/>
-        <w:ind w:left="300" w:hanging="160"/>
-      </w:pPr>
-      <w:r>
-        <w:rPr>
-          <w:sz w:val="18"/>
-          <w:szCs w:val="18"/>
-          <w:rFonts w:ascii="Calibri" w:cs="Calibri" w:eastAsia="Calibri" w:hAnsi="Calibri"/>
-        </w:rPr>
-        <w:t xml:space="preserve">d) The delay between a system event and its appearance in the server log</w:t>
-      </w:r>
-    </w:p>
-    <w:tbl>
-      <w:tblPr>
-        <w:tblW w:type="dxa" w:w="9638"/>
-        <w:tblBorders>
-          <w:top w:val="single" w:color="1E6B3A" w:sz="6"/>
-          <w:left w:val="single" w:color="1E6B3A" w:sz="6"/>
-          <w:bottom w:val="single" w:color="1E6B3A" w:sz="6"/>
-          <w:right w:val="single" w:color="1E6B3A" w:sz="6"/>
-          <w:insideH w:val="single" w:color="1E6B3A" w:sz="3"/>
-          <w:insideV w:val="none" w:color="1E6B3A" w:sz="0"/>
-        </w:tblBorders>
-      </w:tblPr>
-      <w:tblGrid>
-        <w:gridCol w:w="9638"/>
-      </w:tblGrid>
-      <w:tr>
-        <w:tc>
-          <w:tcPr>
-            <w:tcW w:type="dxa" w:w="9638"/>
-            <w:shd w:fill="E8F3EC" w:color="auto" w:val="clear"/>
-            <w:tcMar>
-              <w:top w:type="dxa" w:w="90"/>
-              <w:left w:type="dxa" w:w="140"/>
-              <w:bottom w:type="dxa" w:w="60"/>
-              <w:right w:type="dxa" w:w="140"/>
-            </w:tcMar>
-          </w:tcPr>
-          <w:p>
-            <w:pPr>
-              <w:spacing w:after="0"/>
-            </w:pPr>
-            <w:r>
-              <w:rPr>
-                <w:b/>
-                <w:bCs/>
-                <w:color w:val="1E6B3A"/>
-                <w:sz w:val="18"/>
-                <w:szCs w:val="18"/>
-                <w:rFonts w:ascii="Calibri" w:cs="Calibri" w:eastAsia="Calibri" w:hAnsi="Calibri"/>
-              </w:rPr>
-              <w:t xml:space="preserve">Correct answer: c   |   LO: PTFL-2.3.1 (K2) | Syllabus §2.3</w:t>
-            </w:r>
-          </w:p>
-        </w:tc>
-      </w:tr>
-      <w:tr>
-        <w:tc>
-          <w:tcPr>
-            <w:tcW w:type="dxa" w:w="9638"/>
-            <w:shd w:fill="E8F3EC" w:color="auto" w:val="clear"/>
-            <w:tcMar>
-              <w:top w:type="dxa" w:w="60"/>
-              <w:left w:type="dxa" w:w="140"/>
-              <w:bottom w:type="dxa" w:w="90"/>
-              <w:right w:type="dxa" w:w="140"/>
-            </w:tcMar>
-          </w:tcPr>
-          <w:p>
-            <w:pPr>
-              <w:spacing w:after="0" w:line="258"/>
-              <w:jc w:val="both"/>
-            </w:pPr>
-            <w:r>
-              <w:rPr>
-                <w:b/>
-                <w:bCs/>
-                <w:sz w:val="18"/>
-                <w:szCs w:val="18"/>
-                <w:rFonts w:ascii="Calibri" w:cs="Calibri" w:eastAsia="Calibri" w:hAnsi="Calibri"/>
-              </w:rPr>
-              <w:t xml:space="preserve">Why:</w:t>
-            </w:r>
-            <w:r>
-              <w:rPr>
-                <w:sz w:val="18"/>
-                <w:szCs w:val="18"/>
-                <w:rFonts w:ascii="Calibri" w:cs="Calibri" w:eastAsia="Calibri" w:hAnsi="Calibri"/>
-              </w:rPr>
-              <w:t xml:space="preserve"> "</w:t>
-            </w:r>
-            <w:r>
-              <w:rPr>
-                <w:i/>
-                <w:iCs/>
-                <w:sz w:val="18"/>
-                <w:szCs w:val="18"/>
-                <w:rFonts w:ascii="Calibri" w:cs="Calibri" w:eastAsia="Calibri" w:hAnsi="Calibri"/>
-              </w:rPr>
-              <w:t xml:space="preserve">System performance should be </w:t>
-            </w:r>
-            <w:r>
-              <w:rPr>
-                <w:b/>
-                <w:bCs/>
-                <w:i/>
-                <w:iCs/>
-                <w:sz w:val="18"/>
-                <w:szCs w:val="18"/>
-                <w:rFonts w:ascii="Calibri" w:cs="Calibri" w:eastAsia="Calibri" w:hAnsi="Calibri"/>
-              </w:rPr>
-              <w:t xml:space="preserve">no more than minimally impacted by the metrics collection effort</w:t>
-            </w:r>
-            <w:r>
-              <w:rPr>
-                <w:i/>
-                <w:iCs/>
-                <w:sz w:val="18"/>
-                <w:szCs w:val="18"/>
-                <w:rFonts w:ascii="Calibri" w:cs="Calibri" w:eastAsia="Calibri" w:hAnsi="Calibri"/>
-              </w:rPr>
-              <w:t xml:space="preserve"> (known as the </w:t>
-            </w:r>
-            <w:r>
-              <w:rPr>
-                <w:b/>
-                <w:bCs/>
-                <w:i/>
-                <w:iCs/>
-                <w:sz w:val="18"/>
-                <w:szCs w:val="18"/>
-                <w:rFonts w:ascii="Calibri" w:cs="Calibri" w:eastAsia="Calibri" w:hAnsi="Calibri"/>
-              </w:rPr>
-              <w:t xml:space="preserve">"probe effect"</w:t>
-            </w:r>
-            <w:r>
-              <w:rPr>
-                <w:i/>
-                <w:iCs/>
-                <w:sz w:val="18"/>
-                <w:szCs w:val="18"/>
-                <w:rFonts w:ascii="Calibri" w:cs="Calibri" w:eastAsia="Calibri" w:hAnsi="Calibri"/>
-              </w:rPr>
-              <w:t xml:space="preserve">).</w:t>
-            </w:r>
-            <w:r>
-              <w:rPr>
-                <w:sz w:val="18"/>
-                <w:szCs w:val="18"/>
-                <w:rFonts w:ascii="Calibri" w:cs="Calibri" w:eastAsia="Calibri" w:hAnsi="Calibri"/>
-              </w:rPr>
-              <w:t xml:space="preserve">" Option (a) describes a real risk from </w:t>
-            </w:r>
-            <w:r>
-              <w:rPr>
-                <w:b/>
-                <w:bCs/>
-                <w:sz w:val="18"/>
-                <w:szCs w:val="18"/>
-                <w:rFonts w:ascii="Calibri" w:cs="Calibri" w:eastAsia="Calibri" w:hAnsi="Calibri"/>
-              </w:rPr>
-              <w:t xml:space="preserve">PTFL-4.2.8</w:t>
-            </w:r>
-            <w:r>
-              <w:rPr>
-                <w:sz w:val="18"/>
-                <w:szCs w:val="18"/>
-                <w:rFonts w:ascii="Calibri" w:cs="Calibri" w:eastAsia="Calibri" w:hAnsi="Calibri"/>
-              </w:rPr>
-              <w:t xml:space="preserve"> (load generators must themselves be monitored), but that is not the probe effect as defined here.</w:t>
-            </w:r>
-          </w:p>
-        </w:tc>
-      </w:tr>
-    </w:tbl>
-    <w:p>
-      <w:pPr>
-        <w:spacing w:after="120"/>
-      </w:pPr>
-    </w:p>
-    <w:p>
-      <w:pPr>
-        <w:keepNext/>
-        <w:spacing w:before="200" w:after="60"/>
-      </w:pPr>
-      <w:r>
-        <w:rPr>
-          <w:b/>
-          <w:bCs/>
-          <w:color w:val="1F3864"/>
-          <w:sz w:val="19"/>
-          <w:szCs w:val="19"/>
-          <w:rFonts w:ascii="Calibri" w:cs="Calibri" w:eastAsia="Calibri" w:hAnsi="Calibri"/>
-        </w:rPr>
-        <w:t xml:space="preserve">Q22. Recall</w:t>
-      </w:r>
-    </w:p>
-    <w:p>
-      <w:pPr>
-        <w:keepNext/>
-        <w:spacing w:after="60" w:line="264"/>
-      </w:pPr>
-      <w:r>
-        <w:rPr>
-          <w:sz w:val="19"/>
-          <w:szCs w:val="19"/>
-          <w:rFonts w:ascii="Calibri" w:cs="Calibri" w:eastAsia="Calibri" w:hAnsi="Calibri"/>
-        </w:rPr>
-        <w:t xml:space="preserve">Why does the syllabus say tool usage is a requirement for collecting performance metrics?</w:t>
-      </w:r>
-    </w:p>
-    <w:p>
-      <w:pPr>
-        <w:keepNext/>
-        <w:spacing w:after="40" w:line="258"/>
-        <w:ind w:left="300" w:hanging="160"/>
-      </w:pPr>
-      <w:r>
-        <w:rPr>
-          <w:sz w:val="18"/>
-          <w:szCs w:val="18"/>
-          <w:rFonts w:ascii="Calibri" w:cs="Calibri" w:eastAsia="Calibri" w:hAnsi="Calibri"/>
-        </w:rPr>
-        <w:t xml:space="preserve">a) Because manual collection would breach the SLA</w:t>
-      </w:r>
-    </w:p>
-    <w:p>
-      <w:pPr>
-        <w:keepNext/>
-        <w:spacing w:after="40" w:line="258"/>
-        <w:ind w:left="300" w:hanging="160"/>
-      </w:pPr>
-      <w:r>
-        <w:rPr>
-          <w:b/>
-          <w:bCs/>
-          <w:color w:val="1E6B3A"/>
-          <w:sz w:val="18"/>
-          <w:szCs w:val="18"/>
-          <w:rFonts w:ascii="Calibri" w:cs="Calibri" w:eastAsia="Calibri" w:hAnsi="Calibri"/>
-        </w:rPr>
-        <w:t xml:space="preserve">b) Because of the volume, accuracy and speed with which performance metrics must be collected   ✔</w:t>
-      </w:r>
-    </w:p>
-    <w:p>
-      <w:pPr>
-        <w:keepNext/>
-        <w:spacing w:after="40" w:line="258"/>
-        <w:ind w:left="300" w:hanging="160"/>
-      </w:pPr>
-      <w:r>
-        <w:rPr>
-          <w:sz w:val="18"/>
-          <w:szCs w:val="18"/>
-          <w:rFonts w:ascii="Calibri" w:cs="Calibri" w:eastAsia="Calibri" w:hAnsi="Calibri"/>
-        </w:rPr>
-        <w:t xml:space="preserve">c) Because only tools can compute percentiles</w:t>
-      </w:r>
-    </w:p>
-    <w:p>
-      <w:pPr>
-        <w:keepNext/>
-        <w:spacing w:after="40" w:line="258"/>
-        <w:ind w:left="300" w:hanging="160"/>
-      </w:pPr>
-      <w:r>
-        <w:rPr>
-          <w:sz w:val="18"/>
-          <w:szCs w:val="18"/>
-          <w:rFonts w:ascii="Calibri" w:cs="Calibri" w:eastAsia="Calibri" w:hAnsi="Calibri"/>
-        </w:rPr>
-        <w:t xml:space="preserve">d) Because the exam structure table requires it</w:t>
-      </w:r>
-    </w:p>
-    <w:tbl>
-      <w:tblPr>
-        <w:tblW w:type="dxa" w:w="9638"/>
-        <w:tblBorders>
-          <w:top w:val="single" w:color="1E6B3A" w:sz="6"/>
-          <w:left w:val="single" w:color="1E6B3A" w:sz="6"/>
-          <w:bottom w:val="single" w:color="1E6B3A" w:sz="6"/>
-          <w:right w:val="single" w:color="1E6B3A" w:sz="6"/>
-          <w:insideH w:val="single" w:color="1E6B3A" w:sz="3"/>
-          <w:insideV w:val="none" w:color="1E6B3A" w:sz="0"/>
-        </w:tblBorders>
-      </w:tblPr>
-      <w:tblGrid>
-        <w:gridCol w:w="9638"/>
-      </w:tblGrid>
-      <w:tr>
-        <w:tc>
-          <w:tcPr>
-            <w:tcW w:type="dxa" w:w="9638"/>
-            <w:shd w:fill="E8F3EC" w:color="auto" w:val="clear"/>
-            <w:tcMar>
-              <w:top w:type="dxa" w:w="90"/>
-              <w:left w:type="dxa" w:w="140"/>
-              <w:bottom w:type="dxa" w:w="60"/>
-              <w:right w:type="dxa" w:w="140"/>
-            </w:tcMar>
-          </w:tcPr>
-          <w:p>
-            <w:pPr>
-              <w:spacing w:after="0"/>
-            </w:pPr>
-            <w:r>
-              <w:rPr>
-                <w:b/>
-                <w:bCs/>
-                <w:color w:val="1E6B3A"/>
-                <w:sz w:val="18"/>
-                <w:szCs w:val="18"/>
-                <w:rFonts w:ascii="Calibri" w:cs="Calibri" w:eastAsia="Calibri" w:hAnsi="Calibri"/>
-              </w:rPr>
-              <w:t xml:space="preserve">Correct answer: b   |   LO: PTFL-2.3.1 (K2) | Syllabus §2.3</w:t>
-            </w:r>
-          </w:p>
-        </w:tc>
-      </w:tr>
-      <w:tr>
-        <w:tc>
-          <w:tcPr>
-            <w:tcW w:type="dxa" w:w="9638"/>
-            <w:shd w:fill="E8F3EC" w:color="auto" w:val="clear"/>
-            <w:tcMar>
-              <w:top w:type="dxa" w:w="60"/>
-              <w:left w:type="dxa" w:w="140"/>
-              <w:bottom w:type="dxa" w:w="90"/>
-              <w:right w:type="dxa" w:w="140"/>
-            </w:tcMar>
-          </w:tcPr>
-          <w:p>
-            <w:pPr>
-              <w:spacing w:after="0" w:line="258"/>
-              <w:jc w:val="both"/>
-            </w:pPr>
-            <w:r>
-              <w:rPr>
-                <w:b/>
-                <w:bCs/>
-                <w:sz w:val="18"/>
-                <w:szCs w:val="18"/>
-                <w:rFonts w:ascii="Calibri" w:cs="Calibri" w:eastAsia="Calibri" w:hAnsi="Calibri"/>
-              </w:rPr>
-              <w:t xml:space="preserve">Why:</w:t>
-            </w:r>
-            <w:r>
-              <w:rPr>
-                <w:sz w:val="18"/>
-                <w:szCs w:val="18"/>
-                <w:rFonts w:ascii="Calibri" w:cs="Calibri" w:eastAsia="Calibri" w:hAnsi="Calibri"/>
-              </w:rPr>
-              <w:t xml:space="preserve"> "</w:t>
-            </w:r>
-            <w:r>
-              <w:rPr>
-                <w:i/>
-                <w:iCs/>
-                <w:sz w:val="18"/>
-                <w:szCs w:val="18"/>
-                <w:rFonts w:ascii="Calibri" w:cs="Calibri" w:eastAsia="Calibri" w:hAnsi="Calibri"/>
-              </w:rPr>
-              <w:t xml:space="preserve">In addition, the </w:t>
-            </w:r>
-            <w:r>
-              <w:rPr>
-                <w:b/>
-                <w:bCs/>
-                <w:i/>
-                <w:iCs/>
-                <w:sz w:val="18"/>
-                <w:szCs w:val="18"/>
-                <w:rFonts w:ascii="Calibri" w:cs="Calibri" w:eastAsia="Calibri" w:hAnsi="Calibri"/>
-              </w:rPr>
-              <w:t xml:space="preserve">volume, accuracy and speed</w:t>
-            </w:r>
-            <w:r>
-              <w:rPr>
-                <w:i/>
-                <w:iCs/>
-                <w:sz w:val="18"/>
-                <w:szCs w:val="18"/>
-                <w:rFonts w:ascii="Calibri" w:cs="Calibri" w:eastAsia="Calibri" w:hAnsi="Calibri"/>
-              </w:rPr>
-              <w:t xml:space="preserve"> with which performance metrics must be collected </w:t>
-            </w:r>
-            <w:r>
-              <w:rPr>
-                <w:b/>
-                <w:bCs/>
-                <w:i/>
-                <w:iCs/>
-                <w:sz w:val="18"/>
-                <w:szCs w:val="18"/>
-                <w:rFonts w:ascii="Calibri" w:cs="Calibri" w:eastAsia="Calibri" w:hAnsi="Calibri"/>
-              </w:rPr>
-              <w:t xml:space="preserve">makes tool usage a requirement</w:t>
-            </w:r>
-            <w:r>
-              <w:rPr>
-                <w:i/>
-                <w:iCs/>
-                <w:sz w:val="18"/>
-                <w:szCs w:val="18"/>
-                <w:rFonts w:ascii="Calibri" w:cs="Calibri" w:eastAsia="Calibri" w:hAnsi="Calibri"/>
-              </w:rPr>
-              <w:t xml:space="preserve">.</w:t>
-            </w:r>
-            <w:r>
-              <w:rPr>
-                <w:sz w:val="18"/>
-                <w:szCs w:val="18"/>
-                <w:rFonts w:ascii="Calibri" w:cs="Calibri" w:eastAsia="Calibri" w:hAnsi="Calibri"/>
-              </w:rPr>
-              <w:t xml:space="preserve">" The syllabus immediately follows with a caution: </w:t>
-            </w:r>
-            <w:r>
-              <w:rPr>
-                <w:b/>
-                <w:bCs/>
-                <w:sz w:val="18"/>
-                <w:szCs w:val="18"/>
-                <w:rFonts w:ascii="Calibri" w:cs="Calibri" w:eastAsia="Calibri" w:hAnsi="Calibri"/>
-              </w:rPr>
-              <w:t xml:space="preserve">while the combined use of tools is not uncommon, it can introduce redundancy in the usage of test tools and other problems</w:t>
-            </w:r>
-            <w:r>
-              <w:rPr>
-                <w:sz w:val="18"/>
-                <w:szCs w:val="18"/>
-                <w:rFonts w:ascii="Calibri" w:cs="Calibri" w:eastAsia="Calibri" w:hAnsi="Calibri"/>
-              </w:rPr>
-              <w:t xml:space="preserve"> — a point developed in </w:t>
-            </w:r>
-            <w:r>
-              <w:rPr>
-                <w:b/>
-                <w:bCs/>
-                <w:sz w:val="18"/>
-                <w:szCs w:val="18"/>
-                <w:rFonts w:ascii="Calibri" w:cs="Calibri" w:eastAsia="Calibri" w:hAnsi="Calibri"/>
-              </w:rPr>
-              <w:t xml:space="preserve">§4.4</w:t>
-            </w:r>
-            <w:r>
-              <w:rPr>
-                <w:sz w:val="18"/>
-                <w:szCs w:val="18"/>
-                <w:rFonts w:ascii="Calibri" w:cs="Calibri" w:eastAsia="Calibri" w:hAnsi="Calibri"/>
-              </w:rPr>
-              <w:t xml:space="preserve">.</w:t>
-            </w:r>
-          </w:p>
-        </w:tc>
-      </w:tr>
-    </w:tbl>
-    <w:p>
-      <w:pPr>
-        <w:spacing w:after="120"/>
-      </w:pPr>
-    </w:p>
-    <w:p>
-      <w:pPr>
-        <w:keepNext/>
-        <w:spacing w:before="200" w:after="60"/>
-      </w:pPr>
-      <w:r>
-        <w:rPr>
-          <w:b/>
-          <w:bCs/>
-          <w:color w:val="1F3864"/>
-          <w:sz w:val="19"/>
-          <w:szCs w:val="19"/>
-          <w:rFonts w:ascii="Calibri" w:cs="Calibri" w:eastAsia="Calibri" w:hAnsi="Calibri"/>
-        </w:rPr>
-        <w:t xml:space="preserve">Q23. Separation</w:t>
-      </w:r>
-    </w:p>
-    <w:p>
-      <w:pPr>
-        <w:keepNext/>
-        <w:spacing w:after="60" w:line="264"/>
-      </w:pPr>
-      <w:r>
-        <w:rPr>
-          <w:sz w:val="19"/>
-          <w:szCs w:val="19"/>
-          <w:rFonts w:ascii="Calibri" w:cs="Calibri" w:eastAsia="Calibri" w:hAnsi="Calibri"/>
-        </w:rPr>
-        <w:t xml:space="preserve">Which source of performance metrics may also be used to monitor system performance on an ongoing basis and to alert system administrators to lowered performance and higher levels of errors?</w:t>
-      </w:r>
-    </w:p>
-    <w:p>
-      <w:pPr>
-        <w:keepNext/>
-        <w:spacing w:after="40" w:line="258"/>
-        <w:ind w:left="300" w:hanging="160"/>
-      </w:pPr>
-      <w:r>
-        <w:rPr>
-          <w:b/>
-          <w:bCs/>
-          <w:color w:val="1E6B3A"/>
-          <w:sz w:val="18"/>
-          <w:szCs w:val="18"/>
-          <w:rFonts w:ascii="Calibri" w:cs="Calibri" w:eastAsia="Calibri" w:hAnsi="Calibri"/>
-        </w:rPr>
-        <w:t xml:space="preserve">a) Performance monitoring tools   ✔</w:t>
-      </w:r>
-    </w:p>
-    <w:p>
-      <w:pPr>
-        <w:keepNext/>
-        <w:spacing w:after="40" w:line="258"/>
-        <w:ind w:left="300" w:hanging="160"/>
-      </w:pPr>
-      <w:r>
-        <w:rPr>
-          <w:sz w:val="18"/>
-          <w:szCs w:val="18"/>
-          <w:rFonts w:ascii="Calibri" w:cs="Calibri" w:eastAsia="Calibri" w:hAnsi="Calibri"/>
-        </w:rPr>
-        <w:t xml:space="preserve">b) Performance test tools</w:t>
-      </w:r>
-    </w:p>
-    <w:p>
-      <w:pPr>
-        <w:keepNext/>
-        <w:spacing w:after="40" w:line="258"/>
-        <w:ind w:left="300" w:hanging="160"/>
-      </w:pPr>
-      <w:r>
-        <w:rPr>
-          <w:sz w:val="18"/>
-          <w:szCs w:val="18"/>
-          <w:rFonts w:ascii="Calibri" w:cs="Calibri" w:eastAsia="Calibri" w:hAnsi="Calibri"/>
-        </w:rPr>
-        <w:t xml:space="preserve">c) Log analysis tools</w:t>
-      </w:r>
-    </w:p>
-    <w:p>
-      <w:pPr>
-        <w:keepNext/>
-        <w:spacing w:after="40" w:line="258"/>
-        <w:ind w:left="300" w:hanging="160"/>
-      </w:pPr>
-      <w:r>
-        <w:rPr>
-          <w:sz w:val="18"/>
-          <w:szCs w:val="18"/>
-          <w:rFonts w:ascii="Calibri" w:cs="Calibri" w:eastAsia="Calibri" w:hAnsi="Calibri"/>
-        </w:rPr>
-        <w:t xml:space="preserve">d) Load generators</w:t>
-      </w:r>
-    </w:p>
-    <w:tbl>
-      <w:tblPr>
-        <w:tblW w:type="dxa" w:w="9638"/>
-        <w:tblBorders>
-          <w:top w:val="single" w:color="1E6B3A" w:sz="6"/>
-          <w:left w:val="single" w:color="1E6B3A" w:sz="6"/>
-          <w:bottom w:val="single" w:color="1E6B3A" w:sz="6"/>
-          <w:right w:val="single" w:color="1E6B3A" w:sz="6"/>
-          <w:insideH w:val="single" w:color="1E6B3A" w:sz="3"/>
-          <w:insideV w:val="none" w:color="1E6B3A" w:sz="0"/>
-        </w:tblBorders>
-      </w:tblPr>
-      <w:tblGrid>
-        <w:gridCol w:w="9638"/>
-      </w:tblGrid>
-      <w:tr>
-        <w:tc>
-          <w:tcPr>
-            <w:tcW w:type="dxa" w:w="9638"/>
-            <w:shd w:fill="E8F3EC" w:color="auto" w:val="clear"/>
-            <w:tcMar>
-              <w:top w:type="dxa" w:w="90"/>
-              <w:left w:type="dxa" w:w="140"/>
-              <w:bottom w:type="dxa" w:w="60"/>
-              <w:right w:type="dxa" w:w="140"/>
-            </w:tcMar>
-          </w:tcPr>
-          <w:p>
-            <w:pPr>
-              <w:spacing w:after="0"/>
-            </w:pPr>
-            <w:r>
-              <w:rPr>
-                <w:b/>
-                <w:bCs/>
-                <w:color w:val="1E6B3A"/>
-                <w:sz w:val="18"/>
-                <w:szCs w:val="18"/>
-                <w:rFonts w:ascii="Calibri" w:cs="Calibri" w:eastAsia="Calibri" w:hAnsi="Calibri"/>
-              </w:rPr>
-              <w:t xml:space="preserve">Correct answer: a   |   LO: PTFL-2.3.1 (K2) | Syllabus §2.3</w:t>
-            </w:r>
-          </w:p>
-        </w:tc>
-      </w:tr>
-      <w:tr>
-        <w:tc>
-          <w:tcPr>
-            <w:tcW w:type="dxa" w:w="9638"/>
-            <w:shd w:fill="E8F3EC" w:color="auto" w:val="clear"/>
-            <w:tcMar>
-              <w:top w:type="dxa" w:w="60"/>
-              <w:left w:type="dxa" w:w="140"/>
-              <w:bottom w:type="dxa" w:w="90"/>
-              <w:right w:type="dxa" w:w="140"/>
-            </w:tcMar>
-          </w:tcPr>
-          <w:p>
-            <w:pPr>
-              <w:spacing w:after="0" w:line="258"/>
-              <w:jc w:val="both"/>
-            </w:pPr>
-            <w:r>
-              <w:rPr>
-                <w:b/>
-                <w:bCs/>
-                <w:sz w:val="18"/>
-                <w:szCs w:val="18"/>
-                <w:rFonts w:ascii="Calibri" w:cs="Calibri" w:eastAsia="Calibri" w:hAnsi="Calibri"/>
-              </w:rPr>
-              <w:t xml:space="preserve">Why:</w:t>
-            </w:r>
-            <w:r>
-              <w:rPr>
-                <w:sz w:val="18"/>
-                <w:szCs w:val="18"/>
-                <w:rFonts w:ascii="Calibri" w:cs="Calibri" w:eastAsia="Calibri" w:hAnsi="Calibri"/>
-              </w:rPr>
-              <w:t xml:space="preserve"> </w:t>
-            </w:r>
-            <w:r>
-              <w:rPr>
-                <w:b/>
-                <w:bCs/>
-                <w:sz w:val="18"/>
-                <w:szCs w:val="18"/>
-                <w:rFonts w:ascii="Calibri" w:cs="Calibri" w:eastAsia="Calibri" w:hAnsi="Calibri"/>
-              </w:rPr>
-              <w:t xml:space="preserve">Performance monitoring tools</w:t>
-            </w:r>
-            <w:r>
-              <w:rPr>
-                <w:sz w:val="18"/>
-                <w:szCs w:val="18"/>
-                <w:rFonts w:ascii="Calibri" w:cs="Calibri" w:eastAsia="Calibri" w:hAnsi="Calibri"/>
-              </w:rPr>
-              <w:t xml:space="preserve"> are </w:t>
-            </w:r>
-            <w:r>
-              <w:rPr>
-                <w:b/>
-                <w:bCs/>
-                <w:sz w:val="18"/>
-                <w:szCs w:val="18"/>
-                <w:rFonts w:ascii="Calibri" w:cs="Calibri" w:eastAsia="Calibri" w:hAnsi="Calibri"/>
-              </w:rPr>
-              <w:t xml:space="preserve">often employed to supplement the reporting capabilities of performance test tools</w:t>
-            </w:r>
-            <w:r>
-              <w:rPr>
-                <w:sz w:val="18"/>
-                <w:szCs w:val="18"/>
-                <w:rFonts w:ascii="Calibri" w:cs="Calibri" w:eastAsia="Calibri" w:hAnsi="Calibri"/>
-              </w:rPr>
-              <w:t xml:space="preserve">, and </w:t>
-            </w:r>
-            <w:r>
-              <w:rPr>
-                <w:b/>
-                <w:bCs/>
-                <w:sz w:val="18"/>
-                <w:szCs w:val="18"/>
-                <w:rFonts w:ascii="Calibri" w:cs="Calibri" w:eastAsia="Calibri" w:hAnsi="Calibri"/>
-              </w:rPr>
-              <w:t xml:space="preserve">may be used to monitor system performance on an ongoing basis and to alert system administrators to lowered levels of performance and higher levels of system errors and alerts</w:t>
-            </w:r>
-            <w:r>
-              <w:rPr>
-                <w:sz w:val="18"/>
-                <w:szCs w:val="18"/>
-                <w:rFonts w:ascii="Calibri" w:cs="Calibri" w:eastAsia="Calibri" w:hAnsi="Calibri"/>
-              </w:rPr>
-              <w:t xml:space="preserve">. They may also </w:t>
-            </w:r>
-            <w:r>
-              <w:rPr>
-                <w:b/>
-                <w:bCs/>
-                <w:sz w:val="18"/>
-                <w:szCs w:val="18"/>
-                <w:rFonts w:ascii="Calibri" w:cs="Calibri" w:eastAsia="Calibri" w:hAnsi="Calibri"/>
-              </w:rPr>
-              <w:t xml:space="preserve">detect and notify in the event of suspicious behavior (such as denial of service attacks and distributed denial of service attacks)</w:t>
-            </w:r>
-            <w:r>
-              <w:rPr>
-                <w:sz w:val="18"/>
-                <w:szCs w:val="18"/>
-                <w:rFonts w:ascii="Calibri" w:cs="Calibri" w:eastAsia="Calibri" w:hAnsi="Calibri"/>
-              </w:rPr>
-              <w:t xml:space="preserve">. This ongoing, production-facing role reappears in </w:t>
-            </w:r>
-            <w:r>
-              <w:rPr>
-                <w:b/>
-                <w:bCs/>
-                <w:sz w:val="18"/>
-                <w:szCs w:val="18"/>
-                <w:rFonts w:ascii="Calibri" w:cs="Calibri" w:eastAsia="Calibri" w:hAnsi="Calibri"/>
-              </w:rPr>
-              <w:t xml:space="preserve">PTFL-5.1.1</w:t>
-            </w:r>
-            <w:r>
-              <w:rPr>
-                <w:sz w:val="18"/>
-                <w:szCs w:val="18"/>
-                <w:rFonts w:ascii="Calibri" w:cs="Calibri" w:eastAsia="Calibri" w:hAnsi="Calibri"/>
-              </w:rPr>
-              <w:t xml:space="preserve"> and </w:t>
-            </w:r>
-            <w:r>
-              <w:rPr>
-                <w:b/>
-                <w:bCs/>
-                <w:sz w:val="18"/>
-                <w:szCs w:val="18"/>
-                <w:rFonts w:ascii="Calibri" w:cs="Calibri" w:eastAsia="Calibri" w:hAnsi="Calibri"/>
-              </w:rPr>
-              <w:t xml:space="preserve">PTFL-5.2.1</w:t>
-            </w:r>
-            <w:r>
-              <w:rPr>
-                <w:sz w:val="18"/>
-                <w:szCs w:val="18"/>
-                <w:rFonts w:ascii="Calibri" w:cs="Calibri" w:eastAsia="Calibri" w:hAnsi="Calibri"/>
-              </w:rPr>
-              <w:t xml:space="preserve">.</w:t>
-            </w:r>
-          </w:p>
-        </w:tc>
-      </w:tr>
-    </w:tbl>
-    <w:p>
-      <w:pPr>
-        <w:spacing w:after="120"/>
-      </w:pPr>
-    </w:p>
-    <w:p>
-      <w:pPr>
-        <w:keepNext/>
-        <w:spacing w:before="200" w:after="60"/>
-      </w:pPr>
-      <w:r>
-        <w:rPr>
-          <w:b/>
-          <w:bCs/>
-          <w:color w:val="1F3864"/>
-          <w:sz w:val="19"/>
-          <w:szCs w:val="19"/>
-          <w:rFonts w:ascii="Calibri" w:cs="Calibri" w:eastAsia="Calibri" w:hAnsi="Calibri"/>
-        </w:rPr>
-        <w:t xml:space="preserve">Q24. Recall · logs</w:t>
-      </w:r>
-    </w:p>
-    <w:p>
-      <w:pPr>
-        <w:keepNext/>
-        <w:spacing w:after="60" w:line="264"/>
-      </w:pPr>
-      <w:r>
-        <w:rPr>
-          <w:sz w:val="19"/>
-          <w:szCs w:val="19"/>
-          <w:rFonts w:ascii="Calibri" w:cs="Calibri" w:eastAsia="Calibri" w:hAnsi="Calibri"/>
-        </w:rPr>
-        <w:t xml:space="preserve">Which of the following is NOT one of the four categories of errors, alerts and warnings the syllabus says are normally recorded in server logs?</w:t>
-      </w:r>
-    </w:p>
-    <w:p>
-      <w:pPr>
-        <w:keepNext/>
-        <w:spacing w:after="40" w:line="258"/>
-        <w:ind w:left="300" w:hanging="160"/>
-      </w:pPr>
-      <w:r>
-        <w:rPr>
-          <w:sz w:val="18"/>
-          <w:szCs w:val="18"/>
-          <w:rFonts w:ascii="Calibri" w:cs="Calibri" w:eastAsia="Calibri" w:hAnsi="Calibri"/>
-        </w:rPr>
-        <w:t xml:space="preserve">a) High resource usage, such as high CPU utilization and insufficient bandwidth</w:t>
-      </w:r>
-    </w:p>
-    <w:p>
-      <w:pPr>
-        <w:keepNext/>
-        <w:spacing w:after="40" w:line="258"/>
-        <w:ind w:left="300" w:hanging="160"/>
-      </w:pPr>
-      <w:r>
-        <w:rPr>
-          <w:sz w:val="18"/>
-          <w:szCs w:val="18"/>
-          <w:rFonts w:ascii="Calibri" w:cs="Calibri" w:eastAsia="Calibri" w:hAnsi="Calibri"/>
-        </w:rPr>
-        <w:t xml:space="preserve">b) Memory errors and warnings, such as memory exhaustion</w:t>
-      </w:r>
-    </w:p>
-    <w:p>
-      <w:pPr>
-        <w:keepNext/>
-        <w:spacing w:after="40" w:line="258"/>
-        <w:ind w:left="300" w:hanging="160"/>
-      </w:pPr>
-      <w:r>
-        <w:rPr>
-          <w:sz w:val="18"/>
-          <w:szCs w:val="18"/>
-          <w:rFonts w:ascii="Calibri" w:cs="Calibri" w:eastAsia="Calibri" w:hAnsi="Calibri"/>
-        </w:rPr>
-        <w:t xml:space="preserve">c) Deadlocks and multi-threading problems, especially when performing database operations</w:t>
-      </w:r>
-    </w:p>
-    <w:p>
-      <w:pPr>
-        <w:keepNext/>
-        <w:spacing w:after="40" w:line="258"/>
-        <w:ind w:left="300" w:hanging="160"/>
-      </w:pPr>
-      <w:r>
-        <w:rPr>
-          <w:b/>
-          <w:bCs/>
-          <w:color w:val="1E6B3A"/>
-          <w:sz w:val="18"/>
-          <w:szCs w:val="18"/>
-          <w:rFonts w:ascii="Calibri" w:cs="Calibri" w:eastAsia="Calibri" w:hAnsi="Calibri"/>
-        </w:rPr>
-        <w:t xml:space="preserve">d) Correlation failures in recorded performance test scripts   ✔</w:t>
-      </w:r>
-    </w:p>
-    <w:tbl>
-      <w:tblPr>
-        <w:tblW w:type="dxa" w:w="9638"/>
-        <w:tblBorders>
-          <w:top w:val="single" w:color="1E6B3A" w:sz="6"/>
-          <w:left w:val="single" w:color="1E6B3A" w:sz="6"/>
-          <w:bottom w:val="single" w:color="1E6B3A" w:sz="6"/>
-          <w:right w:val="single" w:color="1E6B3A" w:sz="6"/>
-          <w:insideH w:val="single" w:color="1E6B3A" w:sz="3"/>
-          <w:insideV w:val="none" w:color="1E6B3A" w:sz="0"/>
-        </w:tblBorders>
-      </w:tblPr>
-      <w:tblGrid>
-        <w:gridCol w:w="9638"/>
-      </w:tblGrid>
-      <w:tr>
-        <w:tc>
-          <w:tcPr>
-            <w:tcW w:type="dxa" w:w="9638"/>
-            <w:shd w:fill="E8F3EC" w:color="auto" w:val="clear"/>
-            <w:tcMar>
-              <w:top w:type="dxa" w:w="90"/>
-              <w:left w:type="dxa" w:w="140"/>
-              <w:bottom w:type="dxa" w:w="60"/>
-              <w:right w:type="dxa" w:w="140"/>
-            </w:tcMar>
-          </w:tcPr>
-          <w:p>
-            <w:pPr>
-              <w:spacing w:after="0"/>
-            </w:pPr>
-            <w:r>
-              <w:rPr>
-                <w:b/>
-                <w:bCs/>
-                <w:color w:val="1E6B3A"/>
-                <w:sz w:val="18"/>
-                <w:szCs w:val="18"/>
-                <w:rFonts w:ascii="Calibri" w:cs="Calibri" w:eastAsia="Calibri" w:hAnsi="Calibri"/>
-              </w:rPr>
-              <w:t xml:space="preserve">Correct answer: d   |   LO: PTFL-2.3.1 (K2) | Syllabus §2.3</w:t>
-            </w:r>
-          </w:p>
-        </w:tc>
-      </w:tr>
-      <w:tr>
-        <w:tc>
-          <w:tcPr>
-            <w:tcW w:type="dxa" w:w="9638"/>
-            <w:shd w:fill="E8F3EC" w:color="auto" w:val="clear"/>
-            <w:tcMar>
-              <w:top w:type="dxa" w:w="60"/>
-              <w:left w:type="dxa" w:w="140"/>
-              <w:bottom w:type="dxa" w:w="90"/>
-              <w:right w:type="dxa" w:w="140"/>
-            </w:tcMar>
-          </w:tcPr>
-          <w:p>
-            <w:pPr>
-              <w:spacing w:after="0" w:line="258"/>
-              <w:jc w:val="both"/>
-            </w:pPr>
-            <w:r>
-              <w:rPr>
-                <w:b/>
-                <w:bCs/>
-                <w:sz w:val="18"/>
-                <w:szCs w:val="18"/>
-                <w:rFonts w:ascii="Calibri" w:cs="Calibri" w:eastAsia="Calibri" w:hAnsi="Calibri"/>
-              </w:rPr>
-              <w:t xml:space="preserve">Why:</w:t>
-            </w:r>
-            <w:r>
-              <w:rPr>
-                <w:sz w:val="18"/>
-                <w:szCs w:val="18"/>
-                <w:rFonts w:ascii="Calibri" w:cs="Calibri" w:eastAsia="Calibri" w:hAnsi="Calibri"/>
-              </w:rPr>
-              <w:t xml:space="preserve"> The four categories are </w:t>
-            </w:r>
-            <w:r>
-              <w:rPr>
-                <w:b/>
-                <w:bCs/>
-                <w:sz w:val="18"/>
-                <w:szCs w:val="18"/>
-                <w:rFonts w:ascii="Calibri" w:cs="Calibri" w:eastAsia="Calibri" w:hAnsi="Calibri"/>
-              </w:rPr>
-              <w:t xml:space="preserve">high resource usage</w:t>
-            </w:r>
-            <w:r>
-              <w:rPr>
-                <w:sz w:val="18"/>
-                <w:szCs w:val="18"/>
-                <w:rFonts w:ascii="Calibri" w:cs="Calibri" w:eastAsia="Calibri" w:hAnsi="Calibri"/>
-              </w:rPr>
-              <w:t xml:space="preserve">, </w:t>
-            </w:r>
-            <w:r>
-              <w:rPr>
-                <w:b/>
-                <w:bCs/>
-                <w:sz w:val="18"/>
-                <w:szCs w:val="18"/>
-                <w:rFonts w:ascii="Calibri" w:cs="Calibri" w:eastAsia="Calibri" w:hAnsi="Calibri"/>
-              </w:rPr>
-              <w:t xml:space="preserve">memory errors and warnings</w:t>
-            </w:r>
-            <w:r>
-              <w:rPr>
-                <w:sz w:val="18"/>
-                <w:szCs w:val="18"/>
-                <w:rFonts w:ascii="Calibri" w:cs="Calibri" w:eastAsia="Calibri" w:hAnsi="Calibri"/>
-              </w:rPr>
-              <w:t xml:space="preserve">, </w:t>
-            </w:r>
-            <w:r>
-              <w:rPr>
-                <w:b/>
-                <w:bCs/>
-                <w:sz w:val="18"/>
-                <w:szCs w:val="18"/>
-                <w:rFonts w:ascii="Calibri" w:cs="Calibri" w:eastAsia="Calibri" w:hAnsi="Calibri"/>
-              </w:rPr>
-              <w:t xml:space="preserve">deadlocks and multi-threading problems</w:t>
-            </w:r>
-            <w:r>
-              <w:rPr>
-                <w:sz w:val="18"/>
-                <w:szCs w:val="18"/>
-                <w:rFonts w:ascii="Calibri" w:cs="Calibri" w:eastAsia="Calibri" w:hAnsi="Calibri"/>
-              </w:rPr>
-              <w:t xml:space="preserve"> (especially in database operations), and </w:t>
-            </w:r>
-            <w:r>
-              <w:rPr>
-                <w:b/>
-                <w:bCs/>
-                <w:sz w:val="18"/>
-                <w:szCs w:val="18"/>
-                <w:rFonts w:ascii="Calibri" w:cs="Calibri" w:eastAsia="Calibri" w:hAnsi="Calibri"/>
-              </w:rPr>
-              <w:t xml:space="preserve">database errors such as SQL exceptions and SQL timeouts</w:t>
-            </w:r>
-            <w:r>
-              <w:rPr>
-                <w:sz w:val="18"/>
-                <w:szCs w:val="18"/>
-                <w:rFonts w:ascii="Calibri" w:cs="Calibri" w:eastAsia="Calibri" w:hAnsi="Calibri"/>
-              </w:rPr>
-              <w:t xml:space="preserve">. </w:t>
-            </w:r>
-            <w:r>
-              <w:rPr>
-                <w:b/>
-                <w:bCs/>
-                <w:sz w:val="18"/>
-                <w:szCs w:val="18"/>
-                <w:rFonts w:ascii="Calibri" w:cs="Calibri" w:eastAsia="Calibri" w:hAnsi="Calibri"/>
-              </w:rPr>
-              <w:t xml:space="preserve">Correlation failures</w:t>
-            </w:r>
-            <w:r>
-              <w:rPr>
-                <w:sz w:val="18"/>
-                <w:szCs w:val="18"/>
-                <w:rFonts w:ascii="Calibri" w:cs="Calibri" w:eastAsia="Calibri" w:hAnsi="Calibri"/>
-              </w:rPr>
-              <w:t xml:space="preserve"> belong to </w:t>
-            </w:r>
-            <w:r>
-              <w:rPr>
-                <w:b/>
-                <w:bCs/>
-                <w:sz w:val="18"/>
-                <w:szCs w:val="18"/>
-                <w:rFonts w:ascii="Calibri" w:cs="Calibri" w:eastAsia="Calibri" w:hAnsi="Calibri"/>
-              </w:rPr>
-              <w:t xml:space="preserve">PTFL-4.2.7</w:t>
-            </w:r>
-            <w:r>
-              <w:rPr>
-                <w:sz w:val="18"/>
-                <w:szCs w:val="18"/>
-                <w:rFonts w:ascii="Calibri" w:cs="Calibri" w:eastAsia="Calibri" w:hAnsi="Calibri"/>
-              </w:rPr>
-              <w:t xml:space="preserve">, where </w:t>
-            </w:r>
-            <w:r>
-              <w:rPr>
-                <w:b/>
-                <w:bCs/>
-                <w:sz w:val="18"/>
-                <w:szCs w:val="18"/>
-                <w:rFonts w:ascii="Calibri" w:cs="Calibri" w:eastAsia="Calibri" w:hAnsi="Calibri"/>
-              </w:rPr>
-              <w:t xml:space="preserve">incorrect correlation or lack of correlation is the main reason why recorded scripts fail to playback</w:t>
-            </w:r>
-            <w:r>
-              <w:rPr>
-                <w:sz w:val="18"/>
-                <w:szCs w:val="18"/>
-                <w:rFonts w:ascii="Calibri" w:cs="Calibri" w:eastAsia="Calibri" w:hAnsi="Calibri"/>
-              </w:rPr>
-              <w:t xml:space="preserve">.</w:t>
-            </w:r>
-          </w:p>
-        </w:tc>
-      </w:tr>
-    </w:tbl>
-    <w:p>
-      <w:pPr>
-        <w:spacing w:after="120"/>
-      </w:pPr>
-    </w:p>
-    <w:p>
-      <w:pPr>
-        <w:keepNext/>
-        <w:spacing w:before="200" w:after="60"/>
-      </w:pPr>
-      <w:r>
-        <w:rPr>
-          <w:b/>
-          <w:bCs/>
-          <w:color w:val="1F3864"/>
-          <w:sz w:val="19"/>
-          <w:szCs w:val="19"/>
-          <w:rFonts w:ascii="Calibri" w:cs="Calibri" w:eastAsia="Calibri" w:hAnsi="Calibri"/>
-        </w:rPr>
-        <w:t xml:space="preserve">Q25. Tricky · separation</w:t>
-      </w:r>
-    </w:p>
-    <w:p>
-      <w:pPr>
-        <w:keepNext/>
-        <w:spacing w:after="60" w:line="264"/>
-      </w:pPr>
-      <w:r>
-        <w:rPr>
-          <w:sz w:val="19"/>
-          <w:szCs w:val="19"/>
-          <w:rFonts w:ascii="Calibri" w:cs="Calibri" w:eastAsia="Calibri" w:hAnsi="Calibri"/>
-        </w:rPr>
-        <w:t xml:space="preserve">How do performance test tools differ from each other, according to the syllabus?</w:t>
-      </w:r>
-    </w:p>
-    <w:p>
-      <w:pPr>
-        <w:keepNext/>
-        <w:spacing w:after="40" w:line="258"/>
-        <w:ind w:left="300" w:hanging="160"/>
-      </w:pPr>
-      <w:r>
-        <w:rPr>
-          <w:sz w:val="18"/>
-          <w:szCs w:val="18"/>
-          <w:rFonts w:ascii="Calibri" w:cs="Calibri" w:eastAsia="Calibri" w:hAnsi="Calibri"/>
-        </w:rPr>
-        <w:t xml:space="preserve">a) Only in the protocols they support</w:t>
-      </w:r>
-    </w:p>
-    <w:p>
-      <w:pPr>
-        <w:keepNext/>
-        <w:spacing w:after="40" w:line="258"/>
-        <w:ind w:left="300" w:hanging="160"/>
-      </w:pPr>
-      <w:r>
-        <w:rPr>
-          <w:b/>
-          <w:bCs/>
-          <w:color w:val="1E6B3A"/>
-          <w:sz w:val="18"/>
-          <w:szCs w:val="18"/>
-          <w:rFonts w:ascii="Calibri" w:cs="Calibri" w:eastAsia="Calibri" w:hAnsi="Calibri"/>
-        </w:rPr>
-        <w:t xml:space="preserve">b) In the number of metrics shown, the way in which the metrics are shown, and the ability for the user to customize the metrics to a particular situation   ✔</w:t>
-      </w:r>
-    </w:p>
-    <w:p>
-      <w:pPr>
-        <w:keepNext/>
-        <w:spacing w:after="40" w:line="258"/>
-        <w:ind w:left="300" w:hanging="160"/>
-      </w:pPr>
-      <w:r>
-        <w:rPr>
-          <w:sz w:val="18"/>
-          <w:szCs w:val="18"/>
-          <w:rFonts w:ascii="Calibri" w:cs="Calibri" w:eastAsia="Calibri" w:hAnsi="Calibri"/>
-        </w:rPr>
-        <w:t xml:space="preserve">c) Only in their licence model</w:t>
-      </w:r>
-    </w:p>
-    <w:p>
-      <w:pPr>
-        <w:keepNext/>
-        <w:spacing w:after="40" w:line="258"/>
-        <w:ind w:left="300" w:hanging="160"/>
-      </w:pPr>
-      <w:r>
-        <w:rPr>
-          <w:sz w:val="18"/>
-          <w:szCs w:val="18"/>
-          <w:rFonts w:ascii="Calibri" w:cs="Calibri" w:eastAsia="Calibri" w:hAnsi="Calibri"/>
-        </w:rPr>
-        <w:t xml:space="preserve">d) In whether they can scan server logs</w:t>
-      </w:r>
-    </w:p>
-    <w:tbl>
-      <w:tblPr>
-        <w:tblW w:type="dxa" w:w="9638"/>
-        <w:tblBorders>
-          <w:top w:val="single" w:color="1E6B3A" w:sz="6"/>
-          <w:left w:val="single" w:color="1E6B3A" w:sz="6"/>
-          <w:bottom w:val="single" w:color="1E6B3A" w:sz="6"/>
-          <w:right w:val="single" w:color="1E6B3A" w:sz="6"/>
-          <w:insideH w:val="single" w:color="1E6B3A" w:sz="3"/>
-          <w:insideV w:val="none" w:color="1E6B3A" w:sz="0"/>
-        </w:tblBorders>
-      </w:tblPr>
-      <w:tblGrid>
-        <w:gridCol w:w="9638"/>
-      </w:tblGrid>
-      <w:tr>
-        <w:tc>
-          <w:tcPr>
-            <w:tcW w:type="dxa" w:w="9638"/>
-            <w:shd w:fill="E8F3EC" w:color="auto" w:val="clear"/>
-            <w:tcMar>
-              <w:top w:type="dxa" w:w="90"/>
-              <w:left w:type="dxa" w:w="140"/>
-              <w:bottom w:type="dxa" w:w="60"/>
-              <w:right w:type="dxa" w:w="140"/>
-            </w:tcMar>
-          </w:tcPr>
-          <w:p>
-            <w:pPr>
-              <w:spacing w:after="0"/>
-            </w:pPr>
-            <w:r>
-              <w:rPr>
-                <w:b/>
-                <w:bCs/>
-                <w:color w:val="1E6B3A"/>
-                <w:sz w:val="18"/>
-                <w:szCs w:val="18"/>
-                <w:rFonts w:ascii="Calibri" w:cs="Calibri" w:eastAsia="Calibri" w:hAnsi="Calibri"/>
-              </w:rPr>
-              <w:t xml:space="preserve">Correct answer: b   |   LO: PTFL-2.3.1 (K2) | Syllabus §2.3</w:t>
-            </w:r>
-          </w:p>
-        </w:tc>
-      </w:tr>
-      <w:tr>
-        <w:tc>
-          <w:tcPr>
-            <w:tcW w:type="dxa" w:w="9638"/>
-            <w:shd w:fill="E8F3EC" w:color="auto" w:val="clear"/>
-            <w:tcMar>
-              <w:top w:type="dxa" w:w="60"/>
-              <w:left w:type="dxa" w:w="140"/>
-              <w:bottom w:type="dxa" w:w="90"/>
-              <w:right w:type="dxa" w:w="140"/>
-            </w:tcMar>
-          </w:tcPr>
-          <w:p>
-            <w:pPr>
-              <w:spacing w:after="0" w:line="258"/>
-              <w:jc w:val="both"/>
-            </w:pPr>
-            <w:r>
-              <w:rPr>
-                <w:b/>
-                <w:bCs/>
-                <w:sz w:val="18"/>
-                <w:szCs w:val="18"/>
-                <w:rFonts w:ascii="Calibri" w:cs="Calibri" w:eastAsia="Calibri" w:hAnsi="Calibri"/>
-              </w:rPr>
-              <w:t xml:space="preserve">Why:</w:t>
-            </w:r>
-            <w:r>
-              <w:rPr>
-                <w:sz w:val="18"/>
-                <w:szCs w:val="18"/>
-                <w:rFonts w:ascii="Calibri" w:cs="Calibri" w:eastAsia="Calibri" w:hAnsi="Calibri"/>
-              </w:rPr>
-              <w:t xml:space="preserve"> "</w:t>
-            </w:r>
-            <w:r>
-              <w:rPr>
-                <w:i/>
-                <w:iCs/>
-                <w:sz w:val="18"/>
-                <w:szCs w:val="18"/>
-                <w:rFonts w:ascii="Calibri" w:cs="Calibri" w:eastAsia="Calibri" w:hAnsi="Calibri"/>
-              </w:rPr>
-              <w:t xml:space="preserve">Tools may vary in the </w:t>
-            </w:r>
-            <w:r>
-              <w:rPr>
-                <w:b/>
-                <w:bCs/>
-                <w:i/>
-                <w:iCs/>
-                <w:sz w:val="18"/>
-                <w:szCs w:val="18"/>
-                <w:rFonts w:ascii="Calibri" w:cs="Calibri" w:eastAsia="Calibri" w:hAnsi="Calibri"/>
-              </w:rPr>
-              <w:t xml:space="preserve">number of metrics shown</w:t>
-            </w:r>
-            <w:r>
-              <w:rPr>
-                <w:i/>
-                <w:iCs/>
-                <w:sz w:val="18"/>
-                <w:szCs w:val="18"/>
-                <w:rFonts w:ascii="Calibri" w:cs="Calibri" w:eastAsia="Calibri" w:hAnsi="Calibri"/>
-              </w:rPr>
-              <w:t xml:space="preserve">, the </w:t>
-            </w:r>
-            <w:r>
-              <w:rPr>
-                <w:b/>
-                <w:bCs/>
-                <w:i/>
-                <w:iCs/>
-                <w:sz w:val="18"/>
-                <w:szCs w:val="18"/>
-                <w:rFonts w:ascii="Calibri" w:cs="Calibri" w:eastAsia="Calibri" w:hAnsi="Calibri"/>
-              </w:rPr>
-              <w:t xml:space="preserve">way in which the metrics are shown</w:t>
-            </w:r>
-            <w:r>
-              <w:rPr>
-                <w:i/>
-                <w:iCs/>
-                <w:sz w:val="18"/>
-                <w:szCs w:val="18"/>
-                <w:rFonts w:ascii="Calibri" w:cs="Calibri" w:eastAsia="Calibri" w:hAnsi="Calibri"/>
-              </w:rPr>
-              <w:t xml:space="preserve">, and the </w:t>
-            </w:r>
-            <w:r>
-              <w:rPr>
-                <w:b/>
-                <w:bCs/>
-                <w:i/>
-                <w:iCs/>
-                <w:sz w:val="18"/>
-                <w:szCs w:val="18"/>
-                <w:rFonts w:ascii="Calibri" w:cs="Calibri" w:eastAsia="Calibri" w:hAnsi="Calibri"/>
-              </w:rPr>
-              <w:t xml:space="preserve">ability for the user to customize the metrics</w:t>
-            </w:r>
-            <w:r>
-              <w:rPr>
-                <w:i/>
-                <w:iCs/>
-                <w:sz w:val="18"/>
-                <w:szCs w:val="18"/>
-                <w:rFonts w:ascii="Calibri" w:cs="Calibri" w:eastAsia="Calibri" w:hAnsi="Calibri"/>
-              </w:rPr>
-              <w:t xml:space="preserve"> to a particular situation.</w:t>
-            </w:r>
-            <w:r>
-              <w:rPr>
-                <w:sz w:val="18"/>
-                <w:szCs w:val="18"/>
-                <w:rFonts w:ascii="Calibri" w:cs="Calibri" w:eastAsia="Calibri" w:hAnsi="Calibri"/>
-              </w:rPr>
-              <w:t xml:space="preserve">" Some display metrics in </w:t>
-            </w:r>
-            <w:r>
-              <w:rPr>
-                <w:b/>
-                <w:bCs/>
-                <w:sz w:val="18"/>
-                <w:szCs w:val="18"/>
-                <w:rFonts w:ascii="Calibri" w:cs="Calibri" w:eastAsia="Calibri" w:hAnsi="Calibri"/>
-              </w:rPr>
-              <w:t xml:space="preserve">text format</w:t>
-            </w:r>
-            <w:r>
-              <w:rPr>
-                <w:sz w:val="18"/>
-                <w:szCs w:val="18"/>
-                <w:rFonts w:ascii="Calibri" w:cs="Calibri" w:eastAsia="Calibri" w:hAnsi="Calibri"/>
-              </w:rPr>
-              <w:t xml:space="preserve"> while more robust tools use a </w:t>
-            </w:r>
-            <w:r>
-              <w:rPr>
-                <w:b/>
-                <w:bCs/>
-                <w:sz w:val="18"/>
-                <w:szCs w:val="18"/>
-                <w:rFonts w:ascii="Calibri" w:cs="Calibri" w:eastAsia="Calibri" w:hAnsi="Calibri"/>
-              </w:rPr>
-              <w:t xml:space="preserve">graphical dashboard format</w:t>
-            </w:r>
-            <w:r>
-              <w:rPr>
-                <w:sz w:val="18"/>
-                <w:szCs w:val="18"/>
-                <w:rFonts w:ascii="Calibri" w:cs="Calibri" w:eastAsia="Calibri" w:hAnsi="Calibri"/>
-              </w:rPr>
-              <w:t xml:space="preserve">, and </w:t>
-            </w:r>
-            <w:r>
-              <w:rPr>
-                <w:b/>
-                <w:bCs/>
-                <w:sz w:val="18"/>
-                <w:szCs w:val="18"/>
-                <w:rFonts w:ascii="Calibri" w:cs="Calibri" w:eastAsia="Calibri" w:hAnsi="Calibri"/>
-              </w:rPr>
-              <w:t xml:space="preserve">many tools offer the ability to export metrics</w:t>
-            </w:r>
-            <w:r>
-              <w:rPr>
-                <w:sz w:val="18"/>
-                <w:szCs w:val="18"/>
-                <w:rFonts w:ascii="Calibri" w:cs="Calibri" w:eastAsia="Calibri" w:hAnsi="Calibri"/>
-              </w:rPr>
-              <w:t xml:space="preserve"> to facilitate test evaluation and reporting. Protocols and licence models are real selection factors, but they belong to </w:t>
-            </w:r>
-            <w:r>
-              <w:rPr>
-                <w:b/>
-                <w:bCs/>
-                <w:sz w:val="18"/>
-                <w:szCs w:val="18"/>
-                <w:rFonts w:ascii="Calibri" w:cs="Calibri" w:eastAsia="Calibri" w:hAnsi="Calibri"/>
-              </w:rPr>
-              <w:t xml:space="preserve">Chapter 5</w:t>
-            </w:r>
-            <w:r>
-              <w:rPr>
-                <w:sz w:val="18"/>
-                <w:szCs w:val="18"/>
-                <w:rFonts w:ascii="Calibri" w:cs="Calibri" w:eastAsia="Calibri" w:hAnsi="Calibri"/>
-              </w:rPr>
-              <w:t xml:space="preserve">.</w:t>
-            </w:r>
-          </w:p>
-        </w:tc>
-      </w:tr>
-    </w:tbl>
-    <w:p>
-      <w:pPr>
-        <w:spacing w:after="120"/>
-      </w:pPr>
-    </w:p>
-    <w:p>
-      <w:pPr>
-        <w:keepNext/>
-        <w:spacing w:before="200" w:after="60"/>
-      </w:pPr>
-      <w:r>
-        <w:rPr>
-          <w:b/>
-          <w:bCs/>
-          <w:color w:val="1F3864"/>
-          <w:sz w:val="19"/>
-          <w:szCs w:val="19"/>
-          <w:rFonts w:ascii="Calibri" w:cs="Calibri" w:eastAsia="Calibri" w:hAnsi="Calibri"/>
-        </w:rPr>
-        <w:t xml:space="preserve">Q26. Application</w:t>
-      </w:r>
-    </w:p>
-    <w:p>
-      <w:pPr>
-        <w:keepNext/>
-        <w:spacing w:after="70" w:line="264"/>
-        <w:jc w:val="both"/>
-      </w:pPr>
-      <w:r>
-        <w:rPr>
-          <w:i/>
-          <w:iCs/>
-          <w:sz w:val="18"/>
-          <w:szCs w:val="18"/>
-          <w:rFonts w:ascii="Calibri" w:cs="Calibri" w:eastAsia="Calibri" w:hAnsi="Calibri"/>
-        </w:rPr>
-        <w:t xml:space="preserve">After a load test, the team wants to know how many SQL timeouts and memory-exhaustion warnings the application servers produced during the run, and to see them charted.</w:t>
-      </w:r>
-    </w:p>
-    <w:p>
-      <w:pPr>
-        <w:keepNext/>
-        <w:spacing w:after="60" w:line="264"/>
-      </w:pPr>
-      <w:r>
-        <w:rPr>
-          <w:sz w:val="19"/>
-          <w:szCs w:val="19"/>
-          <w:rFonts w:ascii="Calibri" w:cs="Calibri" w:eastAsia="Calibri" w:hAnsi="Calibri"/>
-        </w:rPr>
-        <w:t xml:space="preserve">Which source of performance metrics is being used?</w:t>
-      </w:r>
-    </w:p>
-    <w:p>
-      <w:pPr>
-        <w:keepNext/>
-        <w:spacing w:after="40" w:line="258"/>
-        <w:ind w:left="300" w:hanging="160"/>
-      </w:pPr>
-      <w:r>
-        <w:rPr>
-          <w:sz w:val="18"/>
-          <w:szCs w:val="18"/>
-          <w:rFonts w:ascii="Calibri" w:cs="Calibri" w:eastAsia="Calibri" w:hAnsi="Calibri"/>
-        </w:rPr>
-        <w:t xml:space="preserve">a) Performance test tools</w:t>
-      </w:r>
-    </w:p>
-    <w:p>
-      <w:pPr>
-        <w:keepNext/>
-        <w:spacing w:after="40" w:line="258"/>
-        <w:ind w:left="300" w:hanging="160"/>
-      </w:pPr>
-      <w:r>
-        <w:rPr>
-          <w:sz w:val="18"/>
-          <w:szCs w:val="18"/>
-          <w:rFonts w:ascii="Calibri" w:cs="Calibri" w:eastAsia="Calibri" w:hAnsi="Calibri"/>
-        </w:rPr>
-        <w:t xml:space="preserve">b) Performance monitoring tools</w:t>
-      </w:r>
-    </w:p>
-    <w:p>
-      <w:pPr>
-        <w:keepNext/>
-        <w:spacing w:after="40" w:line="258"/>
-        <w:ind w:left="300" w:hanging="160"/>
-      </w:pPr>
-      <w:r>
-        <w:rPr>
-          <w:b/>
-          <w:bCs/>
-          <w:color w:val="1E6B3A"/>
-          <w:sz w:val="18"/>
-          <w:szCs w:val="18"/>
-          <w:rFonts w:ascii="Calibri" w:cs="Calibri" w:eastAsia="Calibri" w:hAnsi="Calibri"/>
-        </w:rPr>
-        <w:t xml:space="preserve">c) Log analysis tools   ✔</w:t>
-      </w:r>
-    </w:p>
-    <w:p>
-      <w:pPr>
-        <w:keepNext/>
-        <w:spacing w:after="40" w:line="258"/>
-        <w:ind w:left="300" w:hanging="160"/>
-      </w:pPr>
-      <w:r>
-        <w:rPr>
-          <w:sz w:val="18"/>
-          <w:szCs w:val="18"/>
-          <w:rFonts w:ascii="Calibri" w:cs="Calibri" w:eastAsia="Calibri" w:hAnsi="Calibri"/>
-        </w:rPr>
-        <w:t xml:space="preserve">d) The load management console</w:t>
-      </w:r>
-    </w:p>
-    <w:tbl>
-      <w:tblPr>
-        <w:tblW w:type="dxa" w:w="9638"/>
-        <w:tblBorders>
-          <w:top w:val="single" w:color="1E6B3A" w:sz="6"/>
-          <w:left w:val="single" w:color="1E6B3A" w:sz="6"/>
-          <w:bottom w:val="single" w:color="1E6B3A" w:sz="6"/>
-          <w:right w:val="single" w:color="1E6B3A" w:sz="6"/>
-          <w:insideH w:val="single" w:color="1E6B3A" w:sz="3"/>
-          <w:insideV w:val="none" w:color="1E6B3A" w:sz="0"/>
-        </w:tblBorders>
-      </w:tblPr>
-      <w:tblGrid>
-        <w:gridCol w:w="9638"/>
-      </w:tblGrid>
-      <w:tr>
-        <w:tc>
-          <w:tcPr>
-            <w:tcW w:type="dxa" w:w="9638"/>
-            <w:shd w:fill="E8F3EC" w:color="auto" w:val="clear"/>
-            <w:tcMar>
-              <w:top w:type="dxa" w:w="90"/>
-              <w:left w:type="dxa" w:w="140"/>
-              <w:bottom w:type="dxa" w:w="60"/>
-              <w:right w:type="dxa" w:w="140"/>
-            </w:tcMar>
-          </w:tcPr>
-          <w:p>
-            <w:pPr>
-              <w:spacing w:after="0"/>
-            </w:pPr>
-            <w:r>
-              <w:rPr>
-                <w:b/>
-                <w:bCs/>
-                <w:color w:val="1E6B3A"/>
-                <w:sz w:val="18"/>
-                <w:szCs w:val="18"/>
-                <w:rFonts w:ascii="Calibri" w:cs="Calibri" w:eastAsia="Calibri" w:hAnsi="Calibri"/>
-              </w:rPr>
-              <w:t xml:space="preserve">Correct answer: c   |   LO: PTFL-2.3.1 (K2) | Syllabus §2.3</w:t>
-            </w:r>
-          </w:p>
-        </w:tc>
-      </w:tr>
-      <w:tr>
-        <w:tc>
-          <w:tcPr>
-            <w:tcW w:type="dxa" w:w="9638"/>
-            <w:shd w:fill="E8F3EC" w:color="auto" w:val="clear"/>
-            <w:tcMar>
-              <w:top w:type="dxa" w:w="60"/>
-              <w:left w:type="dxa" w:w="140"/>
-              <w:bottom w:type="dxa" w:w="90"/>
-              <w:right w:type="dxa" w:w="140"/>
-            </w:tcMar>
-          </w:tcPr>
-          <w:p>
-            <w:pPr>
-              <w:spacing w:after="0" w:line="258"/>
-              <w:jc w:val="both"/>
-            </w:pPr>
-            <w:r>
-              <w:rPr>
-                <w:b/>
-                <w:bCs/>
-                <w:sz w:val="18"/>
-                <w:szCs w:val="18"/>
-                <w:rFonts w:ascii="Calibri" w:cs="Calibri" w:eastAsia="Calibri" w:hAnsi="Calibri"/>
-              </w:rPr>
-              <w:t xml:space="preserve">Why:</w:t>
-            </w:r>
-            <w:r>
-              <w:rPr>
-                <w:sz w:val="18"/>
-                <w:szCs w:val="18"/>
-                <w:rFonts w:ascii="Calibri" w:cs="Calibri" w:eastAsia="Calibri" w:hAnsi="Calibri"/>
-              </w:rPr>
-              <w:t xml:space="preserve"> </w:t>
-            </w:r>
-            <w:r>
-              <w:rPr>
-                <w:b/>
-                <w:bCs/>
-                <w:sz w:val="18"/>
-                <w:szCs w:val="18"/>
-                <w:rFonts w:ascii="Calibri" w:cs="Calibri" w:eastAsia="Calibri" w:hAnsi="Calibri"/>
-              </w:rPr>
-              <w:t xml:space="preserve">Log analysis tools</w:t>
-            </w:r>
-            <w:r>
-              <w:rPr>
-                <w:sz w:val="18"/>
-                <w:szCs w:val="18"/>
-                <w:rFonts w:ascii="Calibri" w:cs="Calibri" w:eastAsia="Calibri" w:hAnsi="Calibri"/>
-              </w:rPr>
-              <w:t xml:space="preserve"> </w:t>
-            </w:r>
-            <w:r>
-              <w:rPr>
-                <w:b/>
-                <w:bCs/>
-                <w:sz w:val="18"/>
-                <w:szCs w:val="18"/>
-                <w:rFonts w:ascii="Calibri" w:cs="Calibri" w:eastAsia="Calibri" w:hAnsi="Calibri"/>
-              </w:rPr>
-              <w:t xml:space="preserve">scan server logs and compile metrics from them</w:t>
-            </w:r>
-            <w:r>
-              <w:rPr>
-                <w:sz w:val="18"/>
-                <w:szCs w:val="18"/>
-                <w:rFonts w:ascii="Calibri" w:cs="Calibri" w:eastAsia="Calibri" w:hAnsi="Calibri"/>
-              </w:rPr>
-              <w:t xml:space="preserve">, and </w:t>
-            </w:r>
-            <w:r>
-              <w:rPr>
-                <w:b/>
-                <w:bCs/>
-                <w:sz w:val="18"/>
-                <w:szCs w:val="18"/>
-                <w:rFonts w:ascii="Calibri" w:cs="Calibri" w:eastAsia="Calibri" w:hAnsi="Calibri"/>
-              </w:rPr>
-              <w:t xml:space="preserve">some of these tools can create charts to provide a graphical view of the data</w:t>
-            </w:r>
-            <w:r>
-              <w:rPr>
-                <w:sz w:val="18"/>
-                <w:szCs w:val="18"/>
-                <w:rFonts w:ascii="Calibri" w:cs="Calibri" w:eastAsia="Calibri" w:hAnsi="Calibri"/>
-              </w:rPr>
-              <w:t xml:space="preserve">. </w:t>
-            </w:r>
-            <w:r>
-              <w:rPr>
-                <w:b/>
-                <w:bCs/>
-                <w:sz w:val="18"/>
-                <w:szCs w:val="18"/>
-                <w:rFonts w:ascii="Calibri" w:cs="Calibri" w:eastAsia="Calibri" w:hAnsi="Calibri"/>
-              </w:rPr>
-              <w:t xml:space="preserve">SQL timeouts</w:t>
-            </w:r>
-            <w:r>
-              <w:rPr>
-                <w:sz w:val="18"/>
-                <w:szCs w:val="18"/>
-                <w:rFonts w:ascii="Calibri" w:cs="Calibri" w:eastAsia="Calibri" w:hAnsi="Calibri"/>
-              </w:rPr>
-              <w:t xml:space="preserve"> fall under </w:t>
-            </w:r>
-            <w:r>
-              <w:rPr>
-                <w:b/>
-                <w:bCs/>
-                <w:sz w:val="18"/>
-                <w:szCs w:val="18"/>
-                <w:rFonts w:ascii="Calibri" w:cs="Calibri" w:eastAsia="Calibri" w:hAnsi="Calibri"/>
-              </w:rPr>
-              <w:t xml:space="preserve">database errors</w:t>
-            </w:r>
-            <w:r>
-              <w:rPr>
-                <w:sz w:val="18"/>
-                <w:szCs w:val="18"/>
-                <w:rFonts w:ascii="Calibri" w:cs="Calibri" w:eastAsia="Calibri" w:hAnsi="Calibri"/>
-              </w:rPr>
-              <w:t xml:space="preserve"> and </w:t>
-            </w:r>
-            <w:r>
-              <w:rPr>
-                <w:b/>
-                <w:bCs/>
-                <w:sz w:val="18"/>
-                <w:szCs w:val="18"/>
-                <w:rFonts w:ascii="Calibri" w:cs="Calibri" w:eastAsia="Calibri" w:hAnsi="Calibri"/>
-              </w:rPr>
-              <w:t xml:space="preserve">memory exhaustion</w:t>
-            </w:r>
-            <w:r>
-              <w:rPr>
-                <w:sz w:val="18"/>
-                <w:szCs w:val="18"/>
-                <w:rFonts w:ascii="Calibri" w:cs="Calibri" w:eastAsia="Calibri" w:hAnsi="Calibri"/>
-              </w:rPr>
-              <w:t xml:space="preserve"> under </w:t>
-            </w:r>
-            <w:r>
-              <w:rPr>
-                <w:b/>
-                <w:bCs/>
-                <w:sz w:val="18"/>
-                <w:szCs w:val="18"/>
-                <w:rFonts w:ascii="Calibri" w:cs="Calibri" w:eastAsia="Calibri" w:hAnsi="Calibri"/>
-              </w:rPr>
-              <w:t xml:space="preserve">memory errors and warnings</w:t>
-            </w:r>
-            <w:r>
-              <w:rPr>
-                <w:sz w:val="18"/>
-                <w:szCs w:val="18"/>
-                <w:rFonts w:ascii="Calibri" w:cs="Calibri" w:eastAsia="Calibri" w:hAnsi="Calibri"/>
-              </w:rPr>
-              <w:t xml:space="preserve"> — both explicitly named as server-log contents. The </w:t>
-            </w:r>
-            <w:r>
-              <w:rPr>
-                <w:b/>
-                <w:bCs/>
-                <w:sz w:val="18"/>
-                <w:szCs w:val="18"/>
-                <w:rFonts w:ascii="Calibri" w:cs="Calibri" w:eastAsia="Calibri" w:hAnsi="Calibri"/>
-              </w:rPr>
-              <w:t xml:space="preserve">load management console</w:t>
-            </w:r>
-            <w:r>
-              <w:rPr>
-                <w:sz w:val="18"/>
-                <w:szCs w:val="18"/>
-                <w:rFonts w:ascii="Calibri" w:cs="Calibri" w:eastAsia="Calibri" w:hAnsi="Calibri"/>
-              </w:rPr>
-              <w:t xml:space="preserve"> is a </w:t>
-            </w:r>
-            <w:r>
-              <w:rPr>
-                <w:b/>
-                <w:bCs/>
-                <w:sz w:val="18"/>
-                <w:szCs w:val="18"/>
-                <w:rFonts w:ascii="Calibri" w:cs="Calibri" w:eastAsia="Calibri" w:hAnsi="Calibri"/>
-              </w:rPr>
-              <w:t xml:space="preserve">Chapter 5</w:t>
-            </w:r>
-            <w:r>
-              <w:rPr>
-                <w:sz w:val="18"/>
-                <w:szCs w:val="18"/>
-                <w:rFonts w:ascii="Calibri" w:cs="Calibri" w:eastAsia="Calibri" w:hAnsi="Calibri"/>
-              </w:rPr>
-              <w:t xml:space="preserve"> tool type that starts and stops load generators and aggregates transaction metrics.</w:t>
-            </w:r>
-          </w:p>
-        </w:tc>
-      </w:tr>
-    </w:tbl>
-    <w:p>
-      <w:pPr>
-        <w:spacing w:after="120"/>
-      </w:pPr>
-    </w:p>
-    <w:p>
-      <w:pPr>
-        <w:keepNext/>
-        <w:spacing w:before="200" w:after="60"/>
-      </w:pPr>
-      <w:r>
-        <w:rPr>
-          <w:b/>
-          <w:bCs/>
-          <w:color w:val="1F3864"/>
-          <w:sz w:val="19"/>
-          <w:szCs w:val="19"/>
-          <w:rFonts w:ascii="Calibri" w:cs="Calibri" w:eastAsia="Calibri" w:hAnsi="Calibri"/>
-        </w:rPr>
-        <w:t xml:space="preserve">Q27. Recall</w:t>
-      </w:r>
-    </w:p>
-    <w:p>
-      <w:pPr>
-        <w:keepNext/>
-        <w:spacing w:after="60" w:line="264"/>
-      </w:pPr>
-      <w:r>
-        <w:rPr>
-          <w:sz w:val="19"/>
-          <w:szCs w:val="19"/>
-          <w:rFonts w:ascii="Calibri" w:cs="Calibri" w:eastAsia="Calibri" w:hAnsi="Calibri"/>
-        </w:rPr>
-        <w:t xml:space="preserve">What does the syllabus say about test oracles in performance testing compared with functional suitability testing?</w:t>
-      </w:r>
-    </w:p>
-    <w:p>
-      <w:pPr>
-        <w:keepNext/>
-        <w:spacing w:after="40" w:line="258"/>
-        <w:ind w:left="300" w:hanging="160"/>
-      </w:pPr>
-      <w:r>
-        <w:rPr>
-          <w:b/>
-          <w:bCs/>
-          <w:color w:val="1E6B3A"/>
-          <w:sz w:val="18"/>
-          <w:szCs w:val="18"/>
-          <w:rFonts w:ascii="Calibri" w:cs="Calibri" w:eastAsia="Calibri" w:hAnsi="Calibri"/>
-        </w:rPr>
-        <w:t xml:space="preserve">a) Functional suitability testing often benefits from well-defined test oracles, while performance testing often lacks this source of information   ✔</w:t>
-      </w:r>
-    </w:p>
-    <w:p>
-      <w:pPr>
-        <w:keepNext/>
-        <w:spacing w:after="40" w:line="258"/>
-        <w:ind w:left="300" w:hanging="160"/>
-      </w:pPr>
-      <w:r>
-        <w:rPr>
-          <w:sz w:val="18"/>
-          <w:szCs w:val="18"/>
-          <w:rFonts w:ascii="Calibri" w:cs="Calibri" w:eastAsia="Calibri" w:hAnsi="Calibri"/>
-        </w:rPr>
-        <w:t xml:space="preserve">b) Both benefit equally from well-defined test oracles</w:t>
-      </w:r>
-    </w:p>
-    <w:p>
-      <w:pPr>
-        <w:keepNext/>
-        <w:spacing w:after="40" w:line="258"/>
-        <w:ind w:left="300" w:hanging="160"/>
-      </w:pPr>
-      <w:r>
-        <w:rPr>
-          <w:sz w:val="18"/>
-          <w:szCs w:val="18"/>
-          <w:rFonts w:ascii="Calibri" w:cs="Calibri" w:eastAsia="Calibri" w:hAnsi="Calibri"/>
-        </w:rPr>
-        <w:t xml:space="preserve">c) Performance testing has stronger oracles because metrics are numeric</w:t>
-      </w:r>
-    </w:p>
-    <w:p>
-      <w:pPr>
-        <w:keepNext/>
-        <w:spacing w:after="40" w:line="258"/>
-        <w:ind w:left="300" w:hanging="160"/>
-      </w:pPr>
-      <w:r>
-        <w:rPr>
-          <w:sz w:val="18"/>
-          <w:szCs w:val="18"/>
-          <w:rFonts w:ascii="Calibri" w:cs="Calibri" w:eastAsia="Calibri" w:hAnsi="Calibri"/>
-        </w:rPr>
-        <w:t xml:space="preserve">d) Neither functional nor performance testing uses test oracles</w:t>
-      </w:r>
-    </w:p>
-    <w:tbl>
-      <w:tblPr>
-        <w:tblW w:type="dxa" w:w="9638"/>
-        <w:tblBorders>
-          <w:top w:val="single" w:color="1E6B3A" w:sz="6"/>
-          <w:left w:val="single" w:color="1E6B3A" w:sz="6"/>
-          <w:bottom w:val="single" w:color="1E6B3A" w:sz="6"/>
-          <w:right w:val="single" w:color="1E6B3A" w:sz="6"/>
-          <w:insideH w:val="single" w:color="1E6B3A" w:sz="3"/>
-          <w:insideV w:val="none" w:color="1E6B3A" w:sz="0"/>
-        </w:tblBorders>
-      </w:tblPr>
-      <w:tblGrid>
-        <w:gridCol w:w="9638"/>
-      </w:tblGrid>
-      <w:tr>
-        <w:tc>
-          <w:tcPr>
-            <w:tcW w:type="dxa" w:w="9638"/>
-            <w:shd w:fill="E8F3EC" w:color="auto" w:val="clear"/>
-            <w:tcMar>
-              <w:top w:type="dxa" w:w="90"/>
-              <w:left w:type="dxa" w:w="140"/>
-              <w:bottom w:type="dxa" w:w="60"/>
-              <w:right w:type="dxa" w:w="140"/>
-            </w:tcMar>
-          </w:tcPr>
-          <w:p>
-            <w:pPr>
-              <w:spacing w:after="0"/>
-            </w:pPr>
-            <w:r>
-              <w:rPr>
-                <w:b/>
-                <w:bCs/>
-                <w:color w:val="1E6B3A"/>
-                <w:sz w:val="18"/>
-                <w:szCs w:val="18"/>
-                <w:rFonts w:ascii="Calibri" w:cs="Calibri" w:eastAsia="Calibri" w:hAnsi="Calibri"/>
-              </w:rPr>
-              <w:t xml:space="preserve">Correct answer: a   |   LO: PTFL-2.4.1 (K1) | Syllabus §2.4</w:t>
-            </w:r>
-          </w:p>
-        </w:tc>
-      </w:tr>
-      <w:tr>
-        <w:tc>
-          <w:tcPr>
-            <w:tcW w:type="dxa" w:w="9638"/>
-            <w:shd w:fill="E8F3EC" w:color="auto" w:val="clear"/>
-            <w:tcMar>
-              <w:top w:type="dxa" w:w="60"/>
-              <w:left w:type="dxa" w:w="140"/>
-              <w:bottom w:type="dxa" w:w="90"/>
-              <w:right w:type="dxa" w:w="140"/>
-            </w:tcMar>
-          </w:tcPr>
-          <w:p>
-            <w:pPr>
-              <w:spacing w:after="0" w:line="258"/>
-              <w:jc w:val="both"/>
-            </w:pPr>
-            <w:r>
-              <w:rPr>
-                <w:b/>
-                <w:bCs/>
-                <w:sz w:val="18"/>
-                <w:szCs w:val="18"/>
-                <w:rFonts w:ascii="Calibri" w:cs="Calibri" w:eastAsia="Calibri" w:hAnsi="Calibri"/>
-              </w:rPr>
-              <w:t xml:space="preserve">Why:</w:t>
-            </w:r>
-            <w:r>
-              <w:rPr>
-                <w:sz w:val="18"/>
-                <w:szCs w:val="18"/>
-                <w:rFonts w:ascii="Calibri" w:cs="Calibri" w:eastAsia="Calibri" w:hAnsi="Calibri"/>
-              </w:rPr>
-              <w:t xml:space="preserve"> "</w:t>
-            </w:r>
-            <w:r>
-              <w:rPr>
-                <w:i/>
-                <w:iCs/>
-                <w:sz w:val="18"/>
-                <w:szCs w:val="18"/>
-                <w:rFonts w:ascii="Calibri" w:cs="Calibri" w:eastAsia="Calibri" w:hAnsi="Calibri"/>
-              </w:rPr>
-              <w:t xml:space="preserve">Whereas tests that verify functional suitability often benefit from </w:t>
-            </w:r>
-            <w:r>
-              <w:rPr>
-                <w:b/>
-                <w:bCs/>
-                <w:i/>
-                <w:iCs/>
-                <w:sz w:val="18"/>
-                <w:szCs w:val="18"/>
-                <w:rFonts w:ascii="Calibri" w:cs="Calibri" w:eastAsia="Calibri" w:hAnsi="Calibri"/>
-              </w:rPr>
-              <w:t xml:space="preserve">well-defined test oracles</w:t>
-            </w:r>
-            <w:r>
-              <w:rPr>
-                <w:i/>
-                <w:iCs/>
-                <w:sz w:val="18"/>
-                <w:szCs w:val="18"/>
-                <w:rFonts w:ascii="Calibri" w:cs="Calibri" w:eastAsia="Calibri" w:hAnsi="Calibri"/>
-              </w:rPr>
-              <w:t xml:space="preserve">, </w:t>
-            </w:r>
-            <w:r>
-              <w:rPr>
-                <w:b/>
-                <w:bCs/>
-                <w:i/>
-                <w:iCs/>
-                <w:sz w:val="18"/>
-                <w:szCs w:val="18"/>
-                <w:rFonts w:ascii="Calibri" w:cs="Calibri" w:eastAsia="Calibri" w:hAnsi="Calibri"/>
-              </w:rPr>
-              <w:t xml:space="preserve">performance testing often lacks this source of information</w:t>
-            </w:r>
-            <w:r>
-              <w:rPr>
-                <w:i/>
-                <w:iCs/>
-                <w:sz w:val="18"/>
-                <w:szCs w:val="18"/>
-                <w:rFonts w:ascii="Calibri" w:cs="Calibri" w:eastAsia="Calibri" w:hAnsi="Calibri"/>
-              </w:rPr>
-              <w:t xml:space="preserve">.</w:t>
-            </w:r>
-            <w:r>
-              <w:rPr>
-                <w:sz w:val="18"/>
-                <w:szCs w:val="18"/>
-                <w:rFonts w:ascii="Calibri" w:cs="Calibri" w:eastAsia="Calibri" w:hAnsi="Calibri"/>
-              </w:rPr>
-              <w:t xml:space="preserve">" The syllabus then explains why: </w:t>
-            </w:r>
-            <w:r>
-              <w:rPr>
-                <w:b/>
-                <w:bCs/>
-                <w:sz w:val="18"/>
-                <w:szCs w:val="18"/>
-                <w:rFonts w:ascii="Calibri" w:cs="Calibri" w:eastAsia="Calibri" w:hAnsi="Calibri"/>
-              </w:rPr>
-              <w:t xml:space="preserve">stakeholders are notoriously bad at articulating performance requirements</w:t>
-            </w:r>
-            <w:r>
-              <w:rPr>
-                <w:sz w:val="18"/>
-                <w:szCs w:val="18"/>
-                <w:rFonts w:ascii="Calibri" w:cs="Calibri" w:eastAsia="Calibri" w:hAnsi="Calibri"/>
-              </w:rPr>
-              <w:t xml:space="preserve">, </w:t>
-            </w:r>
-            <w:r>
-              <w:rPr>
-                <w:b/>
-                <w:bCs/>
-                <w:sz w:val="18"/>
-                <w:szCs w:val="18"/>
-                <w:rFonts w:ascii="Calibri" w:cs="Calibri" w:eastAsia="Calibri" w:hAnsi="Calibri"/>
-              </w:rPr>
-              <w:t xml:space="preserve">many business analysts and product owners are bad at eliciting such requirements</w:t>
-            </w:r>
-            <w:r>
-              <w:rPr>
-                <w:sz w:val="18"/>
-                <w:szCs w:val="18"/>
-                <w:rFonts w:ascii="Calibri" w:cs="Calibri" w:eastAsia="Calibri" w:hAnsi="Calibri"/>
-              </w:rPr>
-              <w:t xml:space="preserve">, and </w:t>
-            </w:r>
-            <w:r>
-              <w:rPr>
-                <w:b/>
-                <w:bCs/>
-                <w:sz w:val="18"/>
-                <w:szCs w:val="18"/>
-                <w:rFonts w:ascii="Calibri" w:cs="Calibri" w:eastAsia="Calibri" w:hAnsi="Calibri"/>
-              </w:rPr>
-              <w:t xml:space="preserve">testers often receive limited guidance to define the expected test results</w:t>
-            </w:r>
-            <w:r>
-              <w:rPr>
-                <w:sz w:val="18"/>
-                <w:szCs w:val="18"/>
-                <w:rFonts w:ascii="Calibri" w:cs="Calibri" w:eastAsia="Calibri" w:hAnsi="Calibri"/>
-              </w:rPr>
-              <w:t xml:space="preserve">.</w:t>
-            </w:r>
-          </w:p>
-        </w:tc>
-      </w:tr>
-    </w:tbl>
-    <w:p>
-      <w:pPr>
-        <w:spacing w:after="120"/>
-      </w:pPr>
-    </w:p>
-    <w:p>
-      <w:pPr>
-        <w:keepNext/>
-        <w:spacing w:before="200" w:after="60"/>
-      </w:pPr>
-      <w:r>
-        <w:rPr>
-          <w:b/>
-          <w:bCs/>
-          <w:color w:val="1F3864"/>
-          <w:sz w:val="19"/>
-          <w:szCs w:val="19"/>
-          <w:rFonts w:ascii="Calibri" w:cs="Calibri" w:eastAsia="Calibri" w:hAnsi="Calibri"/>
-        </w:rPr>
-        <w:t xml:space="preserve">Q28. Tricky · raw results</w:t>
-      </w:r>
-    </w:p>
-    <w:p>
-      <w:pPr>
-        <w:keepNext/>
-        <w:spacing w:after="70" w:line="264"/>
-        <w:jc w:val="both"/>
-      </w:pPr>
-      <w:r>
-        <w:rPr>
-          <w:i/>
-          <w:iCs/>
-          <w:sz w:val="18"/>
-          <w:szCs w:val="18"/>
-          <w:rFonts w:ascii="Calibri" w:cs="Calibri" w:eastAsia="Calibri" w:hAnsi="Calibri"/>
-        </w:rPr>
-        <w:t xml:space="preserve">A test report shows resource utilization well under 75% for all key potential bottleneck resources.</w:t>
-      </w:r>
-    </w:p>
-    <w:p>
-      <w:pPr>
-        <w:keepNext/>
-        <w:spacing w:after="60" w:line="264"/>
-      </w:pPr>
-      <w:r>
-        <w:rPr>
-          <w:sz w:val="19"/>
-          <w:szCs w:val="19"/>
-          <w:rFonts w:ascii="Calibri" w:cs="Calibri" w:eastAsia="Calibri" w:hAnsi="Calibri"/>
-        </w:rPr>
-        <w:t xml:space="preserve">What warning does the syllabus attach to a result like this?</w:t>
-      </w:r>
-    </w:p>
-    <w:p>
-      <w:pPr>
-        <w:keepNext/>
-        <w:spacing w:after="40" w:line="258"/>
-        <w:ind w:left="300" w:hanging="160"/>
-      </w:pPr>
-      <w:r>
-        <w:rPr>
-          <w:sz w:val="18"/>
-          <w:szCs w:val="18"/>
-          <w:rFonts w:ascii="Calibri" w:cs="Calibri" w:eastAsia="Calibri" w:hAnsi="Calibri"/>
-        </w:rPr>
-        <w:t xml:space="preserve">a) It confirms the system has passed the performance test</w:t>
-      </w:r>
-    </w:p>
-    <w:p>
-      <w:pPr>
-        <w:keepNext/>
-        <w:spacing w:after="40" w:line="258"/>
-        <w:ind w:left="300" w:hanging="160"/>
-      </w:pPr>
-      <w:r>
-        <w:rPr>
-          <w:sz w:val="18"/>
-          <w:szCs w:val="18"/>
-          <w:rFonts w:ascii="Calibri" w:cs="Calibri" w:eastAsia="Calibri" w:hAnsi="Calibri"/>
-        </w:rPr>
-        <w:t xml:space="preserve">b) It means the load generators were misconfigured</w:t>
-      </w:r>
-    </w:p>
-    <w:p>
-      <w:pPr>
-        <w:keepNext/>
-        <w:spacing w:after="40" w:line="258"/>
-        <w:ind w:left="300" w:hanging="160"/>
-      </w:pPr>
-      <w:r>
-        <w:rPr>
-          <w:sz w:val="18"/>
-          <w:szCs w:val="18"/>
-          <w:rFonts w:ascii="Calibri" w:cs="Calibri" w:eastAsia="Calibri" w:hAnsi="Calibri"/>
-        </w:rPr>
-        <w:t xml:space="preserve">c) It means the probe effect was too high</w:t>
-      </w:r>
-    </w:p>
-    <w:p>
-      <w:pPr>
-        <w:keepNext/>
-        <w:spacing w:after="40" w:line="258"/>
-        <w:ind w:left="300" w:hanging="160"/>
-      </w:pPr>
-      <w:r>
-        <w:rPr>
-          <w:b/>
-          <w:bCs/>
-          <w:color w:val="1E6B3A"/>
-          <w:sz w:val="18"/>
-          <w:szCs w:val="18"/>
-          <w:rFonts w:ascii="Calibri" w:cs="Calibri" w:eastAsia="Calibri" w:hAnsi="Calibri"/>
-        </w:rPr>
-        <w:t xml:space="preserve">d) Initial raw results can be misleading, with performance failures hidden beneath apparently good overall results — the throughput or response time of key transactions may still be an order-of-magnitude too slow   ✔</w:t>
-      </w:r>
-    </w:p>
-    <w:tbl>
-      <w:tblPr>
-        <w:tblW w:type="dxa" w:w="9638"/>
-        <w:tblBorders>
-          <w:top w:val="single" w:color="1E6B3A" w:sz="6"/>
-          <w:left w:val="single" w:color="1E6B3A" w:sz="6"/>
-          <w:bottom w:val="single" w:color="1E6B3A" w:sz="6"/>
-          <w:right w:val="single" w:color="1E6B3A" w:sz="6"/>
-          <w:insideH w:val="single" w:color="1E6B3A" w:sz="3"/>
-          <w:insideV w:val="none" w:color="1E6B3A" w:sz="0"/>
-        </w:tblBorders>
-      </w:tblPr>
-      <w:tblGrid>
-        <w:gridCol w:w="9638"/>
-      </w:tblGrid>
-      <w:tr>
-        <w:tc>
-          <w:tcPr>
-            <w:tcW w:type="dxa" w:w="9638"/>
-            <w:shd w:fill="E8F3EC" w:color="auto" w:val="clear"/>
-            <w:tcMar>
-              <w:top w:type="dxa" w:w="90"/>
-              <w:left w:type="dxa" w:w="140"/>
-              <w:bottom w:type="dxa" w:w="60"/>
-              <w:right w:type="dxa" w:w="140"/>
-            </w:tcMar>
-          </w:tcPr>
-          <w:p>
-            <w:pPr>
-              <w:spacing w:after="0"/>
-            </w:pPr>
-            <w:r>
-              <w:rPr>
-                <w:b/>
-                <w:bCs/>
-                <w:color w:val="1E6B3A"/>
-                <w:sz w:val="18"/>
-                <w:szCs w:val="18"/>
-                <w:rFonts w:ascii="Calibri" w:cs="Calibri" w:eastAsia="Calibri" w:hAnsi="Calibri"/>
-              </w:rPr>
-              <w:t xml:space="preserve">Correct answer: d   |   LO: PTFL-2.4.1 (K1) | Syllabus §2.4</w:t>
-            </w:r>
-          </w:p>
-        </w:tc>
-      </w:tr>
-      <w:tr>
-        <w:tc>
-          <w:tcPr>
-            <w:tcW w:type="dxa" w:w="9638"/>
-            <w:shd w:fill="E8F3EC" w:color="auto" w:val="clear"/>
-            <w:tcMar>
-              <w:top w:type="dxa" w:w="60"/>
-              <w:left w:type="dxa" w:w="140"/>
-              <w:bottom w:type="dxa" w:w="90"/>
-              <w:right w:type="dxa" w:w="140"/>
-            </w:tcMar>
-          </w:tcPr>
-          <w:p>
-            <w:pPr>
-              <w:spacing w:after="0" w:line="258"/>
-              <w:jc w:val="both"/>
-            </w:pPr>
-            <w:r>
-              <w:rPr>
-                <w:b/>
-                <w:bCs/>
-                <w:sz w:val="18"/>
-                <w:szCs w:val="18"/>
-                <w:rFonts w:ascii="Calibri" w:cs="Calibri" w:eastAsia="Calibri" w:hAnsi="Calibri"/>
-              </w:rPr>
-              <w:t xml:space="preserve">Why:</w:t>
-            </w:r>
-            <w:r>
-              <w:rPr>
-                <w:sz w:val="18"/>
-                <w:szCs w:val="18"/>
-                <w:rFonts w:ascii="Calibri" w:cs="Calibri" w:eastAsia="Calibri" w:hAnsi="Calibri"/>
-              </w:rPr>
-              <w:t xml:space="preserve"> This is the syllabus's own worked example, given almost verbatim: </w:t>
-            </w:r>
-            <w:r>
-              <w:rPr>
-                <w:b/>
-                <w:bCs/>
-                <w:sz w:val="18"/>
-                <w:szCs w:val="18"/>
-                <w:rFonts w:ascii="Calibri" w:cs="Calibri" w:eastAsia="Calibri" w:hAnsi="Calibri"/>
-              </w:rPr>
-              <w:t xml:space="preserve">resource utilization may be well under 75% for all key potential bottleneck resources, but the throughput or response time of key transactions or use cases are an order-of-magnitude too slow</w:t>
-            </w:r>
-            <w:r>
-              <w:rPr>
-                <w:sz w:val="18"/>
-                <w:szCs w:val="18"/>
-                <w:rFonts w:ascii="Calibri" w:cs="Calibri" w:eastAsia="Calibri" w:hAnsi="Calibri"/>
-              </w:rPr>
-              <w:t xml:space="preserve">. It is the single most quotable sentence in §2.4 and the reason the objective exists.</w:t>
-            </w:r>
-          </w:p>
-        </w:tc>
-      </w:tr>
-    </w:tbl>
-    <w:p>
-      <w:pPr>
-        <w:spacing w:after="120"/>
-      </w:pPr>
-    </w:p>
-    <w:p>
-      <w:pPr>
-        <w:keepNext/>
-        <w:spacing w:before="200" w:after="60"/>
-      </w:pPr>
-      <w:r>
-        <w:rPr>
-          <w:b/>
-          <w:bCs/>
-          <w:color w:val="1F3864"/>
-          <w:sz w:val="19"/>
-          <w:szCs w:val="19"/>
-          <w:rFonts w:ascii="Calibri" w:cs="Calibri" w:eastAsia="Calibri" w:hAnsi="Calibri"/>
-        </w:rPr>
-        <w:t xml:space="preserve">Q29. Type mapping</w:t>
-      </w:r>
-    </w:p>
-    <w:p>
-      <w:pPr>
-        <w:keepNext/>
-        <w:spacing w:after="60" w:line="264"/>
-      </w:pPr>
-      <w:r>
-        <w:rPr>
-          <w:sz w:val="19"/>
-          <w:szCs w:val="19"/>
-          <w:rFonts w:ascii="Calibri" w:cs="Calibri" w:eastAsia="Calibri" w:hAnsi="Calibri"/>
-        </w:rPr>
-        <w:t xml:space="preserve">A system performs acceptably at its expected load, but the team finds it cannot be grown to serve a substantially larger user base without breaching current response-time requirements. Which test type produced this result?</w:t>
-      </w:r>
-    </w:p>
-    <w:p>
-      <w:pPr>
-        <w:keepNext/>
-        <w:spacing w:after="40" w:line="258"/>
-        <w:ind w:left="300" w:hanging="160"/>
-      </w:pPr>
-      <w:r>
-        <w:rPr>
-          <w:sz w:val="18"/>
-          <w:szCs w:val="18"/>
-          <w:rFonts w:ascii="Calibri" w:cs="Calibri" w:eastAsia="Calibri" w:hAnsi="Calibri"/>
-        </w:rPr>
-        <w:t xml:space="preserve">a) Endurance testing</w:t>
-      </w:r>
-    </w:p>
-    <w:p>
-      <w:pPr>
-        <w:keepNext/>
-        <w:spacing w:after="40" w:line="258"/>
-        <w:ind w:left="300" w:hanging="160"/>
-      </w:pPr>
-      <w:r>
-        <w:rPr>
-          <w:b/>
-          <w:bCs/>
-          <w:color w:val="1E6B3A"/>
-          <w:sz w:val="18"/>
-          <w:szCs w:val="18"/>
-          <w:rFonts w:ascii="Calibri" w:cs="Calibri" w:eastAsia="Calibri" w:hAnsi="Calibri"/>
-        </w:rPr>
-        <w:t xml:space="preserve">b) Scalability testing   ✔</w:t>
-      </w:r>
-    </w:p>
-    <w:p>
-      <w:pPr>
-        <w:keepNext/>
-        <w:spacing w:after="40" w:line="258"/>
-        <w:ind w:left="300" w:hanging="160"/>
-      </w:pPr>
-      <w:r>
-        <w:rPr>
-          <w:sz w:val="18"/>
-          <w:szCs w:val="18"/>
-          <w:rFonts w:ascii="Calibri" w:cs="Calibri" w:eastAsia="Calibri" w:hAnsi="Calibri"/>
-        </w:rPr>
-        <w:t xml:space="preserve">c) Spike testing</w:t>
-      </w:r>
-    </w:p>
-    <w:p>
-      <w:pPr>
-        <w:keepNext/>
-        <w:spacing w:after="40" w:line="258"/>
-        <w:ind w:left="300" w:hanging="160"/>
-      </w:pPr>
-      <w:r>
-        <w:rPr>
-          <w:sz w:val="18"/>
-          <w:szCs w:val="18"/>
-          <w:rFonts w:ascii="Calibri" w:cs="Calibri" w:eastAsia="Calibri" w:hAnsi="Calibri"/>
-        </w:rPr>
-        <w:t xml:space="preserve">d) Concurrency testing</w:t>
-      </w:r>
-    </w:p>
-    <w:tbl>
-      <w:tblPr>
-        <w:tblW w:type="dxa" w:w="9638"/>
-        <w:tblBorders>
-          <w:top w:val="single" w:color="1E6B3A" w:sz="6"/>
-          <w:left w:val="single" w:color="1E6B3A" w:sz="6"/>
-          <w:bottom w:val="single" w:color="1E6B3A" w:sz="6"/>
-          <w:right w:val="single" w:color="1E6B3A" w:sz="6"/>
-          <w:insideH w:val="single" w:color="1E6B3A" w:sz="3"/>
-          <w:insideV w:val="none" w:color="1E6B3A" w:sz="0"/>
-        </w:tblBorders>
-      </w:tblPr>
-      <w:tblGrid>
-        <w:gridCol w:w="9638"/>
-      </w:tblGrid>
-      <w:tr>
-        <w:tc>
-          <w:tcPr>
-            <w:tcW w:type="dxa" w:w="9638"/>
-            <w:shd w:fill="E8F3EC" w:color="auto" w:val="clear"/>
-            <w:tcMar>
-              <w:top w:type="dxa" w:w="90"/>
-              <w:left w:type="dxa" w:w="140"/>
-              <w:bottom w:type="dxa" w:w="60"/>
-              <w:right w:type="dxa" w:w="140"/>
-            </w:tcMar>
-          </w:tcPr>
-          <w:p>
-            <w:pPr>
-              <w:spacing w:after="0"/>
-            </w:pPr>
-            <w:r>
-              <w:rPr>
-                <w:b/>
-                <w:bCs/>
-                <w:color w:val="1E6B3A"/>
-                <w:sz w:val="18"/>
-                <w:szCs w:val="18"/>
-                <w:rFonts w:ascii="Calibri" w:cs="Calibri" w:eastAsia="Calibri" w:hAnsi="Calibri"/>
-              </w:rPr>
-              <w:t xml:space="preserve">Correct answer: b   |   LO: PTFL-2.4.1 (K1) | Syllabus §2.4 (with §1.2)</w:t>
-            </w:r>
-          </w:p>
-        </w:tc>
-      </w:tr>
-      <w:tr>
-        <w:tc>
-          <w:tcPr>
-            <w:tcW w:type="dxa" w:w="9638"/>
-            <w:shd w:fill="E8F3EC" w:color="auto" w:val="clear"/>
-            <w:tcMar>
-              <w:top w:type="dxa" w:w="60"/>
-              <w:left w:type="dxa" w:w="140"/>
-              <w:bottom w:type="dxa" w:w="90"/>
-              <w:right w:type="dxa" w:w="140"/>
-            </w:tcMar>
-          </w:tcPr>
-          <w:p>
-            <w:pPr>
-              <w:spacing w:after="0" w:line="258"/>
-              <w:jc w:val="both"/>
-            </w:pPr>
-            <w:r>
-              <w:rPr>
-                <w:b/>
-                <w:bCs/>
-                <w:sz w:val="18"/>
-                <w:szCs w:val="18"/>
-                <w:rFonts w:ascii="Calibri" w:cs="Calibri" w:eastAsia="Calibri" w:hAnsi="Calibri"/>
-              </w:rPr>
-              <w:t xml:space="preserve">Why:</w:t>
-            </w:r>
-            <w:r>
-              <w:rPr>
-                <w:sz w:val="18"/>
-                <w:szCs w:val="18"/>
-                <w:rFonts w:ascii="Calibri" w:cs="Calibri" w:eastAsia="Calibri" w:hAnsi="Calibri"/>
-              </w:rPr>
-              <w:t xml:space="preserve"> </w:t>
-            </w:r>
-            <w:r>
-              <w:rPr>
-                <w:b/>
-                <w:bCs/>
-                <w:sz w:val="18"/>
-                <w:szCs w:val="18"/>
-                <w:rFonts w:ascii="Calibri" w:cs="Calibri" w:eastAsia="Calibri" w:hAnsi="Calibri"/>
-              </w:rPr>
-              <w:t xml:space="preserve">Scalability testing</w:t>
-            </w:r>
-            <w:r>
-              <w:rPr>
-                <w:sz w:val="18"/>
-                <w:szCs w:val="18"/>
-                <w:rFonts w:ascii="Calibri" w:cs="Calibri" w:eastAsia="Calibri" w:hAnsi="Calibri"/>
-              </w:rPr>
-              <w:t xml:space="preserve"> — the ability to meet </w:t>
-            </w:r>
-            <w:r>
-              <w:rPr>
-                <w:b/>
-                <w:bCs/>
-                <w:sz w:val="18"/>
-                <w:szCs w:val="18"/>
-                <w:rFonts w:ascii="Calibri" w:cs="Calibri" w:eastAsia="Calibri" w:hAnsi="Calibri"/>
-              </w:rPr>
-              <w:t xml:space="preserve">future efficiency requirements which may be beyond those currently required</w:t>
-            </w:r>
-            <w:r>
-              <w:rPr>
-                <w:sz w:val="18"/>
-                <w:szCs w:val="18"/>
-                <w:rFonts w:ascii="Calibri" w:cs="Calibri" w:eastAsia="Calibri" w:hAnsi="Calibri"/>
-              </w:rPr>
-              <w:t xml:space="preserve">, growing </w:t>
-            </w:r>
-            <w:r>
-              <w:rPr>
-                <w:b/>
-                <w:bCs/>
-                <w:sz w:val="18"/>
-                <w:szCs w:val="18"/>
-                <w:rFonts w:ascii="Calibri" w:cs="Calibri" w:eastAsia="Calibri" w:hAnsi="Calibri"/>
-              </w:rPr>
-              <w:t xml:space="preserve">without violating the currently specified performance requirements or failing</w:t>
-            </w:r>
-            <w:r>
-              <w:rPr>
-                <w:sz w:val="18"/>
-                <w:szCs w:val="18"/>
-                <w:rFonts w:ascii="Calibri" w:cs="Calibri" w:eastAsia="Calibri" w:hAnsi="Calibri"/>
-              </w:rPr>
-              <w:t xml:space="preserve">. The official Chapter 2 K1 question uses exactly this distractor: "</w:t>
-            </w:r>
-            <w:r>
-              <w:rPr>
-                <w:i/>
-                <w:iCs/>
-                <w:sz w:val="18"/>
-                <w:szCs w:val="18"/>
-                <w:rFonts w:ascii="Calibri" w:cs="Calibri" w:eastAsia="Calibri" w:hAnsi="Calibri"/>
-              </w:rPr>
               <w:t xml:space="preserve">the system performs well for the expected load, but can't scale to a larger load</w:t>
             </w:r>
             <w:r>
@@ -26108,279 +21563,6 @@
                 <w:rFonts w:ascii="Calibri" w:cs="Calibri" w:eastAsia="Calibri" w:hAnsi="Calibri"/>
               </w:rPr>
               <w:t xml:space="preserve">the result of a scalability test</w:t>
-            </w:r>
-            <w:r>
-              <w:rPr>
-                <w:sz w:val="18"/>
-                <w:szCs w:val="18"/>
-                <w:rFonts w:ascii="Calibri" w:cs="Calibri" w:eastAsia="Calibri" w:hAnsi="Calibri"/>
-              </w:rPr>
-              <w:t xml:space="preserve">.</w:t>
-            </w:r>
-          </w:p>
-        </w:tc>
-      </w:tr>
-    </w:tbl>
-    <w:p>
-      <w:pPr>
-        <w:spacing w:after="120"/>
-      </w:pPr>
-    </w:p>
-    <w:p>
-      <w:pPr>
-        <w:keepNext/>
-        <w:spacing w:before="200" w:after="60"/>
-      </w:pPr>
-      <w:r>
-        <w:rPr>
-          <w:b/>
-          <w:bCs/>
-          <w:color w:val="1F3864"/>
-          <w:sz w:val="19"/>
-          <w:szCs w:val="19"/>
-          <w:rFonts w:ascii="Calibri" w:cs="Calibri" w:eastAsia="Calibri" w:hAnsi="Calibri"/>
-        </w:rPr>
-        <w:t xml:space="preserve">Q30. Type mapping</w:t>
-      </w:r>
-    </w:p>
-    <w:p>
-      <w:pPr>
-        <w:keepNext/>
-        <w:spacing w:after="60" w:line="264"/>
-      </w:pPr>
-      <w:r>
-        <w:rPr>
-          <w:sz w:val="19"/>
-          <w:szCs w:val="19"/>
-          <w:rFonts w:ascii="Calibri" w:cs="Calibri" w:eastAsia="Calibri" w:hAnsi="Calibri"/>
-        </w:rPr>
-        <w:t xml:space="preserve">A long-running test shows the system's performance gradually degrading, with no change in the applied load. Which test type produced this result, and what class of cause does the syllabus associate with it?</w:t>
-      </w:r>
-    </w:p>
-    <w:p>
-      <w:pPr>
-        <w:keepNext/>
-        <w:spacing w:after="40" w:line="258"/>
-        <w:ind w:left="300" w:hanging="160"/>
-      </w:pPr>
-      <w:r>
-        <w:rPr>
-          <w:sz w:val="18"/>
-          <w:szCs w:val="18"/>
-          <w:rFonts w:ascii="Calibri" w:cs="Calibri" w:eastAsia="Calibri" w:hAnsi="Calibri"/>
-        </w:rPr>
-        <w:t xml:space="preserve">a) Spike testing; inability to return to a steady state</w:t>
-      </w:r>
-    </w:p>
-    <w:p>
-      <w:pPr>
-        <w:keepNext/>
-        <w:spacing w:after="40" w:line="258"/>
-        <w:ind w:left="300" w:hanging="160"/>
-      </w:pPr>
-      <w:r>
-        <w:rPr>
-          <w:sz w:val="18"/>
-          <w:szCs w:val="18"/>
-          <w:rFonts w:ascii="Calibri" w:cs="Calibri" w:eastAsia="Calibri" w:hAnsi="Calibri"/>
-        </w:rPr>
-        <w:t xml:space="preserve">b) Capacity testing; the stated performance objectives were set too high</w:t>
-      </w:r>
-    </w:p>
-    <w:p>
-      <w:pPr>
-        <w:keepNext/>
-        <w:spacing w:after="40" w:line="258"/>
-        <w:ind w:left="300" w:hanging="160"/>
-      </w:pPr>
-      <w:r>
-        <w:rPr>
-          <w:b/>
-          <w:bCs/>
-          <w:color w:val="1E6B3A"/>
-          <w:sz w:val="18"/>
-          <w:szCs w:val="18"/>
-          <w:rFonts w:ascii="Calibri" w:cs="Calibri" w:eastAsia="Calibri" w:hAnsi="Calibri"/>
-        </w:rPr>
-        <w:t xml:space="preserve">c) Endurance testing; resource capacity problems such as memory leaks, database connections and thread pools   ✔</w:t>
-      </w:r>
-    </w:p>
-    <w:p>
-      <w:pPr>
-        <w:keepNext/>
-        <w:spacing w:after="40" w:line="258"/>
-        <w:ind w:left="300" w:hanging="160"/>
-      </w:pPr>
-      <w:r>
-        <w:rPr>
-          <w:sz w:val="18"/>
-          <w:szCs w:val="18"/>
-          <w:rFonts w:ascii="Calibri" w:cs="Calibri" w:eastAsia="Calibri" w:hAnsi="Calibri"/>
-        </w:rPr>
-        <w:t xml:space="preserve">d) Stress testing; reduced availability of resources</w:t>
-      </w:r>
-    </w:p>
-    <w:tbl>
-      <w:tblPr>
-        <w:tblW w:type="dxa" w:w="9638"/>
-        <w:tblBorders>
-          <w:top w:val="single" w:color="1E6B3A" w:sz="6"/>
-          <w:left w:val="single" w:color="1E6B3A" w:sz="6"/>
-          <w:bottom w:val="single" w:color="1E6B3A" w:sz="6"/>
-          <w:right w:val="single" w:color="1E6B3A" w:sz="6"/>
-          <w:insideH w:val="single" w:color="1E6B3A" w:sz="3"/>
-          <w:insideV w:val="none" w:color="1E6B3A" w:sz="0"/>
-        </w:tblBorders>
-      </w:tblPr>
-      <w:tblGrid>
-        <w:gridCol w:w="9638"/>
-      </w:tblGrid>
-      <w:tr>
-        <w:tc>
-          <w:tcPr>
-            <w:tcW w:type="dxa" w:w="9638"/>
-            <w:shd w:fill="E8F3EC" w:color="auto" w:val="clear"/>
-            <w:tcMar>
-              <w:top w:type="dxa" w:w="90"/>
-              <w:left w:type="dxa" w:w="140"/>
-              <w:bottom w:type="dxa" w:w="60"/>
-              <w:right w:type="dxa" w:w="140"/>
-            </w:tcMar>
-          </w:tcPr>
-          <w:p>
-            <w:pPr>
-              <w:spacing w:after="0"/>
-            </w:pPr>
-            <w:r>
-              <w:rPr>
-                <w:b/>
-                <w:bCs/>
-                <w:color w:val="1E6B3A"/>
-                <w:sz w:val="18"/>
-                <w:szCs w:val="18"/>
-                <w:rFonts w:ascii="Calibri" w:cs="Calibri" w:eastAsia="Calibri" w:hAnsi="Calibri"/>
-              </w:rPr>
-              <w:t xml:space="preserve">Correct answer: c   |   LO: PTFL-2.4.1 (K1) | Syllabus §2.4 (with §1.2)</w:t>
-            </w:r>
-          </w:p>
-        </w:tc>
-      </w:tr>
-      <w:tr>
-        <w:tc>
-          <w:tcPr>
-            <w:tcW w:type="dxa" w:w="9638"/>
-            <w:shd w:fill="E8F3EC" w:color="auto" w:val="clear"/>
-            <w:tcMar>
-              <w:top w:type="dxa" w:w="60"/>
-              <w:left w:type="dxa" w:w="140"/>
-              <w:bottom w:type="dxa" w:w="90"/>
-              <w:right w:type="dxa" w:w="140"/>
-            </w:tcMar>
-          </w:tcPr>
-          <w:p>
-            <w:pPr>
-              <w:spacing w:after="0" w:line="258"/>
-              <w:jc w:val="both"/>
-            </w:pPr>
-            <w:r>
-              <w:rPr>
-                <w:b/>
-                <w:bCs/>
-                <w:sz w:val="18"/>
-                <w:szCs w:val="18"/>
-                <w:rFonts w:ascii="Calibri" w:cs="Calibri" w:eastAsia="Calibri" w:hAnsi="Calibri"/>
-              </w:rPr>
-              <w:t xml:space="preserve">Why:</w:t>
-            </w:r>
-            <w:r>
-              <w:rPr>
-                <w:sz w:val="18"/>
-                <w:szCs w:val="18"/>
-                <w:rFonts w:ascii="Calibri" w:cs="Calibri" w:eastAsia="Calibri" w:hAnsi="Calibri"/>
-              </w:rPr>
-              <w:t xml:space="preserve"> </w:t>
-            </w:r>
-            <w:r>
-              <w:rPr>
-                <w:b/>
-                <w:bCs/>
-                <w:sz w:val="18"/>
-                <w:szCs w:val="18"/>
-                <w:rFonts w:ascii="Calibri" w:cs="Calibri" w:eastAsia="Calibri" w:hAnsi="Calibri"/>
-              </w:rPr>
-              <w:t xml:space="preserve">Endurance testing</w:t>
-            </w:r>
-            <w:r>
-              <w:rPr>
-                <w:sz w:val="18"/>
-                <w:szCs w:val="18"/>
-                <w:rFonts w:ascii="Calibri" w:cs="Calibri" w:eastAsia="Calibri" w:hAnsi="Calibri"/>
-              </w:rPr>
-              <w:t xml:space="preserve"> focuses on </w:t>
-            </w:r>
-            <w:r>
-              <w:rPr>
-                <w:b/>
-                <w:bCs/>
-                <w:sz w:val="18"/>
-                <w:szCs w:val="18"/>
-                <w:rFonts w:ascii="Calibri" w:cs="Calibri" w:eastAsia="Calibri" w:hAnsi="Calibri"/>
-              </w:rPr>
-              <w:t xml:space="preserve">stability over a time frame specific to the system's operational context</w:t>
-            </w:r>
-            <w:r>
-              <w:rPr>
-                <w:sz w:val="18"/>
-                <w:szCs w:val="18"/>
-                <w:rFonts w:ascii="Calibri" w:cs="Calibri" w:eastAsia="Calibri" w:hAnsi="Calibri"/>
-              </w:rPr>
-              <w:t xml:space="preserve"> and verifies that there are </w:t>
-            </w:r>
-            <w:r>
-              <w:rPr>
-                <w:b/>
-                <w:bCs/>
-                <w:sz w:val="18"/>
-                <w:szCs w:val="18"/>
-                <w:rFonts w:ascii="Calibri" w:cs="Calibri" w:eastAsia="Calibri" w:hAnsi="Calibri"/>
-              </w:rPr>
-              <w:t xml:space="preserve">no resource capacity problems (e.g., memory leaks, database connections, thread pools) that may eventually degrade performance and/or cause failures at breaking points</w:t>
-            </w:r>
-            <w:r>
-              <w:rPr>
-                <w:sz w:val="18"/>
-                <w:szCs w:val="18"/>
-                <w:rFonts w:ascii="Calibri" w:cs="Calibri" w:eastAsia="Calibri" w:hAnsi="Calibri"/>
-              </w:rPr>
-              <w:t xml:space="preserve">. The official rationale confirms that </w:t>
-            </w:r>
-            <w:r>
-              <w:rPr>
-                <w:b/>
-                <w:bCs/>
-                <w:sz w:val="18"/>
-                <w:szCs w:val="18"/>
-                <w:rFonts w:ascii="Calibri" w:cs="Calibri" w:eastAsia="Calibri" w:hAnsi="Calibri"/>
-              </w:rPr>
-              <w:t xml:space="preserve">gradual performance degradation is a result of an endurance test</w:t>
-            </w:r>
-            <w:r>
-              <w:rPr>
-                <w:sz w:val="18"/>
-                <w:szCs w:val="18"/>
-                <w:rFonts w:ascii="Calibri" w:cs="Calibri" w:eastAsia="Calibri" w:hAnsi="Calibri"/>
-              </w:rPr>
-              <w:t xml:space="preserve">, and Chapter 1's failure-mode table maps the same symptom to </w:t>
-            </w:r>
-            <w:r>
-              <w:rPr>
-                <w:b/>
-                <w:bCs/>
-                <w:sz w:val="18"/>
-                <w:szCs w:val="18"/>
-                <w:rFonts w:ascii="Calibri" w:cs="Calibri" w:eastAsia="Calibri" w:hAnsi="Calibri"/>
-              </w:rPr>
-              <w:t xml:space="preserve">degraded response over time</w:t>
             </w:r>
             <w:r>
               <w:rPr>
@@ -26684,7 +21866,7 @@
                 <w:szCs w:val="17"/>
                 <w:rFonts w:ascii="Calibri" w:cs="Calibri" w:eastAsia="Calibri" w:hAnsi="Calibri"/>
               </w:rPr>
-              <w:t xml:space="preserve"> lives — Q1, Q8–Q11, Q14, Q15</w:t>
+              <w:t xml:space="preserve"> lives — Q1, Q5</w:t>
             </w:r>
           </w:p>
         </w:tc>
@@ -26830,7 +22012,7 @@
                 <w:szCs w:val="17"/>
                 <w:rFonts w:ascii="Calibri" w:cs="Calibri" w:eastAsia="Calibri" w:hAnsi="Calibri"/>
               </w:rPr>
-              <w:t xml:space="preserve"> — Q3, Q21–Q26</w:t>
+              <w:t xml:space="preserve"> — Q3, Q10, Q11</w:t>
             </w:r>
           </w:p>
         </w:tc>
@@ -26940,7 +22122,7 @@
                 <w:szCs w:val="17"/>
                 <w:rFonts w:ascii="Calibri" w:cs="Calibri" w:eastAsia="Calibri" w:hAnsi="Calibri"/>
               </w:rPr>
-              <w:t xml:space="preserve">Why results are aggregated, and what aggregation does to outliers — Q2, Q16–Q20</w:t>
+              <w:t xml:space="preserve">Why results are aggregated, and what aggregation does to outliers — Q2, Q8, Q9</w:t>
             </w:r>
           </w:p>
         </w:tc>
@@ -27050,7 +22232,7 @@
                 <w:szCs w:val="17"/>
                 <w:rFonts w:ascii="Calibri" w:cs="Calibri" w:eastAsia="Calibri" w:hAnsi="Calibri"/>
               </w:rPr>
-              <w:t xml:space="preserve">Mapping an observed outcome back to the test type that produced it — Q4, Q29, Q30</w:t>
+              <w:t xml:space="preserve">Mapping an observed outcome back to the test type that produced it — Q4, Q12, Q13</w:t>
             </w:r>
           </w:p>
         </w:tc>
@@ -27192,14 +22374,6 @@
             </w:pPr>
             <w:r>
               <w:rPr>
-                <w:sz w:val="17"/>
-                <w:szCs w:val="17"/>
-                <w:rFonts w:ascii="Calibri" w:cs="Calibri" w:eastAsia="Calibri" w:hAnsi="Calibri"/>
-              </w:rPr>
-              <w:t xml:space="preserve">The six project risks of not defining metrics first; </w:t>
-            </w:r>
-            <w:r>
-              <w:rPr>
                 <w:b/>
                 <w:bCs/>
                 <w:sz w:val="17"/>
@@ -27214,7 +22388,7 @@
                 <w:szCs w:val="17"/>
                 <w:rFonts w:ascii="Calibri" w:cs="Calibri" w:eastAsia="Calibri" w:hAnsi="Calibri"/>
               </w:rPr>
-              <w:t xml:space="preserve"> and its caveat — Q5, Q12, Q13</w:t>
+              <w:t xml:space="preserve"> and its caveat, plus the project risks of not defining metrics first — Q6, Q7</w:t>
             </w:r>
           </w:p>
         </w:tc>
